--- a/pr-preview/pr-424/linear-algebra-rank-nullity.docx
+++ b/pr-preview/pr-424/linear-algebra-rank-nullity.docx
@@ -15,10 +15,10 @@
         <w:pStyle w:val="Date"/>
       </w:pPr>
       <w:r>
-        <w:t xml:space="preserve">Last modified: 2026-10-19 13:26:01 (PDT)</w:t>
+        <w:t xml:space="preserve">Last modified: 2026-10-19 23:35:06 (PDT)</w:t>
       </w:r>
     </w:p>
-    <w:bookmarkStart w:id="44" w:name="sec-column-null-space"/>
+    <w:bookmarkStart w:id="39" w:name="sec-column-null-space"/>
     <w:p>
       <w:pPr>
         <w:pStyle w:val="Heading2"/>
@@ -7440,7 +7440,7 @@
       </w:r>
     </w:p>
     <w:bookmarkEnd w:id="36"/>
-    <w:bookmarkStart w:id="39" w:name="thm-gram-properties"/>
+    <w:bookmarkStart w:id="37" w:name="thm-null-gram"/>
     <w:p>
       <w:pPr>
         <w:pStyle w:val="BodyText"/>
@@ -7450,857 +7450,7 @@
           <w:b/>
           <w:bCs/>
         </w:rPr>
-        <w:t xml:space="preserve">Theorem 5 (Entries and symmetry of a Gram matrix)</w:t>
-      </w:r>
-      <w:r>
-        <w:t xml:space="preserve"> </w:t>
-      </w:r>
-      <w:r>
-        <w:t xml:space="preserve">Let</w:t>
-      </w:r>
-      <w:r>
-        <w:t xml:space="preserve"> </w:t>
-      </w:r>
-      <m:oMath>
-        <m:r>
-          <m:rPr>
-            <m:sty m:val="bi"/>
-          </m:rPr>
-          <m:t>A</m:t>
-        </m:r>
-      </m:oMath>
-      <w:r>
-        <w:t xml:space="preserve"> </w:t>
-      </w:r>
-      <w:r>
-        <w:t xml:space="preserve">be an</w:t>
-      </w:r>
-      <w:r>
-        <w:t xml:space="preserve"> </w:t>
-      </w:r>
-      <m:oMath>
-        <m:r>
-          <m:t>m</m:t>
-        </m:r>
-        <m:r>
-          <m:rPr>
-            <m:sty m:val="p"/>
-          </m:rPr>
-          <m:t>×</m:t>
-        </m:r>
-        <m:r>
-          <m:t>n</m:t>
-        </m:r>
-      </m:oMath>
-      <w:r>
-        <w:t xml:space="preserve"> </w:t>
-      </w:r>
-      <w:r>
-        <w:t xml:space="preserve">matrix with columns</w:t>
-      </w:r>
-      <w:r>
-        <w:t xml:space="preserve"> </w:t>
-      </w:r>
-      <w:r>
-        <w:t xml:space="preserve">$\mathord{\smash[b]{\underset{\raise.3ex\hbox{$\scriptstyle\sim$}}{a}}\vphantom{a}}_1, \ldots, \mathord{\smash[b]{\underset{\raise.3ex\hbox{$\scriptstyle\sim$}}{a}}\vphantom{a}}_n$</w:t>
-      </w:r>
-      <w:r>
-        <w:t xml:space="preserve">,</w:t>
-      </w:r>
-      <w:r>
-        <w:t xml:space="preserve"> </w:t>
-      </w:r>
-      <w:r>
-        <w:t xml:space="preserve">and let</w:t>
-      </w:r>
-      <w:r>
-        <w:t xml:space="preserve"> </w:t>
-      </w:r>
-      <m:oMath>
-        <m:r>
-          <m:rPr>
-            <m:sty m:val="bi"/>
-          </m:rPr>
-          <m:t>G</m:t>
-        </m:r>
-        <m:r>
-          <m:rPr>
-            <m:sty m:val="p"/>
-          </m:rPr>
-          <m:t>=</m:t>
-        </m:r>
-        <m:sSup>
-          <m:e>
-            <m:r>
-              <m:rPr>
-                <m:sty m:val="bi"/>
-              </m:rPr>
-              <m:t>A</m:t>
-            </m:r>
-          </m:e>
-          <m:sup>
-            <m:r>
-              <m:rPr>
-                <m:sty m:val="p"/>
-              </m:rPr>
-              <m:t>⊤</m:t>
-            </m:r>
-          </m:sup>
-        </m:sSup>
-        <m:r>
-          <m:rPr>
-            <m:sty m:val="bi"/>
-          </m:rPr>
-          <m:t>A</m:t>
-        </m:r>
-      </m:oMath>
-      <w:r>
-        <w:t xml:space="preserve"> </w:t>
-      </w:r>
-      <w:r>
-        <w:t xml:space="preserve">(</w:t>
-      </w:r>
-      <w:hyperlink w:anchor="def-gram-matrix">
-        <w:r>
-          <w:rPr>
-            <w:rStyle w:val="Hyperlink"/>
-          </w:rPr>
-          <w:t xml:space="preserve">Definition 6</w:t>
-        </w:r>
-      </w:hyperlink>
-      <w:r>
-        <w:t xml:space="preserve">).</w:t>
-      </w:r>
-    </w:p>
-    <w:p>
-      <w:pPr>
-        <w:pStyle w:val="Compact"/>
-        <w:numPr>
-          <w:ilvl w:val="0"/>
-          <w:numId w:val="1002"/>
-        </w:numPr>
-      </w:pPr>
-      <w:r>
-        <w:t xml:space="preserve">Entry</w:t>
-      </w:r>
-      <w:r>
-        <w:t xml:space="preserve"> </w:t>
-      </w:r>
-      <m:oMath>
-        <m:r>
-          <m:rPr>
-            <m:sty m:val="p"/>
-          </m:rPr>
-          <m:t>(</m:t>
-        </m:r>
-        <m:r>
-          <m:t>i</m:t>
-        </m:r>
-        <m:r>
-          <m:rPr>
-            <m:sty m:val="p"/>
-          </m:rPr>
-          <m:t>,</m:t>
-        </m:r>
-        <m:r>
-          <m:t>j</m:t>
-        </m:r>
-        <m:r>
-          <m:rPr>
-            <m:sty m:val="p"/>
-          </m:rPr>
-          <m:t>)</m:t>
-        </m:r>
-      </m:oMath>
-      <w:r>
-        <w:t xml:space="preserve"> </w:t>
-      </w:r>
-      <w:r>
-        <w:t xml:space="preserve">of</w:t>
-      </w:r>
-      <w:r>
-        <w:t xml:space="preserve"> </w:t>
-      </w:r>
-      <m:oMath>
-        <m:r>
-          <m:rPr>
-            <m:sty m:val="bi"/>
-          </m:rPr>
-          <m:t>G</m:t>
-        </m:r>
-      </m:oMath>
-      <w:r>
-        <w:t xml:space="preserve"> </w:t>
-      </w:r>
-      <w:r>
-        <w:t xml:space="preserve">is</w:t>
-      </w:r>
-      <w:r>
-        <w:t xml:space="preserve"> </w:t>
-      </w:r>
-      <w:r>
-        <w:t xml:space="preserve">$\mathord{\smash[b]{\underset{\raise.3ex\hbox{$\scriptstyle\sim$}}{a}}\vphantom{a}}_i \cdot \mathord{\smash[b]{\underset{\raise.3ex\hbox{$\scriptstyle\sim$}}{a}}\vphantom{a}}_j$</w:t>
-      </w:r>
-      <w:r>
-        <w:t xml:space="preserve">.</w:t>
-      </w:r>
-    </w:p>
-    <w:p>
-      <w:pPr>
-        <w:pStyle w:val="Compact"/>
-        <w:numPr>
-          <w:ilvl w:val="0"/>
-          <w:numId w:val="1002"/>
-        </w:numPr>
-      </w:pPr>
-      <m:oMath>
-        <m:r>
-          <m:rPr>
-            <m:sty m:val="bi"/>
-          </m:rPr>
-          <m:t>G</m:t>
-        </m:r>
-      </m:oMath>
-      <w:r>
-        <w:t xml:space="preserve"> </w:t>
-      </w:r>
-      <w:r>
-        <w:t xml:space="preserve">is symmetric (</w:t>
-      </w:r>
-      <w:hyperlink r:id="rId37">
-        <w:r>
-          <w:rPr>
-            <w:rStyle w:val="Hyperlink"/>
-          </w:rPr>
-          <w:t xml:space="preserve">Definition 3 in Special Matrices and Decompositions</w:t>
-        </w:r>
-      </w:hyperlink>
-      <w:r>
-        <w:t xml:space="preserve">).</w:t>
-      </w:r>
-    </w:p>
-    <w:p>
-      <w:pPr>
-        <w:pStyle w:val="Compact"/>
-        <w:numPr>
-          <w:ilvl w:val="0"/>
-          <w:numId w:val="1002"/>
-        </w:numPr>
-      </w:pPr>
-      <w:r>
-        <w:t xml:space="preserve">${\mathord{\smash[b]{\underset{\raise.3ex\hbox{$\scriptstyle\sim$}}{x}}\vphantom{x}}}^{\top} \mathbf{G} \mathord{\smash[b]{\underset{\raise.3ex\hbox{$\scriptstyle\sim$}}{x}}\vphantom{x}} = \mathopen{}\left\lVert\mathbf{A} \mathord{\smash[b]{\underset{\raise.3ex\hbox{$\scriptstyle\sim$}}{x}}\vphantom{x}}\right\rVert\mathclose{}^2 \ge 0$</w:t>
-      </w:r>
-      <w:r>
-        <w:t xml:space="preserve"> </w:t>
-      </w:r>
-      <w:r>
-        <w:t xml:space="preserve">for every</w:t>
-      </w:r>
-      <w:r>
-        <w:t xml:space="preserve"> </w:t>
-      </w:r>
-      <w:r>
-        <w:t xml:space="preserve">$\mathord{\smash[b]{\underset{\raise.3ex\hbox{$\scriptstyle\sim$}}{x}}\vphantom{x}}\in \mathbb{R}^n$</w:t>
-      </w:r>
-      <w:r>
-        <w:t xml:space="preserve">,</w:t>
-      </w:r>
-      <w:r>
-        <w:t xml:space="preserve"> </w:t>
-      </w:r>
-      <w:r>
-        <w:t xml:space="preserve">so</w:t>
-      </w:r>
-      <w:r>
-        <w:t xml:space="preserve"> </w:t>
-      </w:r>
-      <m:oMath>
-        <m:r>
-          <m:rPr>
-            <m:sty m:val="bi"/>
-          </m:rPr>
-          <m:t>G</m:t>
-        </m:r>
-      </m:oMath>
-      <w:r>
-        <w:t xml:space="preserve"> </w:t>
-      </w:r>
-      <w:r>
-        <w:t xml:space="preserve">is</w:t>
-      </w:r>
-      <w:r>
-        <w:t xml:space="preserve"> </w:t>
-      </w:r>
-      <w:hyperlink r:id="rId38">
-        <w:r>
-          <w:rPr>
-            <w:rStyle w:val="Hyperlink"/>
-          </w:rPr>
-          <w:t xml:space="preserve">positive semidefinite</w:t>
-        </w:r>
-      </w:hyperlink>
-      <w:r>
-        <w:t xml:space="preserve">.</w:t>
-      </w:r>
-    </w:p>
-    <w:bookmarkEnd w:id="39"/>
-    <w:p>
-      <w:pPr>
-        <w:pStyle w:val="FirstParagraph"/>
-      </w:pPr>
-      <w:r>
-        <w:rPr>
-          <w:i/>
-          <w:iCs/>
-        </w:rPr>
-        <w:t xml:space="preserve">Proof</w:t>
-      </w:r>
-      <w:r>
-        <w:t xml:space="preserve">. </w:t>
-      </w:r>
-      <w:r>
-        <w:rPr>
-          <w:b/>
-          <w:bCs/>
-        </w:rPr>
-        <w:t xml:space="preserve">Entries.</w:t>
-      </w:r>
-      <w:r>
-        <w:t xml:space="preserve"> </w:t>
-      </w:r>
-      <w:r>
-        <w:t xml:space="preserve">Row</w:t>
-      </w:r>
-      <w:r>
-        <w:t xml:space="preserve"> </w:t>
-      </w:r>
-      <m:oMath>
-        <m:r>
-          <m:t>i</m:t>
-        </m:r>
-      </m:oMath>
-      <w:r>
-        <w:t xml:space="preserve"> </w:t>
-      </w:r>
-      <w:r>
-        <w:t xml:space="preserve">of</w:t>
-      </w:r>
-      <w:r>
-        <w:t xml:space="preserve"> </w:t>
-      </w:r>
-      <m:oMath>
-        <m:sSup>
-          <m:e>
-            <m:r>
-              <m:rPr>
-                <m:sty m:val="bi"/>
-              </m:rPr>
-              <m:t>A</m:t>
-            </m:r>
-          </m:e>
-          <m:sup>
-            <m:r>
-              <m:rPr>
-                <m:sty m:val="p"/>
-              </m:rPr>
-              <m:t>⊤</m:t>
-            </m:r>
-          </m:sup>
-        </m:sSup>
-      </m:oMath>
-      <w:r>
-        <w:t xml:space="preserve"> </w:t>
-      </w:r>
-      <w:r>
-        <w:t xml:space="preserve">is</w:t>
-      </w:r>
-      <w:r>
-        <w:t xml:space="preserve"> </w:t>
-      </w:r>
-      <w:r>
-        <w:t xml:space="preserve">${\mathord{\smash[b]{\underset{\raise.3ex\hbox{$\scriptstyle\sim$}}{a}}\vphantom{a}}_i}^{\top}$</w:t>
-      </w:r>
-      <w:r>
-        <w:t xml:space="preserve">,</w:t>
-      </w:r>
-      <w:r>
-        <w:t xml:space="preserve"> </w:t>
-      </w:r>
-      <w:r>
-        <w:t xml:space="preserve">so entry</w:t>
-      </w:r>
-      <w:r>
-        <w:t xml:space="preserve"> </w:t>
-      </w:r>
-      <m:oMath>
-        <m:r>
-          <m:rPr>
-            <m:sty m:val="p"/>
-          </m:rPr>
-          <m:t>(</m:t>
-        </m:r>
-        <m:r>
-          <m:t>i</m:t>
-        </m:r>
-        <m:r>
-          <m:rPr>
-            <m:sty m:val="p"/>
-          </m:rPr>
-          <m:t>,</m:t>
-        </m:r>
-        <m:r>
-          <m:t>j</m:t>
-        </m:r>
-        <m:r>
-          <m:rPr>
-            <m:sty m:val="p"/>
-          </m:rPr>
-          <m:t>)</m:t>
-        </m:r>
-      </m:oMath>
-      <w:r>
-        <w:t xml:space="preserve"> </w:t>
-      </w:r>
-      <w:r>
-        <w:t xml:space="preserve">of</w:t>
-      </w:r>
-      <w:r>
-        <w:t xml:space="preserve"> </w:t>
-      </w:r>
-      <m:oMath>
-        <m:sSup>
-          <m:e>
-            <m:r>
-              <m:rPr>
-                <m:sty m:val="bi"/>
-              </m:rPr>
-              <m:t>A</m:t>
-            </m:r>
-          </m:e>
-          <m:sup>
-            <m:r>
-              <m:rPr>
-                <m:sty m:val="p"/>
-              </m:rPr>
-              <m:t>⊤</m:t>
-            </m:r>
-          </m:sup>
-        </m:sSup>
-        <m:r>
-          <m:rPr>
-            <m:sty m:val="bi"/>
-          </m:rPr>
-          <m:t>A</m:t>
-        </m:r>
-      </m:oMath>
-      <w:r>
-        <w:t xml:space="preserve"> </w:t>
-      </w:r>
-      <w:r>
-        <w:t xml:space="preserve">is the dot product of that row with column</w:t>
-      </w:r>
-      <w:r>
-        <w:t xml:space="preserve"> </w:t>
-      </w:r>
-      <m:oMath>
-        <m:r>
-          <m:t>j</m:t>
-        </m:r>
-      </m:oMath>
-      <w:r>
-        <w:t xml:space="preserve"> </w:t>
-      </w:r>
-      <w:r>
-        <w:t xml:space="preserve">of</w:t>
-      </w:r>
-      <w:r>
-        <w:t xml:space="preserve"> </w:t>
-      </w:r>
-      <m:oMath>
-        <m:r>
-          <m:rPr>
-            <m:sty m:val="bi"/>
-          </m:rPr>
-          <m:t>A</m:t>
-        </m:r>
-      </m:oMath>
-      <w:r>
-        <w:t xml:space="preserve">,</w:t>
-      </w:r>
-      <w:r>
-        <w:t xml:space="preserve"> </w:t>
-      </w:r>
-      <w:r>
-        <w:t xml:space="preserve">namely</w:t>
-      </w:r>
-      <w:r>
-        <w:t xml:space="preserve"> </w:t>
-      </w:r>
-      <w:r>
-        <w:t xml:space="preserve">${\mathord{\smash[b]{\underset{\raise.3ex\hbox{$\scriptstyle\sim$}}{a}}\vphantom{a}}_i}^{\top} \mathord{\smash[b]{\underset{\raise.3ex\hbox{$\scriptstyle\sim$}}{a}}\vphantom{a}}_j = \mathord{\smash[b]{\underset{\raise.3ex\hbox{$\scriptstyle\sim$}}{a}}\vphantom{a}}_i \cdot \mathord{\smash[b]{\underset{\raise.3ex\hbox{$\scriptstyle\sim$}}{a}}\vphantom{a}}_j$</w:t>
-      </w:r>
-      <w:r>
-        <w:t xml:space="preserve">.</w:t>
-      </w:r>
-    </w:p>
-    <w:p>
-      <w:pPr>
-        <w:pStyle w:val="BodyText"/>
-      </w:pPr>
-      <w:r>
-        <w:rPr>
-          <w:b/>
-          <w:bCs/>
-        </w:rPr>
-        <w:t xml:space="preserve">Symmetry.</w:t>
-      </w:r>
-      <w:r>
-        <w:t xml:space="preserve"> </w:t>
-      </w:r>
-      <w:r>
-        <w:t xml:space="preserve">The dot product is commutative, so</w:t>
-      </w:r>
-    </w:p>
-    <w:p>
-      <w:pPr>
-        <w:pStyle w:val="BodyText"/>
-      </w:pPr>
-      <w:r>
-        <w:t xml:space="preserve">$$
-    \begin{aligned}
-    g_{ij} &amp;= \mathord{\smash[b]{\underset{\raise.3ex\hbox{$\scriptstyle\sim$}}{a}}\vphantom{a}}_i \cdot \mathord{\smash[b]{\underset{\raise.3ex\hbox{$\scriptstyle\sim$}}{a}}\vphantom{a}}_j \\
-    &amp;= \mathord{\smash[b]{\underset{\raise.3ex\hbox{$\scriptstyle\sim$}}{a}}\vphantom{a}}_j \cdot \mathord{\smash[b]{\underset{\raise.3ex\hbox{$\scriptstyle\sim$}}{a}}\vphantom{a}}_i \\
-    &amp;= g_{ji}.
-    \end{aligned}
-    $$</w:t>
-      </w:r>
-    </w:p>
-    <w:p>
-      <w:pPr>
-        <w:pStyle w:val="FirstParagraph"/>
-      </w:pPr>
-      <w:r>
-        <w:rPr>
-          <w:b/>
-          <w:bCs/>
-        </w:rPr>
-        <w:t xml:space="preserve">Positive semidefiniteness.</w:t>
-      </w:r>
-      <w:r>
-        <w:t xml:space="preserve"> </w:t>
-      </w:r>
-      <w:r>
-        <w:t xml:space="preserve">For any</w:t>
-      </w:r>
-      <w:r>
-        <w:t xml:space="preserve"> </w:t>
-      </w:r>
-      <w:r>
-        <w:t xml:space="preserve">$\mathord{\smash[b]{\underset{\raise.3ex\hbox{$\scriptstyle\sim$}}{x}}\vphantom{x}}$</w:t>
-      </w:r>
-      <w:r>
-        <w:t xml:space="preserve">,</w:t>
-      </w:r>
-    </w:p>
-    <w:p>
-      <w:pPr>
-        <w:pStyle w:val="BodyText"/>
-      </w:pPr>
-      <w:r>
-        <w:t xml:space="preserve">$$
-    \begin{aligned}
-    {\mathord{\smash[b]{\underset{\raise.3ex\hbox{$\scriptstyle\sim$}}{x}}\vphantom{x}}}^{\top} \mathbf{G} \mathord{\smash[b]{\underset{\raise.3ex\hbox{$\scriptstyle\sim$}}{x}}\vphantom{x}}
-    &amp;= {\mathord{\smash[b]{\underset{\raise.3ex\hbox{$\scriptstyle\sim$}}{x}}\vphantom{x}}}^{\top}\,{\mathbf{A}}^{\top}\,\mathbf{A} \mathord{\smash[b]{\underset{\raise.3ex\hbox{$\scriptstyle\sim$}}{x}}\vphantom{x}}
-    &amp;&amp; \text{(substitute } \mathbf{G} \text{)}
-    \\
-    &amp;= {(\mathbf{A} \mathord{\smash[b]{\underset{\raise.3ex\hbox{$\scriptstyle\sim$}}{x}}\vphantom{x}})}^{\top}\,(\mathbf{A} \mathord{\smash[b]{\underset{\raise.3ex\hbox{$\scriptstyle\sim$}}{x}}\vphantom{x}})
-    &amp;&amp; \text{(}\text{Theorem~17 in Matrices}\text{)}
-    \\
-    &amp;= \mathopen{}\left\lVert\mathbf{A} \mathord{\smash[b]{\underset{\raise.3ex\hbox{$\scriptstyle\sim$}}{x}}\vphantom{x}}\right\rVert\mathclose{}^2
-    &amp;&amp; \text{(}\text{Equation~2 in Vectors}\text{, squared)}
-    \\
-    &amp;\ge 0.
-    &amp;&amp; \text{(a squared norm is nonnegative)}
-    \end{aligned}
-    $$</w:t>
-      </w:r>
-    </w:p>
-    <w:bookmarkStart w:id="41" w:name="exm-gram-properties"/>
-    <w:p>
-      <w:pPr>
-        <w:pStyle w:val="FirstParagraph"/>
-      </w:pPr>
-      <w:r>
-        <w:rPr>
-          <w:b/>
-          <w:bCs/>
-        </w:rPr>
-        <w:t xml:space="preserve">Example 9 (Checking the properties on a small Gram matrix)</w:t>
-      </w:r>
-      <w:r>
-        <w:t xml:space="preserve"> </w:t>
-      </w:r>
-      <w:r>
-        <w:t xml:space="preserve">For</w:t>
-      </w:r>
-      <w:r>
-        <w:t xml:space="preserve"> </w:t>
-      </w:r>
-      <m:oMath>
-        <m:r>
-          <m:rPr>
-            <m:sty m:val="bi"/>
-          </m:rPr>
-          <m:t>A</m:t>
-        </m:r>
-      </m:oMath>
-      <w:r>
-        <w:t xml:space="preserve"> </w:t>
-      </w:r>
-      <w:r>
-        <w:t xml:space="preserve">in</w:t>
-      </w:r>
-      <w:r>
-        <w:t xml:space="preserve"> </w:t>
-      </w:r>
-      <w:hyperlink w:anchor="exm-gram-matrix">
-        <w:r>
-          <w:rPr>
-            <w:rStyle w:val="Hyperlink"/>
-          </w:rPr>
-          <w:t xml:space="preserve">Example 8</w:t>
-        </w:r>
-      </w:hyperlink>
-      <w:r>
-        <w:t xml:space="preserve">,</w:t>
-      </w:r>
-      <w:r>
-        <w:t xml:space="preserve"> </w:t>
-      </w:r>
-      <m:oMath>
-        <m:r>
-          <m:rPr>
-            <m:sty m:val="bi"/>
-          </m:rPr>
-          <m:t>G</m:t>
-        </m:r>
-        <m:r>
-          <m:rPr>
-            <m:sty m:val="p"/>
-          </m:rPr>
-          <m:t>=</m:t>
-        </m:r>
-        <m:d>
-          <m:dPr>
-            <m:begChr m:val="["/>
-            <m:sepChr m:val=""/>
-            <m:endChr m:val="]"/>
-            <m:grow/>
-          </m:dPr>
-          <m:e>
-            <m:m>
-              <m:mPr>
-                <m:baseJc m:val="center"/>
-                <m:plcHide m:val="on"/>
-                <m:mcs>
-                  <m:mc>
-                    <m:mcPr>
-                      <m:mcJc m:val="center"/>
-                      <m:count m:val="1"/>
-                    </m:mcPr>
-                  </m:mc>
-                  <m:mc>
-                    <m:mcPr>
-                      <m:mcJc m:val="center"/>
-                      <m:count m:val="1"/>
-                    </m:mcPr>
-                  </m:mc>
-                </m:mcs>
-              </m:mPr>
-              <m:mr>
-                <m:e>
-                  <m:r>
-                    <m:t>2</m:t>
-                  </m:r>
-                </m:e>
-                <m:e>
-                  <m:r>
-                    <m:t>1</m:t>
-                  </m:r>
-                </m:e>
-              </m:mr>
-              <m:mr>
-                <m:e>
-                  <m:r>
-                    <m:t>1</m:t>
-                  </m:r>
-                </m:e>
-                <m:e>
-                  <m:r>
-                    <m:t>2</m:t>
-                  </m:r>
-                </m:e>
-              </m:mr>
-            </m:m>
-          </m:e>
-        </m:d>
-      </m:oMath>
-      <w:r>
-        <w:t xml:space="preserve">.</w:t>
-      </w:r>
-      <w:r>
-        <w:t xml:space="preserve"> </w:t>
-      </w:r>
-      <w:r>
-        <w:t xml:space="preserve">It is symmetric:</w:t>
-      </w:r>
-      <w:r>
-        <w:t xml:space="preserve"> </w:t>
-      </w:r>
-      <m:oMath>
-        <m:sSub>
-          <m:e>
-            <m:r>
-              <m:t>g</m:t>
-            </m:r>
-          </m:e>
-          <m:sub>
-            <m:r>
-              <m:t>12</m:t>
-            </m:r>
-          </m:sub>
-        </m:sSub>
-        <m:r>
-          <m:rPr>
-            <m:sty m:val="p"/>
-          </m:rPr>
-          <m:t>=</m:t>
-        </m:r>
-        <m:sSub>
-          <m:e>
-            <m:r>
-              <m:t>g</m:t>
-            </m:r>
-          </m:e>
-          <m:sub>
-            <m:r>
-              <m:t>21</m:t>
-            </m:r>
-          </m:sub>
-        </m:sSub>
-        <m:r>
-          <m:rPr>
-            <m:sty m:val="p"/>
-          </m:rPr>
-          <m:t>=</m:t>
-        </m:r>
-        <m:r>
-          <m:t>1</m:t>
-        </m:r>
-      </m:oMath>
-      <w:r>
-        <w:t xml:space="preserve">.</w:t>
-      </w:r>
-      <w:r>
-        <w:t xml:space="preserve"> </w:t>
-      </w:r>
-      <w:r>
-        <w:t xml:space="preserve">Take</w:t>
-      </w:r>
-      <w:r>
-        <w:t xml:space="preserve"> </w:t>
-      </w:r>
-      <w:r>
-        <w:t xml:space="preserve">$\mathord{\smash[b]{\underset{\raise.3ex\hbox{$\scriptstyle\sim$}}{x}}\vphantom{x}}= (1, -1)$</w:t>
-      </w:r>
-      <w:r>
-        <w:t xml:space="preserve">. Then</w:t>
-      </w:r>
-    </w:p>
-    <w:p>
-      <w:pPr>
-        <w:pStyle w:val="BodyText"/>
-      </w:pPr>
-      <w:r>
-        <w:t xml:space="preserve">$$
-    \begin{aligned}
-    {\mathord{\smash[b]{\underset{\raise.3ex\hbox{$\scriptstyle\sim$}}{x}}\vphantom{x}}}^{\top} \mathbf{G} \mathord{\smash[b]{\underset{\raise.3ex\hbox{$\scriptstyle\sim$}}{x}}\vphantom{x}}
-    &amp;= \begin{bmatrix} 1 &amp; -1 \end{bmatrix} \begin{bmatrix} 1 \\ -1 \end{bmatrix}
-    &amp;&amp; \text{(} \mathbf{G} \mathord{\smash[b]{\underset{\raise.3ex\hbox{$\scriptstyle\sim$}}{x}}\vphantom{x}}= (1, -1) \text{)}
-    \\
-    &amp;= 2,
-    &amp;&amp; \text{(multiply and add)}
-    \end{aligned}
-    $$</w:t>
-      </w:r>
-    </w:p>
-    <w:p>
-      <w:pPr>
-        <w:pStyle w:val="FirstParagraph"/>
-      </w:pPr>
-      <w:r>
-        <w:t xml:space="preserve">and</w:t>
-      </w:r>
-      <w:r>
-        <w:t xml:space="preserve"> </w:t>
-      </w:r>
-      <w:r>
-        <w:t xml:space="preserve">$\mathbf{A} \mathord{\smash[b]{\underset{\raise.3ex\hbox{$\scriptstyle\sim$}}{x}}\vphantom{x}}= (1, 0, -1)$</w:t>
-      </w:r>
-      <w:r>
-        <w:t xml:space="preserve"> </w:t>
-      </w:r>
-      <w:r>
-        <w:t xml:space="preserve">has</w:t>
-      </w:r>
-      <w:r>
-        <w:t xml:space="preserve"> </w:t>
-      </w:r>
-      <w:r>
-        <w:t xml:space="preserve">$\mathopen{}\left\lVert\mathbf{A} \mathord{\smash[b]{\underset{\raise.3ex\hbox{$\scriptstyle\sim$}}{x}}\vphantom{x}}\right\rVert\mathclose{}^2 = 1 + 0 + 1 = 2$</w:t>
-      </w:r>
-      <w:r>
-        <w:t xml:space="preserve">,</w:t>
-      </w:r>
-      <w:r>
-        <w:t xml:space="preserve"> </w:t>
-      </w:r>
-      <w:r>
-        <w:t xml:space="preserve">as the theorem says.</w:t>
-      </w:r>
-      <w:r>
-        <w:t xml:space="preserve"> </w:t>
-      </w:r>
-      <w:r>
-        <w:t xml:space="preserve">The converse (every positive semidefinite matrix is a Gram matrix) is</w:t>
-      </w:r>
-      <w:r>
-        <w:t xml:space="preserve"> </w:t>
-      </w:r>
-      <w:hyperlink r:id="rId40">
-        <w:r>
-          <w:rPr>
-            <w:rStyle w:val="Hyperlink"/>
-          </w:rPr>
-          <w:t xml:space="preserve">this theorem</w:t>
-        </w:r>
-      </w:hyperlink>
-      <w:r>
-        <w:t xml:space="preserve">.</w:t>
-      </w:r>
-    </w:p>
-    <w:bookmarkEnd w:id="41"/>
-    <w:bookmarkStart w:id="42" w:name="thm-null-gram"/>
-    <w:p>
-      <w:pPr>
-        <w:pStyle w:val="BodyText"/>
-      </w:pPr>
-      <w:r>
-        <w:rPr>
-          <w:b/>
-          <w:bCs/>
-        </w:rPr>
-        <w:t xml:space="preserve">Theorem 6 (</w:t>
+        <w:t xml:space="preserve">Theorem 5 (</w:t>
       </w:r>
       <m:oMath>
         <m:sSup>
@@ -8500,7 +7650,7 @@
         </m:oMath>
       </m:oMathPara>
     </w:p>
-    <w:bookmarkEnd w:id="42"/>
+    <w:bookmarkEnd w:id="37"/>
     <w:p>
       <w:pPr>
         <w:pStyle w:val="FirstParagraph"/>
@@ -8813,7 +7963,7 @@
         <w:t xml:space="preserve">.</w:t>
       </w:r>
     </w:p>
-    <w:bookmarkStart w:id="43" w:name="exm-null-gram"/>
+    <w:bookmarkStart w:id="38" w:name="exm-null-gram"/>
     <w:p>
       <w:pPr>
         <w:pStyle w:val="BodyText"/>
@@ -8823,7 +7973,7 @@
           <w:b/>
           <w:bCs/>
         </w:rPr>
-        <w:t xml:space="preserve">Example 10 (The null space of a Gram matrix)</w:t>
+        <w:t xml:space="preserve">Example 9 (The null space of a Gram matrix)</w:t>
       </w:r>
       <w:r>
         <w:t xml:space="preserve"> </w:t>
@@ -9430,9 +8580,9 @@
         <w:t xml:space="preserve">.</w:t>
       </w:r>
     </w:p>
-    <w:bookmarkEnd w:id="43"/>
-    <w:bookmarkEnd w:id="44"/>
-    <w:bookmarkStart w:id="122" w:name="sec-rank-nullity"/>
+    <w:bookmarkEnd w:id="38"/>
+    <w:bookmarkEnd w:id="39"/>
+    <w:bookmarkStart w:id="123" w:name="sec-rank-nullity"/>
     <w:p>
       <w:pPr>
         <w:pStyle w:val="Heading2"/>
@@ -9482,18 +8632,18 @@
                 <wp:inline>
                   <wp:extent cx="152400" cy="152400"/>
                   <wp:effectExtent b="0" l="0" r="0" t="0"/>
-                  <wp:docPr descr="" title="" id="46" name="Picture"/>
+                  <wp:docPr descr="" title="" id="41" name="Picture"/>
                   <a:graphic>
                     <a:graphicData uri="http://schemas.openxmlformats.org/drawingml/2006/picture">
                       <pic:pic>
                         <pic:nvPicPr>
-                          <pic:cNvPr descr="/opt/quarto/share/formats/docx/note.png" id="47" name="Picture"/>
+                          <pic:cNvPr descr="/opt/quarto/share/formats/docx/note.png" id="42" name="Picture"/>
                           <pic:cNvPicPr>
                             <a:picLocks noChangeArrowheads="1" noChangeAspect="1"/>
                           </pic:cNvPicPr>
                         </pic:nvPicPr>
                         <pic:blipFill>
-                          <a:blip r:embed="rId45"/>
+                          <a:blip r:embed="rId40"/>
                           <a:stretch>
                             <a:fillRect/>
                           </a:stretch>
@@ -9547,7 +8697,7 @@
               <w:pStyle w:val="BodyText"/>
             </w:pPr>
             <w:pPr>
-              <w:spacing w:before="16" w:after="16"/>
+              <w:spacing w:before="16"/>
             </w:pPr>
             <w:r>
               <w:t xml:space="preserve">This section is adapted from</w:t>
@@ -9576,7 +8726,7 @@
             <w:r>
               <w:t xml:space="preserve"> </w:t>
             </w:r>
-            <w:hyperlink r:id="rId48">
+            <w:hyperlink r:id="rId43">
               <w:r>
                 <w:rPr>
                   <w:rStyle w:val="Hyperlink"/>
@@ -9587,22 +8737,955 @@
             <w:r>
               <w:t xml:space="preserve">).</w:t>
             </w:r>
+            <w:r>
+              <w:t xml:space="preserve"> </w:t>
+            </w:r>
+            <w:hyperlink w:anchor="thm-rank-product-right">
+              <w:r>
+                <w:rPr>
+                  <w:rStyle w:val="Hyperlink"/>
+                </w:rPr>
+                <w:t xml:space="preserve">Theorem 10</w:t>
+              </w:r>
+            </w:hyperlink>
+            <w:r>
+              <w:t xml:space="preserve"> </w:t>
+            </w:r>
+            <w:r>
+              <w:t xml:space="preserve">and</w:t>
+            </w:r>
+            <w:r>
+              <w:t xml:space="preserve"> </w:t>
+            </w:r>
+            <w:hyperlink w:anchor="cor-rank-product-full-rank">
+              <w:r>
+                <w:rPr>
+                  <w:rStyle w:val="Hyperlink"/>
+                </w:rPr>
+                <w:t xml:space="preserve">Corollary 2</w:t>
+              </w:r>
+            </w:hyperlink>
+            <w:r>
+              <w:t xml:space="preserve"> </w:t>
+            </w:r>
+            <w:r>
+              <w:t xml:space="preserve">restore the source’s statements that a product has rank at most the rank of either factor,</w:t>
+            </w:r>
+            <w:r>
+              <w:t xml:space="preserve"> </w:t>
+            </w:r>
+            <w:r>
+              <w:t xml:space="preserve">and that multiplying by a matrix of full column rank or by a matrix whose rank is its number of rows does not change the rank.</w:t>
+            </w:r>
+            <w:r>
+              <w:t xml:space="preserve"> </w:t>
+            </w:r>
+            <w:r>
+              <w:t xml:space="preserve">These parts of the source are not part of this section:</w:t>
+            </w:r>
+          </w:p>
+          <w:p>
+            <w:pPr>
+              <w:pStyle w:val="Compact"/>
+              <w:numPr>
+                <w:ilvl w:val="0"/>
+                <w:numId w:val="1002"/>
+              </w:numPr>
+            </w:pPr>
+            <w:r>
+              <w:t xml:space="preserve">the names</w:t>
+            </w:r>
+            <w:r>
+              <w:t xml:space="preserve"> </w:t>
+            </w:r>
+            <w:r>
+              <w:t xml:space="preserve">“full row rank”</w:t>
+            </w:r>
+            <w:r>
+              <w:t xml:space="preserve">,</w:t>
+            </w:r>
+            <w:r>
+              <w:t xml:space="preserve"> </w:t>
+            </w:r>
+            <w:r>
+              <w:t xml:space="preserve">“full rank”</w:t>
+            </w:r>
+            <w:r>
+              <w:t xml:space="preserve"> </w:t>
+            </w:r>
+            <w:r>
+              <w:t xml:space="preserve">and</w:t>
+            </w:r>
+            <w:r>
+              <w:t xml:space="preserve"> </w:t>
+            </w:r>
+            <w:r>
+              <w:t xml:space="preserve">“singular”</w:t>
+            </w:r>
+          </w:p>
+          <w:p>
+            <w:pPr>
+              <w:pStyle w:val="Compact"/>
+              <w:numPr>
+                <w:ilvl w:val="0"/>
+                <w:numId w:val="1002"/>
+              </w:numPr>
+            </w:pPr>
+            <w:r>
+              <w:t xml:space="preserve">the statement that</w:t>
+            </w:r>
+            <w:r>
+              <w:t xml:space="preserve"> </w:t>
+            </w:r>
+            <m:oMath>
+              <m:r>
+                <m:rPr>
+                  <m:scr m:val="script"/>
+                  <m:sty m:val="p"/>
+                </m:rPr>
+                <m:t>C</m:t>
+              </m:r>
+              <m:r>
+                <m:rPr>
+                  <m:sty m:val="p"/>
+                </m:rPr>
+                <m:t>(</m:t>
+              </m:r>
+              <m:r>
+                <m:rPr>
+                  <m:sty m:val="bi"/>
+                </m:rPr>
+                <m:t>C</m:t>
+              </m:r>
+              <m:r>
+                <m:rPr>
+                  <m:sty m:val="p"/>
+                </m:rPr>
+                <m:t>)</m:t>
+              </m:r>
+              <m:r>
+                <m:rPr>
+                  <m:sty m:val="p"/>
+                </m:rPr>
+                <m:t>⊆</m:t>
+              </m:r>
+              <m:r>
+                <m:rPr>
+                  <m:scr m:val="script"/>
+                  <m:sty m:val="p"/>
+                </m:rPr>
+                <m:t>C</m:t>
+              </m:r>
+              <m:r>
+                <m:rPr>
+                  <m:sty m:val="p"/>
+                </m:rPr>
+                <m:t>(</m:t>
+              </m:r>
+              <m:r>
+                <m:rPr>
+                  <m:sty m:val="bi"/>
+                </m:rPr>
+                <m:t>A</m:t>
+              </m:r>
+              <m:r>
+                <m:rPr>
+                  <m:sty m:val="p"/>
+                </m:rPr>
+                <m:t>)</m:t>
+              </m:r>
+            </m:oMath>
+            <w:r>
+              <w:t xml:space="preserve"> </w:t>
+            </w:r>
+            <w:r>
+              <w:t xml:space="preserve">exactly when</w:t>
+            </w:r>
+            <w:r>
+              <w:t xml:space="preserve"> </w:t>
+            </w:r>
+            <m:oMath>
+              <m:r>
+                <m:rPr>
+                  <m:sty m:val="bi"/>
+                </m:rPr>
+                <m:t>C</m:t>
+              </m:r>
+              <m:r>
+                <m:rPr>
+                  <m:sty m:val="p"/>
+                </m:rPr>
+                <m:t>=</m:t>
+              </m:r>
+              <m:r>
+                <m:rPr>
+                  <m:sty m:val="bi"/>
+                </m:rPr>
+                <m:t>A</m:t>
+              </m:r>
+              <m:r>
+                <m:rPr>
+                  <m:sty m:val="bi"/>
+                </m:rPr>
+                <m:t>B</m:t>
+              </m:r>
+            </m:oMath>
+            <w:r>
+              <w:t xml:space="preserve"> </w:t>
+            </w:r>
+            <w:r>
+              <w:t xml:space="preserve">for some</w:t>
+            </w:r>
+            <w:r>
+              <w:t xml:space="preserve"> </w:t>
+            </w:r>
+            <m:oMath>
+              <m:r>
+                <m:rPr>
+                  <m:sty m:val="bi"/>
+                </m:rPr>
+                <m:t>B</m:t>
+              </m:r>
+            </m:oMath>
+            <w:r>
+              <w:t xml:space="preserve">,</w:t>
+            </w:r>
+            <w:r>
+              <w:t xml:space="preserve"> </w:t>
+            </w:r>
+            <w:r>
+              <w:t xml:space="preserve">and its row space version,</w:t>
+            </w:r>
+            <w:r>
+              <w:t xml:space="preserve"> </w:t>
+            </w:r>
+            <w:r>
+              <w:t xml:space="preserve">and the containment</w:t>
+            </w:r>
+            <w:r>
+              <w:t xml:space="preserve"> </w:t>
+            </w:r>
+            <m:oMath>
+              <m:r>
+                <m:rPr>
+                  <m:scr m:val="script"/>
+                  <m:sty m:val="p"/>
+                </m:rPr>
+                <m:t>N</m:t>
+              </m:r>
+              <m:r>
+                <m:rPr>
+                  <m:sty m:val="p"/>
+                </m:rPr>
+                <m:t>(</m:t>
+              </m:r>
+              <m:r>
+                <m:rPr>
+                  <m:sty m:val="bi"/>
+                </m:rPr>
+                <m:t>B</m:t>
+              </m:r>
+              <m:r>
+                <m:rPr>
+                  <m:sty m:val="p"/>
+                </m:rPr>
+                <m:t>)</m:t>
+              </m:r>
+              <m:r>
+                <m:rPr>
+                  <m:sty m:val="p"/>
+                </m:rPr>
+                <m:t>⊆</m:t>
+              </m:r>
+              <m:r>
+                <m:rPr>
+                  <m:scr m:val="script"/>
+                  <m:sty m:val="p"/>
+                </m:rPr>
+                <m:t>N</m:t>
+              </m:r>
+              <m:r>
+                <m:rPr>
+                  <m:sty m:val="p"/>
+                </m:rPr>
+                <m:t>(</m:t>
+              </m:r>
+              <m:r>
+                <m:rPr>
+                  <m:sty m:val="bi"/>
+                </m:rPr>
+                <m:t>A</m:t>
+              </m:r>
+              <m:r>
+                <m:rPr>
+                  <m:sty m:val="bi"/>
+                </m:rPr>
+                <m:t>B</m:t>
+              </m:r>
+              <m:r>
+                <m:rPr>
+                  <m:sty m:val="p"/>
+                </m:rPr>
+                <m:t>)</m:t>
+              </m:r>
+            </m:oMath>
+          </w:p>
+          <w:p>
+            <w:pPr>
+              <w:pStyle w:val="Compact"/>
+              <w:numPr>
+                <w:ilvl w:val="0"/>
+                <w:numId w:val="1002"/>
+              </w:numPr>
+            </w:pPr>
+            <w:r>
+              <w:t xml:space="preserve">the dimension of a subspace as the largest number of linearly independent vectors in it, or the smallest number of vectors that span it</w:t>
+            </w:r>
+          </w:p>
+          <w:p>
+            <w:pPr>
+              <w:pStyle w:val="Compact"/>
+              <w:numPr>
+                <w:ilvl w:val="0"/>
+                <w:numId w:val="1002"/>
+              </w:numPr>
+            </w:pPr>
+            <w:r>
+              <w:t xml:space="preserve">the properties of a rank factorization</w:t>
+            </w:r>
+            <w:r>
+              <w:t xml:space="preserve"> </w:t>
+            </w:r>
+            <m:oMath>
+              <m:r>
+                <m:rPr>
+                  <m:sty m:val="bi"/>
+                </m:rPr>
+                <m:t>A</m:t>
+              </m:r>
+              <m:r>
+                <m:rPr>
+                  <m:sty m:val="p"/>
+                </m:rPr>
+                <m:t>=</m:t>
+              </m:r>
+              <m:r>
+                <m:rPr>
+                  <m:sty m:val="bi"/>
+                </m:rPr>
+                <m:t>C</m:t>
+              </m:r>
+              <m:r>
+                <m:rPr>
+                  <m:sty m:val="bi"/>
+                </m:rPr>
+                <m:t>R</m:t>
+              </m:r>
+            </m:oMath>
+            <w:r>
+              <w:t xml:space="preserve"> </w:t>
+            </w:r>
+            <w:r>
+              <w:t xml:space="preserve">(</w:t>
+            </w:r>
+            <m:oMath>
+              <m:r>
+                <m:rPr>
+                  <m:sty m:val="p"/>
+                </m:rPr>
+                <m:t>rank</m:t>
+              </m:r>
+              <m:r>
+                <m:rPr>
+                  <m:sty m:val="p"/>
+                </m:rPr>
+                <m:t>(</m:t>
+              </m:r>
+              <m:r>
+                <m:rPr>
+                  <m:sty m:val="bi"/>
+                </m:rPr>
+                <m:t>C</m:t>
+              </m:r>
+              <m:r>
+                <m:rPr>
+                  <m:sty m:val="p"/>
+                </m:rPr>
+                <m:t>)</m:t>
+              </m:r>
+              <m:r>
+                <m:rPr>
+                  <m:sty m:val="p"/>
+                </m:rPr>
+                <m:t>=</m:t>
+              </m:r>
+              <m:r>
+                <m:rPr>
+                  <m:sty m:val="p"/>
+                </m:rPr>
+                <m:t>rank</m:t>
+              </m:r>
+              <m:r>
+                <m:rPr>
+                  <m:sty m:val="p"/>
+                </m:rPr>
+                <m:t>(</m:t>
+              </m:r>
+              <m:r>
+                <m:rPr>
+                  <m:sty m:val="bi"/>
+                </m:rPr>
+                <m:t>R</m:t>
+              </m:r>
+              <m:r>
+                <m:rPr>
+                  <m:sty m:val="p"/>
+                </m:rPr>
+                <m:t>)</m:t>
+              </m:r>
+              <m:r>
+                <m:rPr>
+                  <m:sty m:val="p"/>
+                </m:rPr>
+                <m:t>=</m:t>
+              </m:r>
+              <m:r>
+                <m:t>r</m:t>
+              </m:r>
+            </m:oMath>
+            <w:r>
+              <w:t xml:space="preserve">,</w:t>
+            </w:r>
+            <w:r>
+              <w:t xml:space="preserve"> </w:t>
+            </w:r>
+            <m:oMath>
+              <m:r>
+                <m:rPr>
+                  <m:scr m:val="script"/>
+                  <m:sty m:val="p"/>
+                </m:rPr>
+                <m:t>C</m:t>
+              </m:r>
+              <m:r>
+                <m:rPr>
+                  <m:sty m:val="p"/>
+                </m:rPr>
+                <m:t>(</m:t>
+              </m:r>
+              <m:r>
+                <m:rPr>
+                  <m:sty m:val="bi"/>
+                </m:rPr>
+                <m:t>A</m:t>
+              </m:r>
+              <m:r>
+                <m:rPr>
+                  <m:sty m:val="p"/>
+                </m:rPr>
+                <m:t>)</m:t>
+              </m:r>
+              <m:r>
+                <m:rPr>
+                  <m:sty m:val="p"/>
+                </m:rPr>
+                <m:t>=</m:t>
+              </m:r>
+              <m:r>
+                <m:rPr>
+                  <m:scr m:val="script"/>
+                  <m:sty m:val="p"/>
+                </m:rPr>
+                <m:t>C</m:t>
+              </m:r>
+              <m:r>
+                <m:rPr>
+                  <m:sty m:val="p"/>
+                </m:rPr>
+                <m:t>(</m:t>
+              </m:r>
+              <m:r>
+                <m:rPr>
+                  <m:sty m:val="bi"/>
+                </m:rPr>
+                <m:t>C</m:t>
+              </m:r>
+              <m:r>
+                <m:rPr>
+                  <m:sty m:val="p"/>
+                </m:rPr>
+                <m:t>)</m:t>
+              </m:r>
+            </m:oMath>
+            <w:r>
+              <w:t xml:space="preserve">,</w:t>
+            </w:r>
+            <w:r>
+              <w:t xml:space="preserve"> </w:t>
+            </w:r>
+            <m:oMath>
+              <m:r>
+                <m:rPr>
+                  <m:scr m:val="script"/>
+                  <m:sty m:val="p"/>
+                </m:rPr>
+                <m:t>N</m:t>
+              </m:r>
+              <m:r>
+                <m:rPr>
+                  <m:sty m:val="p"/>
+                </m:rPr>
+                <m:t>(</m:t>
+              </m:r>
+              <m:r>
+                <m:rPr>
+                  <m:sty m:val="bi"/>
+                </m:rPr>
+                <m:t>A</m:t>
+              </m:r>
+              <m:r>
+                <m:rPr>
+                  <m:sty m:val="p"/>
+                </m:rPr>
+                <m:t>)</m:t>
+              </m:r>
+              <m:r>
+                <m:rPr>
+                  <m:sty m:val="p"/>
+                </m:rPr>
+                <m:t>=</m:t>
+              </m:r>
+              <m:r>
+                <m:rPr>
+                  <m:scr m:val="script"/>
+                  <m:sty m:val="p"/>
+                </m:rPr>
+                <m:t>N</m:t>
+              </m:r>
+              <m:r>
+                <m:rPr>
+                  <m:sty m:val="p"/>
+                </m:rPr>
+                <m:t>(</m:t>
+              </m:r>
+              <m:r>
+                <m:rPr>
+                  <m:sty m:val="bi"/>
+                </m:rPr>
+                <m:t>R</m:t>
+              </m:r>
+              <m:r>
+                <m:rPr>
+                  <m:sty m:val="p"/>
+                </m:rPr>
+                <m:t>)</m:t>
+              </m:r>
+            </m:oMath>
+            <w:r>
+              <w:t xml:space="preserve">),</w:t>
+            </w:r>
+            <w:r>
+              <w:t xml:space="preserve"> </w:t>
+            </w:r>
+            <w:r>
+              <w:t xml:space="preserve">the fact that it is not unique, and the second proof of</w:t>
+            </w:r>
+            <w:r>
+              <w:t xml:space="preserve"> </w:t>
+            </w:r>
+            <m:oMath>
+              <m:r>
+                <m:rPr>
+                  <m:sty m:val="p"/>
+                </m:rPr>
+                <m:t>rank</m:t>
+              </m:r>
+              <m:r>
+                <m:rPr>
+                  <m:sty m:val="p"/>
+                </m:rPr>
+                <m:t>(</m:t>
+              </m:r>
+              <m:r>
+                <m:rPr>
+                  <m:sty m:val="bi"/>
+                </m:rPr>
+                <m:t>A</m:t>
+              </m:r>
+              <m:r>
+                <m:rPr>
+                  <m:sty m:val="p"/>
+                </m:rPr>
+                <m:t>)</m:t>
+              </m:r>
+              <m:r>
+                <m:rPr>
+                  <m:sty m:val="p"/>
+                </m:rPr>
+                <m:t>=</m:t>
+              </m:r>
+              <m:r>
+                <m:rPr>
+                  <m:sty m:val="p"/>
+                </m:rPr>
+                <m:t>rank</m:t>
+              </m:r>
+              <m:r>
+                <m:rPr>
+                  <m:sty m:val="p"/>
+                </m:rPr>
+                <m:t>(</m:t>
+              </m:r>
+              <m:sSup>
+                <m:e>
+                  <m:r>
+                    <m:rPr>
+                      <m:sty m:val="bi"/>
+                    </m:rPr>
+                    <m:t>A</m:t>
+                  </m:r>
+                </m:e>
+                <m:sup>
+                  <m:r>
+                    <m:rPr>
+                      <m:sty m:val="p"/>
+                    </m:rPr>
+                    <m:t>⊤</m:t>
+                  </m:r>
+                </m:sup>
+              </m:sSup>
+              <m:r>
+                <m:rPr>
+                  <m:sty m:val="p"/>
+                </m:rPr>
+                <m:t>)</m:t>
+              </m:r>
+            </m:oMath>
+            <w:r>
+              <w:t xml:space="preserve"> </w:t>
+            </w:r>
+            <w:r>
+              <w:t xml:space="preserve">that it gives</w:t>
+            </w:r>
+          </w:p>
+          <w:p>
+            <w:pPr>
+              <w:pStyle w:val="Compact"/>
+              <w:numPr>
+                <w:ilvl w:val="0"/>
+                <w:numId w:val="1002"/>
+              </w:numPr>
+            </w:pPr>
+            <w:r>
+              <w:t xml:space="preserve">calling</w:t>
+            </w:r>
+            <w:r>
+              <w:t xml:space="preserve"> </w:t>
+            </w:r>
+            <m:oMath>
+              <m:r>
+                <m:rPr>
+                  <m:sty m:val="bi"/>
+                </m:rPr>
+                <m:t>A</m:t>
+              </m:r>
+              <m:sSup>
+                <m:e>
+                  <m:r>
+                    <m:rPr>
+                      <m:sty m:val="bi"/>
+                    </m:rPr>
+                    <m:t>A</m:t>
+                  </m:r>
+                </m:e>
+                <m:sup>
+                  <m:r>
+                    <m:rPr>
+                      <m:sty m:val="p"/>
+                    </m:rPr>
+                    <m:t>⊤</m:t>
+                  </m:r>
+                </m:sup>
+              </m:sSup>
+            </m:oMath>
+            <w:r>
+              <w:t xml:space="preserve"> </w:t>
+            </w:r>
+            <w:r>
+              <w:t xml:space="preserve">a Gram matrix, and the equation</w:t>
+            </w:r>
+            <w:r>
+              <w:t xml:space="preserve"> </w:t>
+            </w:r>
+            <m:oMath>
+              <m:r>
+                <m:rPr>
+                  <m:scr m:val="script"/>
+                  <m:sty m:val="p"/>
+                </m:rPr>
+                <m:t>N</m:t>
+              </m:r>
+              <m:r>
+                <m:rPr>
+                  <m:sty m:val="p"/>
+                </m:rPr>
+                <m:t>(</m:t>
+              </m:r>
+              <m:r>
+                <m:rPr>
+                  <m:sty m:val="bi"/>
+                </m:rPr>
+                <m:t>A</m:t>
+              </m:r>
+              <m:sSup>
+                <m:e>
+                  <m:r>
+                    <m:rPr>
+                      <m:sty m:val="bi"/>
+                    </m:rPr>
+                    <m:t>A</m:t>
+                  </m:r>
+                </m:e>
+                <m:sup>
+                  <m:r>
+                    <m:rPr>
+                      <m:sty m:val="p"/>
+                    </m:rPr>
+                    <m:t>⊤</m:t>
+                  </m:r>
+                </m:sup>
+              </m:sSup>
+              <m:r>
+                <m:rPr>
+                  <m:sty m:val="p"/>
+                </m:rPr>
+                <m:t>)</m:t>
+              </m:r>
+              <m:r>
+                <m:rPr>
+                  <m:sty m:val="p"/>
+                </m:rPr>
+                <m:t>=</m:t>
+              </m:r>
+              <m:r>
+                <m:rPr>
+                  <m:scr m:val="script"/>
+                  <m:sty m:val="p"/>
+                </m:rPr>
+                <m:t>N</m:t>
+              </m:r>
+              <m:r>
+                <m:rPr>
+                  <m:sty m:val="p"/>
+                </m:rPr>
+                <m:t>(</m:t>
+              </m:r>
+              <m:sSup>
+                <m:e>
+                  <m:r>
+                    <m:rPr>
+                      <m:sty m:val="bi"/>
+                    </m:rPr>
+                    <m:t>A</m:t>
+                  </m:r>
+                </m:e>
+                <m:sup>
+                  <m:r>
+                    <m:rPr>
+                      <m:sty m:val="p"/>
+                    </m:rPr>
+                    <m:t>⊤</m:t>
+                  </m:r>
+                </m:sup>
+              </m:sSup>
+              <m:r>
+                <m:rPr>
+                  <m:sty m:val="p"/>
+                </m:rPr>
+                <m:t>)</m:t>
+              </m:r>
+            </m:oMath>
+            <w:r>
+              <w:t xml:space="preserve"> </w:t>
+            </w:r>
+            <w:r>
+              <w:t xml:space="preserve">(</w:t>
+            </w:r>
+            <w:hyperlink w:anchor="thm-null-gram">
+              <w:r>
+                <w:rPr>
+                  <w:rStyle w:val="Hyperlink"/>
+                </w:rPr>
+                <w:t xml:space="preserve">Theorem 5</w:t>
+              </w:r>
+            </w:hyperlink>
+            <w:r>
+              <w:t xml:space="preserve"> </w:t>
+            </w:r>
+            <w:r>
+              <w:t xml:space="preserve">applied to</w:t>
+            </w:r>
+            <w:r>
+              <w:t xml:space="preserve"> </w:t>
+            </w:r>
+            <m:oMath>
+              <m:sSup>
+                <m:e>
+                  <m:r>
+                    <m:rPr>
+                      <m:sty m:val="bi"/>
+                    </m:rPr>
+                    <m:t>A</m:t>
+                  </m:r>
+                </m:e>
+                <m:sup>
+                  <m:r>
+                    <m:rPr>
+                      <m:sty m:val="p"/>
+                    </m:rPr>
+                    <m:t>⊤</m:t>
+                  </m:r>
+                </m:sup>
+              </m:sSup>
+            </m:oMath>
+            <w:r>
+              <w:t xml:space="preserve"> </w:t>
+            </w:r>
+            <w:r>
+              <w:t xml:space="preserve">gives it)</w:t>
+            </w:r>
+          </w:p>
+          <w:p>
+            <w:pPr>
+              <w:pStyle w:val="Compact"/>
+              <w:numPr>
+                <w:ilvl w:val="0"/>
+                <w:numId w:val="1002"/>
+              </w:numPr>
+            </w:pPr>
+            <w:r>
+              <w:t xml:space="preserve">the statement that</w:t>
+            </w:r>
+            <w:r>
+              <w:t xml:space="preserve"> </w:t>
+            </w:r>
+            <m:oMath>
+              <m:r>
+                <m:rPr>
+                  <m:scr m:val="script"/>
+                  <m:sty m:val="p"/>
+                </m:rPr>
+                <m:t>C</m:t>
+              </m:r>
+              <m:r>
+                <m:rPr>
+                  <m:sty m:val="p"/>
+                </m:rPr>
+                <m:t>(</m:t>
+              </m:r>
+              <m:r>
+                <m:rPr>
+                  <m:sty m:val="bi"/>
+                </m:rPr>
+                <m:t>A</m:t>
+              </m:r>
+              <m:r>
+                <m:rPr>
+                  <m:sty m:val="p"/>
+                </m:rPr>
+                <m:t>)</m:t>
+              </m:r>
+            </m:oMath>
+            <w:r>
+              <w:t xml:space="preserve"> </w:t>
+            </w:r>
+            <w:r>
+              <w:t xml:space="preserve">and</w:t>
+            </w:r>
+            <w:r>
+              <w:t xml:space="preserve"> </w:t>
+            </w:r>
+            <m:oMath>
+              <m:r>
+                <m:rPr>
+                  <m:scr m:val="script"/>
+                  <m:sty m:val="p"/>
+                </m:rPr>
+                <m:t>N</m:t>
+              </m:r>
+              <m:r>
+                <m:rPr>
+                  <m:sty m:val="p"/>
+                </m:rPr>
+                <m:t>(</m:t>
+              </m:r>
+              <m:sSup>
+                <m:e>
+                  <m:r>
+                    <m:rPr>
+                      <m:sty m:val="bi"/>
+                    </m:rPr>
+                    <m:t>A</m:t>
+                  </m:r>
+                </m:e>
+                <m:sup>
+                  <m:r>
+                    <m:rPr>
+                      <m:sty m:val="p"/>
+                    </m:rPr>
+                    <m:t>⊤</m:t>
+                  </m:r>
+                </m:sup>
+              </m:sSup>
+              <m:r>
+                <m:rPr>
+                  <m:sty m:val="p"/>
+                </m:rPr>
+                <m:t>)</m:t>
+              </m:r>
+            </m:oMath>
+            <w:r>
+              <w:t xml:space="preserve"> </w:t>
+            </w:r>
+            <w:r>
+              <w:t xml:space="preserve">share only the zero vector</w:t>
+            </w:r>
+            <w:r>
+              <w:t xml:space="preserve"> </w:t>
+            </w:r>
+            <w:r>
+              <w:t xml:space="preserve">(it follows from</w:t>
+            </w:r>
+            <w:r>
+              <w:t xml:space="preserve"> </w:t>
+            </w:r>
+            <w:hyperlink r:id="rId44">
+              <w:r>
+                <w:rPr>
+                  <w:rStyle w:val="Hyperlink"/>
+                </w:rPr>
+                <w:t xml:space="preserve">Theorem 10 in Direct Sums and Orthogonal Complements</w:t>
+              </w:r>
+            </w:hyperlink>
+            <w:r>
+              <w:t xml:space="preserve">)</w:t>
+            </w:r>
           </w:p>
           <w:p/>
         </w:tc>
       </w:tr>
     </w:tbl>
-    <w:bookmarkStart w:id="49" w:name="thm-rank-dim"/>
+    <w:bookmarkStart w:id="45" w:name="thm-rank-dim"/>
     <w:p>
       <w:pPr>
-        <w:pStyle w:val="BodyText"/>
+        <w:pStyle w:val="FirstParagraph"/>
       </w:pPr>
       <w:r>
         <w:rPr>
           <w:b/>
           <w:bCs/>
         </w:rPr>
-        <w:t xml:space="preserve">Theorem 7 (The rank is the dimension of the column space)</w:t>
+        <w:t xml:space="preserve">Theorem 6 (The rank is the dimension of the column space)</w:t>
       </w:r>
       <w:r>
         <w:t xml:space="preserve"> </w:t>
@@ -9743,7 +9826,7 @@
         </m:oMath>
       </m:oMathPara>
     </w:p>
-    <w:bookmarkEnd w:id="49"/>
+    <w:bookmarkEnd w:id="45"/>
     <w:p>
       <w:pPr>
         <w:pStyle w:val="FirstParagraph"/>
@@ -9805,7 +9888,7 @@
       <w:r>
         <w:t xml:space="preserve">(</w:t>
       </w:r>
-      <w:hyperlink r:id="rId50">
+      <w:hyperlink r:id="rId46">
         <w:r>
           <w:rPr>
             <w:rStyle w:val="Hyperlink"/>
@@ -9859,7 +9942,7 @@
       <w:r>
         <w:t xml:space="preserve"> </w:t>
       </w:r>
-      <w:hyperlink r:id="rId50">
+      <w:hyperlink r:id="rId46">
         <w:r>
           <w:rPr>
             <w:rStyle w:val="Hyperlink"/>
@@ -9912,7 +9995,7 @@
       <w:r>
         <w:t xml:space="preserve">(</w:t>
       </w:r>
-      <w:hyperlink r:id="rId51">
+      <w:hyperlink r:id="rId47">
         <w:r>
           <w:rPr>
             <w:rStyle w:val="Hyperlink"/>
@@ -9994,7 +10077,7 @@
       <w:r>
         <w:t xml:space="preserve">(</w:t>
       </w:r>
-      <w:hyperlink r:id="rId52">
+      <w:hyperlink r:id="rId48">
         <w:r>
           <w:rPr>
             <w:rStyle w:val="Hyperlink"/>
@@ -10427,7 +10510,7 @@
       <w:r>
         <w:t xml:space="preserve">(</w:t>
       </w:r>
-      <w:hyperlink r:id="rId53">
+      <w:hyperlink r:id="rId49">
         <w:r>
           <w:rPr>
             <w:rStyle w:val="Hyperlink"/>
@@ -10494,7 +10577,7 @@
         <w:t xml:space="preserve">.</w:t>
       </w:r>
     </w:p>
-    <w:bookmarkStart w:id="54" w:name="exm-rank-dim"/>
+    <w:bookmarkStart w:id="50" w:name="exm-rank-dim"/>
     <w:p>
       <w:pPr>
         <w:pStyle w:val="BodyText"/>
@@ -10504,7 +10587,7 @@
           <w:b/>
           <w:bCs/>
         </w:rPr>
-        <w:t xml:space="preserve">Example 11 (The rank of the matrix in</w:t>
+        <w:t xml:space="preserve">Example 10 (The rank of the matrix in</w:t>
       </w:r>
       <w:r>
         <w:rPr>
@@ -10815,7 +10898,7 @@
           <w:rPr>
             <w:rStyle w:val="Hyperlink"/>
           </w:rPr>
-          <w:t xml:space="preserve">Theorem 7</w:t>
+          <w:t xml:space="preserve">Theorem 6</w:t>
         </w:r>
       </w:hyperlink>
       <w:r>
@@ -10907,8 +10990,8 @@
         <w:t xml:space="preserve">.</w:t>
       </w:r>
     </w:p>
-    <w:bookmarkEnd w:id="54"/>
-    <w:bookmarkStart w:id="55" w:name="def-nullity"/>
+    <w:bookmarkEnd w:id="50"/>
+    <w:bookmarkStart w:id="51" w:name="def-nullity"/>
     <w:p>
       <w:pPr>
         <w:pStyle w:val="BodyText"/>
@@ -11091,8 +11174,8 @@
         </m:oMath>
       </m:oMathPara>
     </w:p>
-    <w:bookmarkEnd w:id="55"/>
-    <w:bookmarkStart w:id="56" w:name="exm-nullity"/>
+    <w:bookmarkEnd w:id="51"/>
+    <w:bookmarkStart w:id="52" w:name="exm-nullity"/>
     <w:p>
       <w:pPr>
         <w:pStyle w:val="FirstParagraph"/>
@@ -11102,7 +11185,7 @@
           <w:b/>
           <w:bCs/>
         </w:rPr>
-        <w:t xml:space="preserve">Example 12 (The nullity of the matrix in</w:t>
+        <w:t xml:space="preserve">Example 11 (The nullity of the matrix in</w:t>
       </w:r>
       <w:r>
         <w:rPr>
@@ -11767,8 +11850,8 @@
         <w:t xml:space="preserve">.</w:t>
       </w:r>
     </w:p>
-    <w:bookmarkEnd w:id="56"/>
-    <w:bookmarkStart w:id="57" w:name="thm-rank-nullity"/>
+    <w:bookmarkEnd w:id="52"/>
+    <w:bookmarkStart w:id="53" w:name="thm-rank-nullity"/>
     <w:p>
       <w:pPr>
         <w:pStyle w:val="BodyText"/>
@@ -11778,7 +11861,7 @@
           <w:b/>
           <w:bCs/>
         </w:rPr>
-        <w:t xml:space="preserve">Theorem 8 (Rank-nullity theorem)</w:t>
+        <w:t xml:space="preserve">Theorem 7 (Rank-nullity theorem)</w:t>
       </w:r>
       <w:r>
         <w:t xml:space="preserve"> </w:t>
@@ -11905,7 +11988,7 @@
         </m:oMath>
       </m:oMathPara>
     </w:p>
-    <w:bookmarkEnd w:id="57"/>
+    <w:bookmarkEnd w:id="53"/>
     <w:p>
       <w:pPr>
         <w:pStyle w:val="FirstParagraph"/>
@@ -12060,7 +12143,7 @@
       <w:r>
         <w:t xml:space="preserve">(</w:t>
       </w:r>
-      <w:hyperlink r:id="rId58">
+      <w:hyperlink r:id="rId54">
         <w:r>
           <w:rPr>
             <w:rStyle w:val="Hyperlink"/>
@@ -12184,7 +12267,7 @@
       <w:r>
         <w:t xml:space="preserve">(</w:t>
       </w:r>
-      <w:hyperlink r:id="rId59">
+      <w:hyperlink r:id="rId55">
         <w:r>
           <w:rPr>
             <w:rStyle w:val="Hyperlink"/>
@@ -12198,7 +12281,7 @@
       <w:r>
         <w:t xml:space="preserve"> </w:t>
       </w:r>
-      <w:hyperlink r:id="rId60">
+      <w:hyperlink r:id="rId56">
         <w:r>
           <w:rPr>
             <w:rStyle w:val="Hyperlink"/>
@@ -12269,7 +12352,7 @@
       <w:r>
         <w:t xml:space="preserve"> </w:t>
       </w:r>
-      <w:hyperlink r:id="rId61">
+      <w:hyperlink r:id="rId57">
         <w:r>
           <w:rPr>
             <w:rStyle w:val="Hyperlink"/>
@@ -12345,7 +12428,7 @@
       <w:r>
         <w:t xml:space="preserve">(</w:t>
       </w:r>
-      <w:hyperlink r:id="rId61">
+      <w:hyperlink r:id="rId57">
         <w:r>
           <w:rPr>
             <w:rStyle w:val="Hyperlink"/>
@@ -13001,14 +13084,14 @@
           <w:rPr>
             <w:rStyle w:val="Hyperlink"/>
           </w:rPr>
-          <w:t xml:space="preserve">Theorem 7</w:t>
+          <w:t xml:space="preserve">Theorem 6</w:t>
         </w:r>
       </w:hyperlink>
       <w:r>
         <w:t xml:space="preserve">.</w:t>
       </w:r>
     </w:p>
-    <w:bookmarkStart w:id="62" w:name="exm-rank-nullity"/>
+    <w:bookmarkStart w:id="58" w:name="exm-rank-nullity"/>
     <w:p>
       <w:pPr>
         <w:pStyle w:val="BodyText"/>
@@ -13018,7 +13101,7 @@
           <w:b/>
           <w:bCs/>
         </w:rPr>
-        <w:t xml:space="preserve">Example 13 (Checking rank-nullity on the matrix in</w:t>
+        <w:t xml:space="preserve">Example 12 (Checking rank-nullity on the matrix in</w:t>
       </w:r>
       <w:r>
         <w:rPr>
@@ -13132,7 +13215,7 @@
           <w:rPr>
             <w:rStyle w:val="Hyperlink"/>
           </w:rPr>
-          <w:t xml:space="preserve">Example 11</w:t>
+          <w:t xml:space="preserve">Example 10</w:t>
         </w:r>
       </w:hyperlink>
       <w:r>
@@ -13163,7 +13246,7 @@
           <w:rPr>
             <w:rStyle w:val="Hyperlink"/>
           </w:rPr>
-          <w:t xml:space="preserve">Example 12</w:t>
+          <w:t xml:space="preserve">Example 11</w:t>
         </w:r>
       </w:hyperlink>
       <w:r>
@@ -13266,7 +13349,7 @@
           <w:rPr>
             <w:rStyle w:val="Hyperlink"/>
           </w:rPr>
-          <w:t xml:space="preserve">Example 12</w:t>
+          <w:t xml:space="preserve">Example 11</w:t>
         </w:r>
       </w:hyperlink>
       <w:r>
@@ -13308,8 +13391,8 @@
         <w:t xml:space="preserve">.</w:t>
       </w:r>
     </w:p>
-    <w:bookmarkEnd w:id="62"/>
-    <w:bookmarkStart w:id="63" w:name="thm-rank-product"/>
+    <w:bookmarkEnd w:id="58"/>
+    <w:bookmarkStart w:id="59" w:name="thm-rank-product"/>
     <w:p>
       <w:pPr>
         <w:pStyle w:val="BodyText"/>
@@ -13319,7 +13402,7 @@
           <w:b/>
           <w:bCs/>
         </w:rPr>
-        <w:t xml:space="preserve">Theorem 9 (Multiplying on the right cannot increase the rank)</w:t>
+        <w:t xml:space="preserve">Theorem 8 (Multiplying on the right cannot increase the rank)</w:t>
       </w:r>
       <w:r>
         <w:t xml:space="preserve"> </w:t>
@@ -13483,7 +13566,7 @@
         </m:oMath>
       </m:oMathPara>
     </w:p>
-    <w:bookmarkEnd w:id="63"/>
+    <w:bookmarkEnd w:id="59"/>
     <w:p>
       <w:pPr>
         <w:pStyle w:val="FirstParagraph"/>
@@ -13890,7 +13973,7 @@
                   <m:nor/>
                   <m:sty m:val="p"/>
                 </m:rPr>
-                <m:t>Theorem 7</m:t>
+                <m:t>Theorem 6</m:t>
               </m:r>
               <m:r>
                 <m:rPr>
@@ -14043,7 +14126,7 @@
                   <m:nor/>
                   <m:sty m:val="p"/>
                 </m:rPr>
-                <m:t>Theorem 7</m:t>
+                <m:t>Theorem 6</m:t>
               </m:r>
               <m:r>
                 <m:rPr>
@@ -14057,7 +14140,7 @@
         </m:oMath>
       </m:oMathPara>
     </w:p>
-    <w:bookmarkStart w:id="64" w:name="exm-rank-product"/>
+    <w:bookmarkStart w:id="60" w:name="exm-rank-product"/>
     <w:p>
       <w:pPr>
         <w:pStyle w:val="FirstParagraph"/>
@@ -14067,7 +14150,7 @@
           <w:b/>
           <w:bCs/>
         </w:rPr>
-        <w:t xml:space="preserve">Example 14 (A product can lose rank)</w:t>
+        <w:t xml:space="preserve">Example 13 (A product can lose rank)</w:t>
       </w:r>
       <w:r>
         <w:t xml:space="preserve"> </w:t>
@@ -14561,7 +14644,7 @@
           <w:rPr>
             <w:rStyle w:val="Hyperlink"/>
           </w:rPr>
-          <w:t xml:space="preserve">Theorem 9</w:t>
+          <w:t xml:space="preserve">Theorem 8</w:t>
         </w:r>
       </w:hyperlink>
       <w:r>
@@ -14660,8 +14743,8 @@
         <w:t xml:space="preserve">, and the inequality is an equality.</w:t>
       </w:r>
     </w:p>
-    <w:bookmarkEnd w:id="64"/>
-    <w:bookmarkStart w:id="65" w:name="thm-rank-transpose"/>
+    <w:bookmarkEnd w:id="60"/>
+    <w:bookmarkStart w:id="61" w:name="thm-rank-transpose"/>
     <w:p>
       <w:pPr>
         <w:pStyle w:val="BodyText"/>
@@ -14671,7 +14754,7 @@
           <w:b/>
           <w:bCs/>
         </w:rPr>
-        <w:t xml:space="preserve">Theorem 10 (Fundamental theorem of ranks)</w:t>
+        <w:t xml:space="preserve">Theorem 9 (Fundamental theorem of ranks)</w:t>
       </w:r>
       <w:r>
         <w:t xml:space="preserve"> </w:t>
@@ -14939,7 +15022,7 @@
         <w:t xml:space="preserve">equals the largest number of linearly independent columns.</w:t>
       </w:r>
     </w:p>
-    <w:bookmarkEnd w:id="65"/>
+    <w:bookmarkEnd w:id="61"/>
     <w:p>
       <w:pPr>
         <w:pStyle w:val="BodyText"/>
@@ -15151,7 +15234,7 @@
           <w:rPr>
             <w:rStyle w:val="Hyperlink"/>
           </w:rPr>
-          <w:t xml:space="preserve">Theorem 6</w:t>
+          <w:t xml:space="preserve">Theorem 5</w:t>
         </w:r>
       </w:hyperlink>
       <w:r>
@@ -15312,7 +15395,7 @@
                   <m:nor/>
                   <m:sty m:val="p"/>
                 </m:rPr>
-                <m:t>Theorem 8</m:t>
+                <m:t>Theorem 7</m:t>
               </m:r>
               <m:r>
                 <m:rPr>
@@ -15437,7 +15520,7 @@
                   <m:nor/>
                   <m:sty m:val="p"/>
                 </m:rPr>
-                <m:t>Theorem 8</m:t>
+                <m:t>Theorem 7</m:t>
               </m:r>
               <m:r>
                 <m:rPr>
@@ -15848,7 +15931,7 @@
                   <m:nor/>
                   <m:sty m:val="p"/>
                 </m:rPr>
-                <m:t>Theorem 9</m:t>
+                <m:t>Theorem 8</m:t>
               </m:r>
               <m:r>
                 <m:rPr>
@@ -16007,7 +16090,7 @@
                   <m:nor/>
                   <m:sty m:val="p"/>
                 </m:rPr>
-                <m:t>Theorem 9</m:t>
+                <m:t>Theorem 8</m:t>
               </m:r>
               <m:r>
                 <m:rPr>
@@ -16167,7 +16250,7 @@
         <w:t xml:space="preserve">which gives the statement about rows.</w:t>
       </w:r>
     </w:p>
-    <w:bookmarkStart w:id="66" w:name="exm-rank-transpose"/>
+    <w:bookmarkStart w:id="62" w:name="exm-rank-transpose"/>
     <w:p>
       <w:pPr>
         <w:pStyle w:val="BodyText"/>
@@ -16177,7 +16260,7 @@
           <w:b/>
           <w:bCs/>
         </w:rPr>
-        <w:t xml:space="preserve">Example 15 (Four equal ranks)</w:t>
+        <w:t xml:space="preserve">Example 14 (Four equal ranks)</w:t>
       </w:r>
       <w:r>
         <w:t xml:space="preserve"> </w:t>
@@ -16265,7 +16348,7 @@
           <w:rPr>
             <w:rStyle w:val="Hyperlink"/>
           </w:rPr>
-          <w:t xml:space="preserve">Example 11</w:t>
+          <w:t xml:space="preserve">Example 10</w:t>
         </w:r>
       </w:hyperlink>
       <w:r>
@@ -16470,7 +16553,7 @@
           <w:rPr>
             <w:rStyle w:val="Hyperlink"/>
           </w:rPr>
-          <w:t xml:space="preserve">Example 10</w:t>
+          <w:t xml:space="preserve">Example 9</w:t>
         </w:r>
       </w:hyperlink>
       <w:r>
@@ -17180,8 +17263,8 @@
         <w:t xml:space="preserve">.</w:t>
       </w:r>
     </w:p>
-    <w:bookmarkEnd w:id="66"/>
-    <w:bookmarkStart w:id="67" w:name="cor-rank-bound"/>
+    <w:bookmarkEnd w:id="62"/>
+    <w:bookmarkStart w:id="63" w:name="cor-rank-bound"/>
     <w:p>
       <w:pPr>
         <w:pStyle w:val="BodyText"/>
@@ -17309,7 +17392,7 @@
         <w:t xml:space="preserve">.</w:t>
       </w:r>
     </w:p>
-    <w:bookmarkEnd w:id="67"/>
+    <w:bookmarkEnd w:id="63"/>
     <w:p>
       <w:pPr>
         <w:pStyle w:val="BodyText"/>
@@ -17422,7 +17505,7 @@
       <w:r>
         <w:t xml:space="preserve">(</w:t>
       </w:r>
-      <w:hyperlink r:id="rId50">
+      <w:hyperlink r:id="rId46">
         <w:r>
           <w:rPr>
             <w:rStyle w:val="Hyperlink"/>
@@ -17579,14 +17662,14 @@
           <w:rPr>
             <w:rStyle w:val="Hyperlink"/>
           </w:rPr>
-          <w:t xml:space="preserve">Theorem 10</w:t>
+          <w:t xml:space="preserve">Theorem 9</w:t>
         </w:r>
       </w:hyperlink>
       <w:r>
         <w:t xml:space="preserve">).</w:t>
       </w:r>
     </w:p>
-    <w:bookmarkStart w:id="69" w:name="exm-rank-bound"/>
+    <w:bookmarkStart w:id="65" w:name="exm-rank-bound"/>
     <w:p>
       <w:pPr>
         <w:pStyle w:val="BodyText"/>
@@ -17596,7 +17679,7 @@
           <w:b/>
           <w:bCs/>
         </w:rPr>
-        <w:t xml:space="preserve">Example 16 (A</w:t>
+        <w:t xml:space="preserve">Example 15 (A</w:t>
       </w:r>
       <w:r>
         <w:rPr>
@@ -17856,7 +17939,7 @@
       <w:r>
         <w:t xml:space="preserve"> </w:t>
       </w:r>
-      <w:hyperlink r:id="rId68">
+      <w:hyperlink r:id="rId64">
         <w:r>
           <w:rPr>
             <w:rStyle w:val="Hyperlink"/>
@@ -17964,8 +18047,8 @@
         <w:t xml:space="preserve">.</w:t>
       </w:r>
     </w:p>
-    <w:bookmarkEnd w:id="69"/>
-    <w:bookmarkStart w:id="71" w:name="thm-centered-data-rank"/>
+    <w:bookmarkEnd w:id="65"/>
+    <w:bookmarkStart w:id="66" w:name="thm-rank-product-right"/>
     <w:p>
       <w:pPr>
         <w:pStyle w:val="BodyText"/>
@@ -17975,34 +18058,3129 @@
           <w:b/>
           <w:bCs/>
         </w:rPr>
-        <w:t xml:space="preserve">Theorem 11 (A centered data matrix has rank at most</w:t>
-      </w:r>
+        <w:t xml:space="preserve">Theorem 10 (Multiplying on the left cannot increase the rank)</w:t>
+      </w:r>
+      <w:r>
+        <w:t xml:space="preserve"> </w:t>
+      </w:r>
+      <w:r>
+        <w:t xml:space="preserve">If</w:t>
+      </w:r>
+      <w:r>
+        <w:t xml:space="preserve"> </w:t>
+      </w:r>
+      <m:oMath>
+        <m:r>
+          <m:rPr>
+            <m:sty m:val="bi"/>
+          </m:rPr>
+          <m:t>A</m:t>
+        </m:r>
+      </m:oMath>
+      <w:r>
+        <w:t xml:space="preserve"> </w:t>
+      </w:r>
+      <w:r>
+        <w:t xml:space="preserve">is</w:t>
+      </w:r>
+      <w:r>
+        <w:t xml:space="preserve"> </w:t>
+      </w:r>
+      <m:oMath>
+        <m:r>
+          <m:t>m</m:t>
+        </m:r>
+        <m:r>
+          <m:rPr>
+            <m:sty m:val="p"/>
+          </m:rPr>
+          <m:t>×</m:t>
+        </m:r>
+        <m:r>
+          <m:t>n</m:t>
+        </m:r>
+      </m:oMath>
+      <w:r>
+        <w:t xml:space="preserve"> </w:t>
+      </w:r>
+      <w:r>
+        <w:t xml:space="preserve">and</w:t>
+      </w:r>
+      <w:r>
+        <w:t xml:space="preserve"> </w:t>
+      </w:r>
+      <m:oMath>
+        <m:r>
+          <m:rPr>
+            <m:sty m:val="bi"/>
+          </m:rPr>
+          <m:t>B</m:t>
+        </m:r>
+      </m:oMath>
+      <w:r>
+        <w:t xml:space="preserve"> </w:t>
+      </w:r>
+      <w:r>
+        <w:t xml:space="preserve">is</w:t>
+      </w:r>
+      <w:r>
+        <w:t xml:space="preserve"> </w:t>
+      </w:r>
+      <m:oMath>
+        <m:r>
+          <m:t>n</m:t>
+        </m:r>
+        <m:r>
+          <m:rPr>
+            <m:sty m:val="p"/>
+          </m:rPr>
+          <m:t>×</m:t>
+        </m:r>
+        <m:r>
+          <m:t>k</m:t>
+        </m:r>
+      </m:oMath>
+      <w:r>
+        <w:t xml:space="preserve">, then</w:t>
+      </w:r>
+    </w:p>
+    <w:p>
+      <w:pPr>
+        <w:pStyle w:val="BodyText"/>
+      </w:pPr>
+      <m:oMathPara>
+        <m:oMathParaPr>
+          <m:jc m:val="center"/>
+        </m:oMathParaPr>
+        <m:oMath>
+          <m:r>
+            <m:rPr>
+              <m:sty m:val="p"/>
+            </m:rPr>
+            <m:t>rank</m:t>
+          </m:r>
+          <m:r>
+            <m:rPr>
+              <m:sty m:val="p"/>
+            </m:rPr>
+            <m:t>(</m:t>
+          </m:r>
+          <m:r>
+            <m:rPr>
+              <m:sty m:val="bi"/>
+            </m:rPr>
+            <m:t>A</m:t>
+          </m:r>
+          <m:r>
+            <m:rPr>
+              <m:sty m:val="bi"/>
+            </m:rPr>
+            <m:t>B</m:t>
+          </m:r>
+          <m:r>
+            <m:rPr>
+              <m:sty m:val="p"/>
+            </m:rPr>
+            <m:t>)</m:t>
+          </m:r>
+          <m:r>
+            <m:rPr>
+              <m:sty m:val="p"/>
+            </m:rPr>
+            <m:t>≤</m:t>
+          </m:r>
+          <m:r>
+            <m:rPr>
+              <m:sty m:val="p"/>
+            </m:rPr>
+            <m:t>rank</m:t>
+          </m:r>
+          <m:r>
+            <m:rPr>
+              <m:sty m:val="p"/>
+            </m:rPr>
+            <m:t>(</m:t>
+          </m:r>
+          <m:r>
+            <m:rPr>
+              <m:sty m:val="bi"/>
+            </m:rPr>
+            <m:t>B</m:t>
+          </m:r>
+          <m:r>
+            <m:rPr>
+              <m:sty m:val="p"/>
+            </m:rPr>
+            <m:t>)</m:t>
+          </m:r>
+          <m:r>
+            <m:rPr>
+              <m:sty m:val="p"/>
+            </m:rPr>
+            <m:t>.</m:t>
+          </m:r>
+        </m:oMath>
+      </m:oMathPara>
+    </w:p>
+    <w:bookmarkEnd w:id="66"/>
+    <w:p>
+      <w:pPr>
+        <w:pStyle w:val="FirstParagraph"/>
+      </w:pPr>
+      <w:r>
+        <w:rPr>
+          <w:i/>
+          <w:iCs/>
+        </w:rPr>
+        <w:t xml:space="preserve">Proof</w:t>
+      </w:r>
+      <w:r>
+        <w:t xml:space="preserve">. </w:t>
+      </w:r>
+    </w:p>
+    <w:p>
+      <w:pPr>
+        <w:pStyle w:val="BodyText"/>
+      </w:pPr>
+      <m:oMathPara>
+        <m:oMathParaPr>
+          <m:jc m:val="center"/>
+        </m:oMathParaPr>
+        <m:oMath>
+          <m:eqArr>
+            <m:e>
+              <m:r>
+                <m:rPr>
+                  <m:sty m:val="p"/>
+                </m:rPr>
+                <m:t>rank</m:t>
+              </m:r>
+              <m:r>
+                <m:rPr>
+                  <m:sty m:val="p"/>
+                </m:rPr>
+                <m:t>(</m:t>
+              </m:r>
+              <m:r>
+                <m:rPr>
+                  <m:sty m:val="bi"/>
+                </m:rPr>
+                <m:t>A</m:t>
+              </m:r>
+              <m:r>
+                <m:rPr>
+                  <m:sty m:val="bi"/>
+                </m:rPr>
+                <m:t>B</m:t>
+              </m:r>
+              <m:r>
+                <m:rPr>
+                  <m:sty m:val="p"/>
+                </m:rPr>
+                <m:t>)</m:t>
+              </m:r>
+              <m:r>
+                <m:t>&amp;</m:t>
+              </m:r>
+              <m:r>
+                <m:rPr>
+                  <m:sty m:val="p"/>
+                </m:rPr>
+                <m:t>=</m:t>
+              </m:r>
+              <m:r>
+                <m:rPr>
+                  <m:sty m:val="p"/>
+                </m:rPr>
+                <m:t>rank</m:t>
+              </m:r>
+              <m:r>
+                <m:rPr>
+                  <m:sty m:val="p"/>
+                </m:rPr>
+                <m:t>(</m:t>
+              </m:r>
+              <m:sSup>
+                <m:e>
+                  <m:r>
+                    <m:rPr>
+                      <m:sty m:val="p"/>
+                    </m:rPr>
+                    <m:t>(</m:t>
+                  </m:r>
+                  <m:r>
+                    <m:rPr>
+                      <m:sty m:val="bi"/>
+                    </m:rPr>
+                    <m:t>A</m:t>
+                  </m:r>
+                  <m:r>
+                    <m:rPr>
+                      <m:sty m:val="bi"/>
+                    </m:rPr>
+                    <m:t>B</m:t>
+                  </m:r>
+                  <m:r>
+                    <m:rPr>
+                      <m:sty m:val="p"/>
+                    </m:rPr>
+                    <m:t>)</m:t>
+                  </m:r>
+                </m:e>
+                <m:sup>
+                  <m:r>
+                    <m:rPr>
+                      <m:sty m:val="p"/>
+                    </m:rPr>
+                    <m:t>⊤</m:t>
+                  </m:r>
+                </m:sup>
+              </m:sSup>
+              <m:r>
+                <m:rPr>
+                  <m:sty m:val="p"/>
+                </m:rPr>
+                <m:t>)</m:t>
+              </m:r>
+              <m:r>
+                <m:t>&amp;</m:t>
+              </m:r>
+              <m:r>
+                <m:t>&amp;</m:t>
+              </m:r>
+              <m:r>
+                <m:rPr>
+                  <m:nor/>
+                  <m:sty m:val="p"/>
+                </m:rPr>
+                <m:t>(</m:t>
+              </m:r>
+              <m:r>
+                <m:rPr>
+                  <m:nor/>
+                  <m:sty m:val="p"/>
+                </m:rPr>
+                <m:t>Theorem 9</m:t>
+              </m:r>
+              <m:r>
+                <m:rPr>
+                  <m:nor/>
+                  <m:sty m:val="p"/>
+                </m:rPr>
+                <m:t>)</m:t>
+              </m:r>
+            </m:e>
+            <m:e>
+              <m:r>
+                <m:t>&amp;</m:t>
+              </m:r>
+              <m:r>
+                <m:rPr>
+                  <m:sty m:val="p"/>
+                </m:rPr>
+                <m:t>=</m:t>
+              </m:r>
+              <m:r>
+                <m:rPr>
+                  <m:sty m:val="p"/>
+                </m:rPr>
+                <m:t>rank</m:t>
+              </m:r>
+              <m:r>
+                <m:rPr>
+                  <m:sty m:val="p"/>
+                </m:rPr>
+                <m:t>(</m:t>
+              </m:r>
+              <m:sSup>
+                <m:e>
+                  <m:r>
+                    <m:rPr>
+                      <m:sty m:val="bi"/>
+                    </m:rPr>
+                    <m:t>B</m:t>
+                  </m:r>
+                </m:e>
+                <m:sup>
+                  <m:r>
+                    <m:rPr>
+                      <m:sty m:val="p"/>
+                    </m:rPr>
+                    <m:t>⊤</m:t>
+                  </m:r>
+                </m:sup>
+              </m:sSup>
+              <m:r>
+                <m:t> </m:t>
+              </m:r>
+              <m:sSup>
+                <m:e>
+                  <m:r>
+                    <m:rPr>
+                      <m:sty m:val="bi"/>
+                    </m:rPr>
+                    <m:t>A</m:t>
+                  </m:r>
+                </m:e>
+                <m:sup>
+                  <m:r>
+                    <m:rPr>
+                      <m:sty m:val="p"/>
+                    </m:rPr>
+                    <m:t>⊤</m:t>
+                  </m:r>
+                </m:sup>
+              </m:sSup>
+              <m:r>
+                <m:rPr>
+                  <m:sty m:val="p"/>
+                </m:rPr>
+                <m:t>)</m:t>
+              </m:r>
+              <m:r>
+                <m:t>&amp;</m:t>
+              </m:r>
+              <m:r>
+                <m:t>&amp;</m:t>
+              </m:r>
+              <m:r>
+                <m:rPr>
+                  <m:nor/>
+                  <m:sty m:val="p"/>
+                </m:rPr>
+                <m:t>(</m:t>
+              </m:r>
+              <m:r>
+                <m:rPr>
+                  <m:nor/>
+                  <m:sty m:val="p"/>
+                </m:rPr>
+                <m:t>Theorem 17 in Matrices</m:t>
+              </m:r>
+              <m:r>
+                <m:rPr>
+                  <m:nor/>
+                  <m:sty m:val="p"/>
+                </m:rPr>
+                <m:t>)</m:t>
+              </m:r>
+            </m:e>
+            <m:e>
+              <m:r>
+                <m:t>&amp;</m:t>
+              </m:r>
+              <m:r>
+                <m:rPr>
+                  <m:sty m:val="p"/>
+                </m:rPr>
+                <m:t>≤</m:t>
+              </m:r>
+              <m:r>
+                <m:rPr>
+                  <m:sty m:val="p"/>
+                </m:rPr>
+                <m:t>rank</m:t>
+              </m:r>
+              <m:r>
+                <m:rPr>
+                  <m:sty m:val="p"/>
+                </m:rPr>
+                <m:t>(</m:t>
+              </m:r>
+              <m:sSup>
+                <m:e>
+                  <m:r>
+                    <m:rPr>
+                      <m:sty m:val="bi"/>
+                    </m:rPr>
+                    <m:t>B</m:t>
+                  </m:r>
+                </m:e>
+                <m:sup>
+                  <m:r>
+                    <m:rPr>
+                      <m:sty m:val="p"/>
+                    </m:rPr>
+                    <m:t>⊤</m:t>
+                  </m:r>
+                </m:sup>
+              </m:sSup>
+              <m:r>
+                <m:rPr>
+                  <m:sty m:val="p"/>
+                </m:rPr>
+                <m:t>)</m:t>
+              </m:r>
+              <m:r>
+                <m:t>&amp;</m:t>
+              </m:r>
+              <m:r>
+                <m:t>&amp;</m:t>
+              </m:r>
+              <m:r>
+                <m:rPr>
+                  <m:nor/>
+                  <m:sty m:val="p"/>
+                </m:rPr>
+                <m:t>(</m:t>
+              </m:r>
+              <m:r>
+                <m:rPr>
+                  <m:nor/>
+                  <m:sty m:val="p"/>
+                </m:rPr>
+                <m:t>Theorem 8</m:t>
+              </m:r>
+              <m:r>
+                <m:rPr>
+                  <m:nor/>
+                  <m:sty m:val="p"/>
+                </m:rPr>
+                <m:t>, with </m:t>
+              </m:r>
+              <m:sSup>
+                <m:e>
+                  <m:r>
+                    <m:rPr>
+                      <m:sty m:val="bi"/>
+                    </m:rPr>
+                    <m:t>B</m:t>
+                  </m:r>
+                </m:e>
+                <m:sup>
+                  <m:r>
+                    <m:rPr>
+                      <m:sty m:val="p"/>
+                    </m:rPr>
+                    <m:t>⊤</m:t>
+                  </m:r>
+                </m:sup>
+              </m:sSup>
+              <m:r>
+                <m:rPr>
+                  <m:nor/>
+                  <m:sty m:val="p"/>
+                </m:rPr>
+                <m:t> on the left)</m:t>
+              </m:r>
+            </m:e>
+            <m:e>
+              <m:r>
+                <m:t>&amp;</m:t>
+              </m:r>
+              <m:r>
+                <m:rPr>
+                  <m:sty m:val="p"/>
+                </m:rPr>
+                <m:t>=</m:t>
+              </m:r>
+              <m:r>
+                <m:rPr>
+                  <m:sty m:val="p"/>
+                </m:rPr>
+                <m:t>rank</m:t>
+              </m:r>
+              <m:r>
+                <m:rPr>
+                  <m:sty m:val="p"/>
+                </m:rPr>
+                <m:t>(</m:t>
+              </m:r>
+              <m:r>
+                <m:rPr>
+                  <m:sty m:val="bi"/>
+                </m:rPr>
+                <m:t>B</m:t>
+              </m:r>
+              <m:r>
+                <m:rPr>
+                  <m:sty m:val="p"/>
+                </m:rPr>
+                <m:t>)</m:t>
+              </m:r>
+              <m:r>
+                <m:rPr>
+                  <m:sty m:val="p"/>
+                </m:rPr>
+                <m:t>.</m:t>
+              </m:r>
+              <m:r>
+                <m:t>&amp;</m:t>
+              </m:r>
+              <m:r>
+                <m:t>&amp;</m:t>
+              </m:r>
+              <m:r>
+                <m:rPr>
+                  <m:nor/>
+                  <m:sty m:val="p"/>
+                </m:rPr>
+                <m:t>(</m:t>
+              </m:r>
+              <m:r>
+                <m:rPr>
+                  <m:nor/>
+                  <m:sty m:val="p"/>
+                </m:rPr>
+                <m:t>Theorem 9</m:t>
+              </m:r>
+              <m:r>
+                <m:rPr>
+                  <m:nor/>
+                  <m:sty m:val="p"/>
+                </m:rPr>
+                <m:t>)</m:t>
+              </m:r>
+            </m:e>
+          </m:eqArr>
+        </m:oMath>
+      </m:oMathPara>
+    </w:p>
+    <w:bookmarkStart w:id="67" w:name="exm-rank-product-right"/>
+    <w:p>
+      <w:pPr>
+        <w:pStyle w:val="FirstParagraph"/>
+      </w:pPr>
       <w:r>
         <w:rPr>
           <w:b/>
           <w:bCs/>
         </w:rPr>
-        <w:t xml:space="preserve"> </w:t>
-      </w:r>
-      <m:oMath>
-        <m:r>
-          <m:t>n</m:t>
-        </m:r>
-        <m:r>
-          <m:rPr>
-            <m:sty m:val="p"/>
-          </m:rPr>
-          <m:t>−</m:t>
+        <w:t xml:space="preserve">Example 16 (A product of rank 1 with a factor of rank 2)</w:t>
+      </w:r>
+      <w:r>
+        <w:t xml:space="preserve"> </w:t>
+      </w:r>
+      <w:r>
+        <w:t xml:space="preserve">Let</w:t>
+      </w:r>
+    </w:p>
+    <w:p>
+      <w:pPr>
+        <w:pStyle w:val="BodyText"/>
+      </w:pPr>
+      <m:oMathPara>
+        <m:oMathParaPr>
+          <m:jc m:val="center"/>
+        </m:oMathParaPr>
+        <m:oMath>
+          <m:r>
+            <m:rPr>
+              <m:sty m:val="bi"/>
+            </m:rPr>
+            <m:t>A</m:t>
+          </m:r>
+          <m:r>
+            <m:rPr>
+              <m:sty m:val="p"/>
+            </m:rPr>
+            <m:t>=</m:t>
+          </m:r>
+          <m:d>
+            <m:dPr>
+              <m:begChr m:val="["/>
+              <m:sepChr m:val=""/>
+              <m:endChr m:val="]"/>
+              <m:grow/>
+            </m:dPr>
+            <m:e>
+              <m:m>
+                <m:mPr>
+                  <m:baseJc m:val="center"/>
+                  <m:plcHide m:val="on"/>
+                  <m:mcs>
+                    <m:mc>
+                      <m:mcPr>
+                        <m:mcJc m:val="center"/>
+                        <m:count m:val="1"/>
+                      </m:mcPr>
+                    </m:mc>
+                    <m:mc>
+                      <m:mcPr>
+                        <m:mcJc m:val="center"/>
+                        <m:count m:val="1"/>
+                      </m:mcPr>
+                    </m:mc>
+                  </m:mcs>
+                </m:mPr>
+                <m:mr>
+                  <m:e>
+                    <m:r>
+                      <m:t>1</m:t>
+                    </m:r>
+                  </m:e>
+                  <m:e>
+                    <m:r>
+                      <m:t>1</m:t>
+                    </m:r>
+                  </m:e>
+                </m:mr>
+                <m:mr>
+                  <m:e>
+                    <m:r>
+                      <m:t>0</m:t>
+                    </m:r>
+                  </m:e>
+                  <m:e>
+                    <m:r>
+                      <m:t>1</m:t>
+                    </m:r>
+                  </m:e>
+                </m:mr>
+              </m:m>
+            </m:e>
+          </m:d>
+          <m:r>
+            <m:rPr>
+              <m:sty m:val="p"/>
+            </m:rPr>
+            <m:t>,</m:t>
+          </m:r>
+          <m:r>
+            <m:t>  </m:t>
+          </m:r>
+          <m:r>
+            <m:rPr>
+              <m:sty m:val="bi"/>
+            </m:rPr>
+            <m:t>B</m:t>
+          </m:r>
+          <m:r>
+            <m:rPr>
+              <m:sty m:val="p"/>
+            </m:rPr>
+            <m:t>=</m:t>
+          </m:r>
+          <m:d>
+            <m:dPr>
+              <m:begChr m:val="["/>
+              <m:sepChr m:val=""/>
+              <m:endChr m:val="]"/>
+              <m:grow/>
+            </m:dPr>
+            <m:e>
+              <m:m>
+                <m:mPr>
+                  <m:baseJc m:val="center"/>
+                  <m:plcHide m:val="on"/>
+                  <m:mcs>
+                    <m:mc>
+                      <m:mcPr>
+                        <m:mcJc m:val="center"/>
+                        <m:count m:val="1"/>
+                      </m:mcPr>
+                    </m:mc>
+                    <m:mc>
+                      <m:mcPr>
+                        <m:mcJc m:val="center"/>
+                        <m:count m:val="1"/>
+                      </m:mcPr>
+                    </m:mc>
+                  </m:mcs>
+                </m:mPr>
+                <m:mr>
+                  <m:e>
+                    <m:r>
+                      <m:t>1</m:t>
+                    </m:r>
+                  </m:e>
+                  <m:e>
+                    <m:r>
+                      <m:t>0</m:t>
+                    </m:r>
+                  </m:e>
+                </m:mr>
+                <m:mr>
+                  <m:e>
+                    <m:r>
+                      <m:t>1</m:t>
+                    </m:r>
+                  </m:e>
+                  <m:e>
+                    <m:r>
+                      <m:t>0</m:t>
+                    </m:r>
+                  </m:e>
+                </m:mr>
+              </m:m>
+            </m:e>
+          </m:d>
+          <m:r>
+            <m:rPr>
+              <m:sty m:val="p"/>
+            </m:rPr>
+            <m:t>,</m:t>
+          </m:r>
+          <m:r>
+            <m:t>  </m:t>
+          </m:r>
+          <m:r>
+            <m:rPr>
+              <m:sty m:val="bi"/>
+            </m:rPr>
+            <m:t>A</m:t>
+          </m:r>
+          <m:r>
+            <m:rPr>
+              <m:sty m:val="bi"/>
+            </m:rPr>
+            <m:t>B</m:t>
+          </m:r>
+          <m:r>
+            <m:rPr>
+              <m:sty m:val="p"/>
+            </m:rPr>
+            <m:t>=</m:t>
+          </m:r>
+          <m:d>
+            <m:dPr>
+              <m:begChr m:val="["/>
+              <m:sepChr m:val=""/>
+              <m:endChr m:val="]"/>
+              <m:grow/>
+            </m:dPr>
+            <m:e>
+              <m:m>
+                <m:mPr>
+                  <m:baseJc m:val="center"/>
+                  <m:plcHide m:val="on"/>
+                  <m:mcs>
+                    <m:mc>
+                      <m:mcPr>
+                        <m:mcJc m:val="center"/>
+                        <m:count m:val="1"/>
+                      </m:mcPr>
+                    </m:mc>
+                    <m:mc>
+                      <m:mcPr>
+                        <m:mcJc m:val="center"/>
+                        <m:count m:val="1"/>
+                      </m:mcPr>
+                    </m:mc>
+                  </m:mcs>
+                </m:mPr>
+                <m:mr>
+                  <m:e>
+                    <m:r>
+                      <m:t>1</m:t>
+                    </m:r>
+                    <m:r>
+                      <m:rPr>
+                        <m:sty m:val="p"/>
+                      </m:rPr>
+                      <m:t>⋅</m:t>
+                    </m:r>
+                    <m:r>
+                      <m:t>1</m:t>
+                    </m:r>
+                    <m:r>
+                      <m:rPr>
+                        <m:sty m:val="p"/>
+                      </m:rPr>
+                      <m:t>+</m:t>
+                    </m:r>
+                    <m:r>
+                      <m:t>1</m:t>
+                    </m:r>
+                    <m:r>
+                      <m:rPr>
+                        <m:sty m:val="p"/>
+                      </m:rPr>
+                      <m:t>⋅</m:t>
+                    </m:r>
+                    <m:r>
+                      <m:t>1</m:t>
+                    </m:r>
+                  </m:e>
+                  <m:e>
+                    <m:r>
+                      <m:t>1</m:t>
+                    </m:r>
+                    <m:r>
+                      <m:rPr>
+                        <m:sty m:val="p"/>
+                      </m:rPr>
+                      <m:t>⋅</m:t>
+                    </m:r>
+                    <m:r>
+                      <m:t>0</m:t>
+                    </m:r>
+                    <m:r>
+                      <m:rPr>
+                        <m:sty m:val="p"/>
+                      </m:rPr>
+                      <m:t>+</m:t>
+                    </m:r>
+                    <m:r>
+                      <m:t>1</m:t>
+                    </m:r>
+                    <m:r>
+                      <m:rPr>
+                        <m:sty m:val="p"/>
+                      </m:rPr>
+                      <m:t>⋅</m:t>
+                    </m:r>
+                    <m:r>
+                      <m:t>0</m:t>
+                    </m:r>
+                  </m:e>
+                </m:mr>
+                <m:mr>
+                  <m:e>
+                    <m:r>
+                      <m:t>0</m:t>
+                    </m:r>
+                    <m:r>
+                      <m:rPr>
+                        <m:sty m:val="p"/>
+                      </m:rPr>
+                      <m:t>⋅</m:t>
+                    </m:r>
+                    <m:r>
+                      <m:t>1</m:t>
+                    </m:r>
+                    <m:r>
+                      <m:rPr>
+                        <m:sty m:val="p"/>
+                      </m:rPr>
+                      <m:t>+</m:t>
+                    </m:r>
+                    <m:r>
+                      <m:t>1</m:t>
+                    </m:r>
+                    <m:r>
+                      <m:rPr>
+                        <m:sty m:val="p"/>
+                      </m:rPr>
+                      <m:t>⋅</m:t>
+                    </m:r>
+                    <m:r>
+                      <m:t>1</m:t>
+                    </m:r>
+                  </m:e>
+                  <m:e>
+                    <m:r>
+                      <m:t>0</m:t>
+                    </m:r>
+                    <m:r>
+                      <m:rPr>
+                        <m:sty m:val="p"/>
+                      </m:rPr>
+                      <m:t>⋅</m:t>
+                    </m:r>
+                    <m:r>
+                      <m:t>0</m:t>
+                    </m:r>
+                    <m:r>
+                      <m:rPr>
+                        <m:sty m:val="p"/>
+                      </m:rPr>
+                      <m:t>+</m:t>
+                    </m:r>
+                    <m:r>
+                      <m:t>1</m:t>
+                    </m:r>
+                    <m:r>
+                      <m:rPr>
+                        <m:sty m:val="p"/>
+                      </m:rPr>
+                      <m:t>⋅</m:t>
+                    </m:r>
+                    <m:r>
+                      <m:t>0</m:t>
+                    </m:r>
+                  </m:e>
+                </m:mr>
+              </m:m>
+            </m:e>
+          </m:d>
+          <m:r>
+            <m:rPr>
+              <m:sty m:val="p"/>
+            </m:rPr>
+            <m:t>=</m:t>
+          </m:r>
+          <m:d>
+            <m:dPr>
+              <m:begChr m:val="["/>
+              <m:sepChr m:val=""/>
+              <m:endChr m:val="]"/>
+              <m:grow/>
+            </m:dPr>
+            <m:e>
+              <m:m>
+                <m:mPr>
+                  <m:baseJc m:val="center"/>
+                  <m:plcHide m:val="on"/>
+                  <m:mcs>
+                    <m:mc>
+                      <m:mcPr>
+                        <m:mcJc m:val="center"/>
+                        <m:count m:val="1"/>
+                      </m:mcPr>
+                    </m:mc>
+                    <m:mc>
+                      <m:mcPr>
+                        <m:mcJc m:val="center"/>
+                        <m:count m:val="1"/>
+                      </m:mcPr>
+                    </m:mc>
+                  </m:mcs>
+                </m:mPr>
+                <m:mr>
+                  <m:e>
+                    <m:r>
+                      <m:t>2</m:t>
+                    </m:r>
+                  </m:e>
+                  <m:e>
+                    <m:r>
+                      <m:t>0</m:t>
+                    </m:r>
+                  </m:e>
+                </m:mr>
+                <m:mr>
+                  <m:e>
+                    <m:r>
+                      <m:t>1</m:t>
+                    </m:r>
+                  </m:e>
+                  <m:e>
+                    <m:r>
+                      <m:t>0</m:t>
+                    </m:r>
+                  </m:e>
+                </m:mr>
+              </m:m>
+            </m:e>
+          </m:d>
+          <m:r>
+            <m:rPr>
+              <m:sty m:val="p"/>
+            </m:rPr>
+            <m:t>.</m:t>
+          </m:r>
+        </m:oMath>
+      </m:oMathPara>
+    </w:p>
+    <w:p>
+      <w:pPr>
+        <w:pStyle w:val="FirstParagraph"/>
+      </w:pPr>
+      <m:oMath>
+        <m:r>
+          <m:rPr>
+            <m:sty m:val="bi"/>
+          </m:rPr>
+          <m:t>A</m:t>
+        </m:r>
+      </m:oMath>
+      <w:r>
+        <w:t xml:space="preserve"> </w:t>
+      </w:r>
+      <w:r>
+        <w:t xml:space="preserve">has</w:t>
+      </w:r>
+      <w:r>
+        <w:t xml:space="preserve"> </w:t>
+      </w:r>
+      <w:hyperlink r:id="rId46">
+        <w:r>
+          <w:rPr>
+            <w:rStyle w:val="Hyperlink"/>
+          </w:rPr>
+          <w:t xml:space="preserve">rank</w:t>
+        </w:r>
+      </w:hyperlink>
+      <w:r>
+        <w:t xml:space="preserve"> </w:t>
+      </w:r>
+      <m:oMath>
+        <m:r>
+          <m:t>2</m:t>
+        </m:r>
+      </m:oMath>
+      <w:r>
+        <w:t xml:space="preserve">, because its columns</w:t>
+      </w:r>
+      <w:r>
+        <w:t xml:space="preserve"> </w:t>
+      </w:r>
+      <m:oMath>
+        <m:r>
+          <m:rPr>
+            <m:sty m:val="p"/>
+          </m:rPr>
+          <m:t>(</m:t>
         </m:r>
         <m:r>
           <m:t>1</m:t>
         </m:r>
-      </m:oMath>
+        <m:r>
+          <m:rPr>
+            <m:sty m:val="p"/>
+          </m:rPr>
+          <m:t>,</m:t>
+        </m:r>
+        <m:r>
+          <m:t>0</m:t>
+        </m:r>
+        <m:r>
+          <m:rPr>
+            <m:sty m:val="p"/>
+          </m:rPr>
+          <m:t>)</m:t>
+        </m:r>
+      </m:oMath>
+      <w:r>
+        <w:t xml:space="preserve"> </w:t>
+      </w:r>
+      <w:r>
+        <w:t xml:space="preserve">and</w:t>
+      </w:r>
+      <w:r>
+        <w:t xml:space="preserve"> </w:t>
+      </w:r>
+      <m:oMath>
+        <m:r>
+          <m:rPr>
+            <m:sty m:val="p"/>
+          </m:rPr>
+          <m:t>(</m:t>
+        </m:r>
+        <m:r>
+          <m:t>1</m:t>
+        </m:r>
+        <m:r>
+          <m:rPr>
+            <m:sty m:val="p"/>
+          </m:rPr>
+          <m:t>,</m:t>
+        </m:r>
+        <m:r>
+          <m:t>1</m:t>
+        </m:r>
+        <m:r>
+          <m:rPr>
+            <m:sty m:val="p"/>
+          </m:rPr>
+          <m:t>)</m:t>
+        </m:r>
+      </m:oMath>
+      <w:r>
+        <w:t xml:space="preserve"> </w:t>
+      </w:r>
+      <w:r>
+        <w:t xml:space="preserve">are</w:t>
+      </w:r>
+      <w:r>
+        <w:t xml:space="preserve"> </w:t>
+      </w:r>
+      <w:hyperlink r:id="rId26">
+        <w:r>
+          <w:rPr>
+            <w:rStyle w:val="Hyperlink"/>
+          </w:rPr>
+          <w:t xml:space="preserve">linearly independent</w:t>
+        </w:r>
+      </w:hyperlink>
+      <w:r>
+        <w:t xml:space="preserve">.</w:t>
+      </w:r>
+      <w:r>
+        <w:t xml:space="preserve"> </w:t>
+      </w:r>
+      <m:oMath>
+        <m:r>
+          <m:rPr>
+            <m:sty m:val="bi"/>
+          </m:rPr>
+          <m:t>B</m:t>
+        </m:r>
+      </m:oMath>
+      <w:r>
+        <w:t xml:space="preserve"> </w:t>
+      </w:r>
+      <w:r>
+        <w:t xml:space="preserve">has rank</w:t>
+      </w:r>
+      <w:r>
+        <w:t xml:space="preserve"> </w:t>
+      </w:r>
+      <m:oMath>
+        <m:r>
+          <m:t>1</m:t>
+        </m:r>
+      </m:oMath>
+      <w:r>
+        <w:t xml:space="preserve">, because its second column is</w:t>
+      </w:r>
+      <w:r>
+        <w:t xml:space="preserve"> </w:t>
+      </w:r>
+      <w:r>
+        <w:t xml:space="preserve">$\mathord{\smash[b]{\underset{\raise.3ex\hbox{$\scriptstyle\sim$}}{0}}\vphantom{0}}_2$</w:t>
+      </w:r>
+      <w:r>
+        <w:t xml:space="preserve"> </w:t>
+      </w:r>
+      <w:r>
+        <w:t xml:space="preserve">and its first is not,</w:t>
+      </w:r>
+      <w:r>
+        <w:t xml:space="preserve"> </w:t>
+      </w:r>
+      <w:r>
+        <w:t xml:space="preserve">and</w:t>
+      </w:r>
+      <w:r>
+        <w:t xml:space="preserve"> </w:t>
+      </w:r>
+      <m:oMath>
+        <m:r>
+          <m:rPr>
+            <m:sty m:val="bi"/>
+          </m:rPr>
+          <m:t>A</m:t>
+        </m:r>
+        <m:r>
+          <m:rPr>
+            <m:sty m:val="bi"/>
+          </m:rPr>
+          <m:t>B</m:t>
+        </m:r>
+      </m:oMath>
+      <w:r>
+        <w:t xml:space="preserve"> </w:t>
+      </w:r>
+      <w:r>
+        <w:t xml:space="preserve">has rank</w:t>
+      </w:r>
+      <w:r>
+        <w:t xml:space="preserve"> </w:t>
+      </w:r>
+      <m:oMath>
+        <m:r>
+          <m:t>1</m:t>
+        </m:r>
+      </m:oMath>
+      <w:r>
+        <w:t xml:space="preserve"> </w:t>
+      </w:r>
+      <w:r>
+        <w:t xml:space="preserve">for the same reason.</w:t>
+      </w:r>
+      <w:r>
+        <w:t xml:space="preserve"> </w:t>
+      </w:r>
+      <w:r>
+        <w:t xml:space="preserve">So</w:t>
+      </w:r>
+      <w:r>
+        <w:t xml:space="preserve"> </w:t>
+      </w:r>
+      <m:oMath>
+        <m:r>
+          <m:rPr>
+            <m:sty m:val="p"/>
+          </m:rPr>
+          <m:t>rank</m:t>
+        </m:r>
+        <m:r>
+          <m:rPr>
+            <m:sty m:val="p"/>
+          </m:rPr>
+          <m:t>(</m:t>
+        </m:r>
+        <m:r>
+          <m:rPr>
+            <m:sty m:val="bi"/>
+          </m:rPr>
+          <m:t>A</m:t>
+        </m:r>
+        <m:r>
+          <m:rPr>
+            <m:sty m:val="bi"/>
+          </m:rPr>
+          <m:t>B</m:t>
+        </m:r>
+        <m:r>
+          <m:rPr>
+            <m:sty m:val="p"/>
+          </m:rPr>
+          <m:t>)</m:t>
+        </m:r>
+        <m:r>
+          <m:rPr>
+            <m:sty m:val="p"/>
+          </m:rPr>
+          <m:t>=</m:t>
+        </m:r>
+        <m:r>
+          <m:t>1</m:t>
+        </m:r>
+        <m:r>
+          <m:rPr>
+            <m:sty m:val="p"/>
+          </m:rPr>
+          <m:t>≤</m:t>
+        </m:r>
+        <m:r>
+          <m:rPr>
+            <m:sty m:val="p"/>
+          </m:rPr>
+          <m:t>rank</m:t>
+        </m:r>
+        <m:r>
+          <m:rPr>
+            <m:sty m:val="p"/>
+          </m:rPr>
+          <m:t>(</m:t>
+        </m:r>
+        <m:r>
+          <m:rPr>
+            <m:sty m:val="bi"/>
+          </m:rPr>
+          <m:t>B</m:t>
+        </m:r>
+        <m:r>
+          <m:rPr>
+            <m:sty m:val="p"/>
+          </m:rPr>
+          <m:t>)</m:t>
+        </m:r>
+        <m:r>
+          <m:rPr>
+            <m:sty m:val="p"/>
+          </m:rPr>
+          <m:t>=</m:t>
+        </m:r>
+        <m:r>
+          <m:t>1</m:t>
+        </m:r>
+      </m:oMath>
+      <w:r>
+        <w:t xml:space="preserve"> </w:t>
+      </w:r>
+      <w:r>
+        <w:t xml:space="preserve">(</w:t>
+      </w:r>
+      <w:hyperlink w:anchor="thm-rank-product-right">
+        <w:r>
+          <w:rPr>
+            <w:rStyle w:val="Hyperlink"/>
+          </w:rPr>
+          <w:t xml:space="preserve">Theorem 10</w:t>
+        </w:r>
+      </w:hyperlink>
+      <w:r>
+        <w:t xml:space="preserve">),</w:t>
+      </w:r>
+      <w:r>
+        <w:t xml:space="preserve"> </w:t>
+      </w:r>
+      <w:r>
+        <w:t xml:space="preserve">and the bound of</w:t>
+      </w:r>
+      <w:r>
+        <w:t xml:space="preserve"> </w:t>
+      </w:r>
+      <w:hyperlink w:anchor="thm-rank-product">
+        <w:r>
+          <w:rPr>
+            <w:rStyle w:val="Hyperlink"/>
+          </w:rPr>
+          <w:t xml:space="preserve">Theorem 8</w:t>
+        </w:r>
+      </w:hyperlink>
+      <w:r>
+        <w:t xml:space="preserve">,</w:t>
+      </w:r>
+      <w:r>
+        <w:t xml:space="preserve"> </w:t>
+      </w:r>
+      <m:oMath>
+        <m:r>
+          <m:t>2</m:t>
+        </m:r>
+      </m:oMath>
+      <w:r>
+        <w:t xml:space="preserve">, is not the tighter one.</w:t>
+      </w:r>
+    </w:p>
+    <w:bookmarkEnd w:id="67"/>
+    <w:bookmarkStart w:id="68" w:name="cor-rank-product-full-rank"/>
+    <w:p>
+      <w:pPr>
+        <w:pStyle w:val="BodyText"/>
+      </w:pPr>
       <w:r>
         <w:rPr>
           <w:b/>
           <w:bCs/>
         </w:rPr>
+        <w:t xml:space="preserve">Corollary 2 (Multiplying by a matrix of full rank does not change the rank)</w:t>
+      </w:r>
+      <w:r>
+        <w:t xml:space="preserve"> </w:t>
+      </w:r>
+      <w:r>
+        <w:t xml:space="preserve">Let</w:t>
+      </w:r>
+      <w:r>
+        <w:t xml:space="preserve"> </w:t>
+      </w:r>
+      <m:oMath>
+        <m:r>
+          <m:rPr>
+            <m:sty m:val="bi"/>
+          </m:rPr>
+          <m:t>A</m:t>
+        </m:r>
+      </m:oMath>
+      <w:r>
+        <w:t xml:space="preserve"> </w:t>
+      </w:r>
+      <w:r>
+        <w:t xml:space="preserve">be</w:t>
+      </w:r>
+      <w:r>
+        <w:t xml:space="preserve"> </w:t>
+      </w:r>
+      <m:oMath>
+        <m:r>
+          <m:t>m</m:t>
+        </m:r>
+        <m:r>
+          <m:rPr>
+            <m:sty m:val="p"/>
+          </m:rPr>
+          <m:t>×</m:t>
+        </m:r>
+        <m:r>
+          <m:t>n</m:t>
+        </m:r>
+      </m:oMath>
+      <w:r>
+        <w:t xml:space="preserve"> </w:t>
+      </w:r>
+      <w:r>
+        <w:t xml:space="preserve">and</w:t>
+      </w:r>
+      <w:r>
+        <w:t xml:space="preserve"> </w:t>
+      </w:r>
+      <m:oMath>
+        <m:r>
+          <m:rPr>
+            <m:sty m:val="bi"/>
+          </m:rPr>
+          <m:t>B</m:t>
+        </m:r>
+      </m:oMath>
+      <w:r>
+        <w:t xml:space="preserve"> </w:t>
+      </w:r>
+      <w:r>
+        <w:t xml:space="preserve">be</w:t>
+      </w:r>
+      <w:r>
+        <w:t xml:space="preserve"> </w:t>
+      </w:r>
+      <m:oMath>
+        <m:r>
+          <m:t>n</m:t>
+        </m:r>
+        <m:r>
+          <m:rPr>
+            <m:sty m:val="p"/>
+          </m:rPr>
+          <m:t>×</m:t>
+        </m:r>
+        <m:r>
+          <m:t>k</m:t>
+        </m:r>
+      </m:oMath>
+      <w:r>
+        <w:t xml:space="preserve">.</w:t>
+      </w:r>
+    </w:p>
+    <w:p>
+      <w:pPr>
+        <w:pStyle w:val="Compact"/>
+        <w:numPr>
+          <w:ilvl w:val="0"/>
+          <w:numId w:val="1003"/>
+        </w:numPr>
+      </w:pPr>
+      <w:r>
+        <w:t xml:space="preserve">If</w:t>
+      </w:r>
+      <w:r>
+        <w:t xml:space="preserve"> </w:t>
+      </w:r>
+      <m:oMath>
+        <m:r>
+          <m:rPr>
+            <m:sty m:val="bi"/>
+          </m:rPr>
+          <m:t>A</m:t>
+        </m:r>
+      </m:oMath>
+      <w:r>
+        <w:t xml:space="preserve"> </w:t>
+      </w:r>
+      <w:r>
+        <w:t xml:space="preserve">has full column rank (</w:t>
+      </w:r>
+      <w:hyperlink r:id="rId27">
+        <w:r>
+          <w:rPr>
+            <w:rStyle w:val="Hyperlink"/>
+          </w:rPr>
+          <w:t xml:space="preserve">Definition 3 in Subspaces and Rank</w:t>
+        </w:r>
+      </w:hyperlink>
+      <w:r>
+        <w:t xml:space="preserve">), then</w:t>
+      </w:r>
+      <w:r>
+        <w:t xml:space="preserve"> </w:t>
+      </w:r>
+      <m:oMath>
+        <m:r>
+          <m:rPr>
+            <m:sty m:val="p"/>
+          </m:rPr>
+          <m:t>rank</m:t>
+        </m:r>
+        <m:r>
+          <m:rPr>
+            <m:sty m:val="p"/>
+          </m:rPr>
+          <m:t>(</m:t>
+        </m:r>
+        <m:r>
+          <m:rPr>
+            <m:sty m:val="bi"/>
+          </m:rPr>
+          <m:t>A</m:t>
+        </m:r>
+        <m:r>
+          <m:rPr>
+            <m:sty m:val="bi"/>
+          </m:rPr>
+          <m:t>B</m:t>
+        </m:r>
+        <m:r>
+          <m:rPr>
+            <m:sty m:val="p"/>
+          </m:rPr>
+          <m:t>)</m:t>
+        </m:r>
+        <m:r>
+          <m:rPr>
+            <m:sty m:val="p"/>
+          </m:rPr>
+          <m:t>=</m:t>
+        </m:r>
+        <m:r>
+          <m:rPr>
+            <m:sty m:val="p"/>
+          </m:rPr>
+          <m:t>rank</m:t>
+        </m:r>
+        <m:r>
+          <m:rPr>
+            <m:sty m:val="p"/>
+          </m:rPr>
+          <m:t>(</m:t>
+        </m:r>
+        <m:r>
+          <m:rPr>
+            <m:sty m:val="bi"/>
+          </m:rPr>
+          <m:t>B</m:t>
+        </m:r>
+        <m:r>
+          <m:rPr>
+            <m:sty m:val="p"/>
+          </m:rPr>
+          <m:t>)</m:t>
+        </m:r>
+      </m:oMath>
+      <w:r>
+        <w:t xml:space="preserve">.</w:t>
+      </w:r>
+    </w:p>
+    <w:p>
+      <w:pPr>
+        <w:pStyle w:val="Compact"/>
+        <w:numPr>
+          <w:ilvl w:val="0"/>
+          <w:numId w:val="1003"/>
+        </w:numPr>
+      </w:pPr>
+      <w:r>
+        <w:t xml:space="preserve">If</w:t>
+      </w:r>
+      <w:r>
+        <w:t xml:space="preserve"> </w:t>
+      </w:r>
+      <m:oMath>
+        <m:r>
+          <m:rPr>
+            <m:sty m:val="p"/>
+          </m:rPr>
+          <m:t>rank</m:t>
+        </m:r>
+        <m:r>
+          <m:rPr>
+            <m:sty m:val="p"/>
+          </m:rPr>
+          <m:t>(</m:t>
+        </m:r>
+        <m:r>
+          <m:rPr>
+            <m:sty m:val="bi"/>
+          </m:rPr>
+          <m:t>B</m:t>
+        </m:r>
+        <m:r>
+          <m:rPr>
+            <m:sty m:val="p"/>
+          </m:rPr>
+          <m:t>)</m:t>
+        </m:r>
+        <m:r>
+          <m:rPr>
+            <m:sty m:val="p"/>
+          </m:rPr>
+          <m:t>=</m:t>
+        </m:r>
+        <m:r>
+          <m:t>n</m:t>
+        </m:r>
+      </m:oMath>
+      <w:r>
+        <w:t xml:space="preserve">, then</w:t>
+      </w:r>
+      <w:r>
+        <w:t xml:space="preserve"> </w:t>
+      </w:r>
+      <m:oMath>
+        <m:r>
+          <m:rPr>
+            <m:sty m:val="p"/>
+          </m:rPr>
+          <m:t>rank</m:t>
+        </m:r>
+        <m:r>
+          <m:rPr>
+            <m:sty m:val="p"/>
+          </m:rPr>
+          <m:t>(</m:t>
+        </m:r>
+        <m:r>
+          <m:rPr>
+            <m:sty m:val="bi"/>
+          </m:rPr>
+          <m:t>A</m:t>
+        </m:r>
+        <m:r>
+          <m:rPr>
+            <m:sty m:val="bi"/>
+          </m:rPr>
+          <m:t>B</m:t>
+        </m:r>
+        <m:r>
+          <m:rPr>
+            <m:sty m:val="p"/>
+          </m:rPr>
+          <m:t>)</m:t>
+        </m:r>
+        <m:r>
+          <m:rPr>
+            <m:sty m:val="p"/>
+          </m:rPr>
+          <m:t>=</m:t>
+        </m:r>
+        <m:r>
+          <m:rPr>
+            <m:sty m:val="p"/>
+          </m:rPr>
+          <m:t>rank</m:t>
+        </m:r>
+        <m:r>
+          <m:rPr>
+            <m:sty m:val="p"/>
+          </m:rPr>
+          <m:t>(</m:t>
+        </m:r>
+        <m:r>
+          <m:rPr>
+            <m:sty m:val="bi"/>
+          </m:rPr>
+          <m:t>A</m:t>
+        </m:r>
+        <m:r>
+          <m:rPr>
+            <m:sty m:val="p"/>
+          </m:rPr>
+          <m:t>)</m:t>
+        </m:r>
+      </m:oMath>
+      <w:r>
+        <w:t xml:space="preserve">.</w:t>
+      </w:r>
+    </w:p>
+    <w:bookmarkEnd w:id="68"/>
+    <w:p>
+      <w:pPr>
+        <w:pStyle w:val="FirstParagraph"/>
+      </w:pPr>
+      <w:r>
+        <w:rPr>
+          <w:i/>
+          <w:iCs/>
+        </w:rPr>
+        <w:t xml:space="preserve">Proof</w:t>
+      </w:r>
+      <w:r>
+        <w:t xml:space="preserve">. </w:t>
+      </w:r>
+      <w:r>
+        <w:rPr>
+          <w:b/>
+          <w:bCs/>
+        </w:rPr>
+        <w:t xml:space="preserve">Part 1.</w:t>
+      </w:r>
+      <w:r>
+        <w:t xml:space="preserve"> </w:t>
+      </w:r>
+      <w:r>
+        <w:t xml:space="preserve">Because</w:t>
+      </w:r>
+      <w:r>
+        <w:t xml:space="preserve"> </w:t>
+      </w:r>
+      <m:oMath>
+        <m:r>
+          <m:rPr>
+            <m:sty m:val="bi"/>
+          </m:rPr>
+          <m:t>A</m:t>
+        </m:r>
+      </m:oMath>
+      <w:r>
+        <w:t xml:space="preserve"> </w:t>
+      </w:r>
+      <w:r>
+        <w:t xml:space="preserve">has</w:t>
+      </w:r>
+      <w:r>
+        <w:t xml:space="preserve"> </w:t>
+      </w:r>
+      <w:hyperlink r:id="rId27">
+        <w:r>
+          <w:rPr>
+            <w:rStyle w:val="Hyperlink"/>
+          </w:rPr>
+          <w:t xml:space="preserve">full column rank</w:t>
+        </w:r>
+      </w:hyperlink>
+      <w:r>
+        <w:t xml:space="preserve">,</w:t>
+      </w:r>
+      <w:r>
+        <w:t xml:space="preserve"> </w:t>
+      </w:r>
+      <w:r>
+        <w:t xml:space="preserve">$\mathbf{A} \mathord{\smash[b]{\underset{\raise.3ex\hbox{$\scriptstyle\sim$}}{y}}\vphantom{y}} = \mathord{\smash[b]{\underset{\raise.3ex\hbox{$\scriptstyle\sim$}}{0}}\vphantom{0}}_m$</w:t>
+      </w:r>
+      <w:r>
+        <w:t xml:space="preserve"> </w:t>
+      </w:r>
+      <w:r>
+        <w:t xml:space="preserve">only for</w:t>
+      </w:r>
+      <w:r>
+        <w:t xml:space="preserve"> </w:t>
+      </w:r>
+      <w:r>
+        <w:t xml:space="preserve">$\mathord{\smash[b]{\underset{\raise.3ex\hbox{$\scriptstyle\sim$}}{y}}\vphantom{y}} = \mathord{\smash[b]{\underset{\raise.3ex\hbox{$\scriptstyle\sim$}}{0}}\vphantom{0}}_n$</w:t>
+      </w:r>
+      <w:r>
+        <w:t xml:space="preserve"> </w:t>
+      </w:r>
+      <w:r>
+        <w:t xml:space="preserve">(</w:t>
+      </w:r>
+      <w:hyperlink w:anchor="thm-independent-null-space">
+        <w:r>
+          <w:rPr>
+            <w:rStyle w:val="Hyperlink"/>
+          </w:rPr>
+          <w:t xml:space="preserve">Theorem 3</w:t>
+        </w:r>
+      </w:hyperlink>
+      <w:r>
+        <w:t xml:space="preserve">).</w:t>
+      </w:r>
+      <w:r>
+        <w:t xml:space="preserve"> </w:t>
+      </w:r>
+      <w:r>
+        <w:t xml:space="preserve">So for</w:t>
+      </w:r>
+      <w:r>
+        <w:t xml:space="preserve"> </w:t>
+      </w:r>
+      <w:r>
+        <w:t xml:space="preserve">$\mathord{\smash[b]{\underset{\raise.3ex\hbox{$\scriptstyle\sim$}}{x}}\vphantom{x}} \in \mathbb{R}^k$</w:t>
+      </w:r>
+      <w:r>
+        <w:t xml:space="preserve">,</w:t>
+      </w:r>
+    </w:p>
+    <w:p>
+      <w:pPr>
+        <w:pStyle w:val="BodyText"/>
+      </w:pPr>
+      <w:r>
+        <w:t xml:space="preserve">$$
+    \begin{aligned}
+    \mathbf{A} \mathbf{B} \mathord{\smash[b]{\underset{\raise.3ex\hbox{$\scriptstyle\sim$}}{x}}\vphantom{x}} = \mathord{\smash[b]{\underset{\raise.3ex\hbox{$\scriptstyle\sim$}}{0}}\vphantom{0}}_m
+    &amp;\iff \mathbf{B} \mathord{\smash[b]{\underset{\raise.3ex\hbox{$\scriptstyle\sim$}}{x}}\vphantom{x}} = \mathord{\smash[b]{\underset{\raise.3ex\hbox{$\scriptstyle\sim$}}{0}}\vphantom{0}}_n
+    &amp;&amp; \text{(}\text{Theorem~3}\text{, with } \mathord{\smash[b]{\underset{\raise.3ex\hbox{$\scriptstyle\sim$}}{y}}\vphantom{y}} = \mathbf{B} \mathord{\smash[b]{\underset{\raise.3ex\hbox{$\scriptstyle\sim$}}{x}}\vphantom{x}} \text{)}
+    \end{aligned}
+    $$</w:t>
+      </w:r>
+    </w:p>
+    <w:p>
+      <w:pPr>
+        <w:pStyle w:val="FirstParagraph"/>
+      </w:pPr>
+      <w:r>
+        <w:t xml:space="preserve">so</w:t>
+      </w:r>
+      <w:r>
+        <w:t xml:space="preserve"> </w:t>
+      </w:r>
+      <m:oMath>
+        <m:r>
+          <m:rPr>
+            <m:scr m:val="script"/>
+            <m:sty m:val="p"/>
+          </m:rPr>
+          <m:t>N</m:t>
+        </m:r>
+        <m:r>
+          <m:rPr>
+            <m:sty m:val="p"/>
+          </m:rPr>
+          <m:t>(</m:t>
+        </m:r>
+        <m:r>
+          <m:rPr>
+            <m:sty m:val="bi"/>
+          </m:rPr>
+          <m:t>A</m:t>
+        </m:r>
+        <m:r>
+          <m:rPr>
+            <m:sty m:val="bi"/>
+          </m:rPr>
+          <m:t>B</m:t>
+        </m:r>
+        <m:r>
+          <m:rPr>
+            <m:sty m:val="p"/>
+          </m:rPr>
+          <m:t>)</m:t>
+        </m:r>
+        <m:r>
+          <m:rPr>
+            <m:sty m:val="p"/>
+          </m:rPr>
+          <m:t>=</m:t>
+        </m:r>
+        <m:r>
+          <m:rPr>
+            <m:scr m:val="script"/>
+            <m:sty m:val="p"/>
+          </m:rPr>
+          <m:t>N</m:t>
+        </m:r>
+        <m:r>
+          <m:rPr>
+            <m:sty m:val="p"/>
+          </m:rPr>
+          <m:t>(</m:t>
+        </m:r>
+        <m:r>
+          <m:rPr>
+            <m:sty m:val="bi"/>
+          </m:rPr>
+          <m:t>B</m:t>
+        </m:r>
+        <m:r>
+          <m:rPr>
+            <m:sty m:val="p"/>
+          </m:rPr>
+          <m:t>)</m:t>
+        </m:r>
+      </m:oMath>
+      <w:r>
+        <w:t xml:space="preserve"> </w:t>
+      </w:r>
+      <w:r>
+        <w:t xml:space="preserve">(</w:t>
+      </w:r>
+      <w:hyperlink w:anchor="def-null-space">
+        <w:r>
+          <w:rPr>
+            <w:rStyle w:val="Hyperlink"/>
+          </w:rPr>
+          <w:t xml:space="preserve">Definition 3</w:t>
+        </w:r>
+      </w:hyperlink>
+      <w:r>
+        <w:t xml:space="preserve">),</w:t>
+      </w:r>
+      <w:r>
+        <w:t xml:space="preserve"> </w:t>
+      </w:r>
+      <w:r>
+        <w:t xml:space="preserve">and the two matrices have the same nullity (</w:t>
+      </w:r>
+      <w:hyperlink w:anchor="def-nullity">
+        <w:r>
+          <w:rPr>
+            <w:rStyle w:val="Hyperlink"/>
+          </w:rPr>
+          <w:t xml:space="preserve">Definition 7</w:t>
+        </w:r>
+      </w:hyperlink>
+      <w:r>
+        <w:t xml:space="preserve">).</w:t>
+      </w:r>
+      <w:r>
+        <w:t xml:space="preserve"> </w:t>
+      </w:r>
+      <w:r>
+        <w:t xml:space="preserve">Both have</w:t>
+      </w:r>
+      <w:r>
+        <w:t xml:space="preserve"> </w:t>
+      </w:r>
+      <m:oMath>
+        <m:r>
+          <m:t>k</m:t>
+        </m:r>
+      </m:oMath>
+      <w:r>
+        <w:t xml:space="preserve"> </w:t>
+      </w:r>
+      <w:r>
+        <w:t xml:space="preserve">columns, so by</w:t>
+      </w:r>
+      <w:r>
+        <w:t xml:space="preserve"> </w:t>
+      </w:r>
+      <w:hyperlink w:anchor="thm-rank-nullity">
+        <w:r>
+          <w:rPr>
+            <w:rStyle w:val="Hyperlink"/>
+          </w:rPr>
+          <w:t xml:space="preserve">Theorem 7</w:t>
+        </w:r>
+      </w:hyperlink>
+      <w:r>
+        <w:t xml:space="preserve"> </w:t>
+      </w:r>
+      <w:r>
+        <w:t xml:space="preserve">they have the same</w:t>
+      </w:r>
+      <w:r>
+        <w:t xml:space="preserve"> </w:t>
+      </w:r>
+      <w:hyperlink r:id="rId46">
+        <w:r>
+          <w:rPr>
+            <w:rStyle w:val="Hyperlink"/>
+          </w:rPr>
+          <w:t xml:space="preserve">rank</w:t>
+        </w:r>
+      </w:hyperlink>
+      <w:r>
+        <w:t xml:space="preserve">.</w:t>
+      </w:r>
+    </w:p>
+    <w:p>
+      <w:pPr>
+        <w:pStyle w:val="BodyText"/>
+      </w:pPr>
+      <w:r>
+        <w:rPr>
+          <w:b/>
+          <w:bCs/>
+        </w:rPr>
+        <w:t xml:space="preserve">Part 2.</w:t>
+      </w:r>
+      <w:r>
+        <w:t xml:space="preserve"> </w:t>
+      </w:r>
+      <m:oMath>
+        <m:r>
+          <m:rPr>
+            <m:scr m:val="script"/>
+            <m:sty m:val="p"/>
+          </m:rPr>
+          <m:t>C</m:t>
+        </m:r>
+        <m:r>
+          <m:rPr>
+            <m:sty m:val="p"/>
+          </m:rPr>
+          <m:t>(</m:t>
+        </m:r>
+        <m:r>
+          <m:rPr>
+            <m:sty m:val="bi"/>
+          </m:rPr>
+          <m:t>B</m:t>
+        </m:r>
+        <m:r>
+          <m:rPr>
+            <m:sty m:val="p"/>
+          </m:rPr>
+          <m:t>)</m:t>
+        </m:r>
+      </m:oMath>
+      <w:r>
+        <w:t xml:space="preserve"> </w:t>
+      </w:r>
+      <w:r>
+        <w:t xml:space="preserve">is a</w:t>
+      </w:r>
+      <w:r>
+        <w:t xml:space="preserve"> </w:t>
+      </w:r>
+      <w:hyperlink r:id="rId22">
+        <w:r>
+          <w:rPr>
+            <w:rStyle w:val="Hyperlink"/>
+          </w:rPr>
+          <w:t xml:space="preserve">subspace</w:t>
+        </w:r>
+      </w:hyperlink>
+      <w:r>
+        <w:t xml:space="preserve"> </w:t>
+      </w:r>
+      <w:r>
+        <w:t xml:space="preserve">of</w:t>
+      </w:r>
+      <w:r>
+        <w:t xml:space="preserve"> </w:t>
+      </w:r>
+      <m:oMath>
+        <m:sSup>
+          <m:e>
+            <m:r>
+              <m:rPr>
+                <m:scr m:val="double-struck"/>
+                <m:sty m:val="p"/>
+              </m:rPr>
+              <m:t>R</m:t>
+            </m:r>
+          </m:e>
+          <m:sup>
+            <m:r>
+              <m:t>n</m:t>
+            </m:r>
+          </m:sup>
+        </m:sSup>
+      </m:oMath>
+      <w:r>
+        <w:t xml:space="preserve"> </w:t>
+      </w:r>
+      <w:r>
+        <w:t xml:space="preserve">(</w:t>
+      </w:r>
+      <w:hyperlink w:anchor="thm-column-space-span">
+        <w:r>
+          <w:rPr>
+            <w:rStyle w:val="Hyperlink"/>
+          </w:rPr>
+          <w:t xml:space="preserve">Theorem 1</w:t>
+        </w:r>
+      </w:hyperlink>
+      <w:r>
+        <w:t xml:space="preserve">) of</w:t>
+      </w:r>
+      <w:r>
+        <w:t xml:space="preserve"> </w:t>
+      </w:r>
+      <w:hyperlink r:id="rId49">
+        <w:r>
+          <w:rPr>
+            <w:rStyle w:val="Hyperlink"/>
+          </w:rPr>
+          <w:t xml:space="preserve">dimension</w:t>
+        </w:r>
+      </w:hyperlink>
+      <w:r>
+        <w:t xml:space="preserve"> </w:t>
+      </w:r>
+      <m:oMath>
+        <m:r>
+          <m:t>n</m:t>
+        </m:r>
+      </m:oMath>
+      <w:r>
+        <w:t xml:space="preserve"> </w:t>
+      </w:r>
+      <w:r>
+        <w:t xml:space="preserve">(</w:t>
+      </w:r>
+      <w:hyperlink w:anchor="thm-rank-dim">
+        <w:r>
+          <w:rPr>
+            <w:rStyle w:val="Hyperlink"/>
+          </w:rPr>
+          <w:t xml:space="preserve">Theorem 6</w:t>
+        </w:r>
+      </w:hyperlink>
+      <w:r>
+        <w:t xml:space="preserve">),</w:t>
+      </w:r>
+      <w:r>
+        <w:t xml:space="preserve"> </w:t>
+      </w:r>
+      <w:r>
+        <w:t xml:space="preserve">so</w:t>
+      </w:r>
+      <w:r>
+        <w:t xml:space="preserve"> </w:t>
+      </w:r>
+      <m:oMath>
+        <m:r>
+          <m:rPr>
+            <m:scr m:val="script"/>
+            <m:sty m:val="p"/>
+          </m:rPr>
+          <m:t>C</m:t>
+        </m:r>
+        <m:r>
+          <m:rPr>
+            <m:sty m:val="p"/>
+          </m:rPr>
+          <m:t>(</m:t>
+        </m:r>
+        <m:r>
+          <m:rPr>
+            <m:sty m:val="bi"/>
+          </m:rPr>
+          <m:t>B</m:t>
+        </m:r>
+        <m:r>
+          <m:rPr>
+            <m:sty m:val="p"/>
+          </m:rPr>
+          <m:t>)</m:t>
+        </m:r>
+        <m:r>
+          <m:rPr>
+            <m:sty m:val="p"/>
+          </m:rPr>
+          <m:t>=</m:t>
+        </m:r>
+        <m:sSup>
+          <m:e>
+            <m:r>
+              <m:rPr>
+                <m:scr m:val="double-struck"/>
+                <m:sty m:val="p"/>
+              </m:rPr>
+              <m:t>R</m:t>
+            </m:r>
+          </m:e>
+          <m:sup>
+            <m:r>
+              <m:t>n</m:t>
+            </m:r>
+          </m:sup>
+        </m:sSup>
+      </m:oMath>
+      <w:r>
+        <w:t xml:space="preserve"> </w:t>
+      </w:r>
+      <w:r>
+        <w:t xml:space="preserve">(</w:t>
+      </w:r>
+      <w:hyperlink r:id="rId69">
+        <w:r>
+          <w:rPr>
+            <w:rStyle w:val="Hyperlink"/>
+          </w:rPr>
+          <w:t xml:space="preserve">Theorem 11 in Subspaces and Rank</w:t>
+        </w:r>
+      </w:hyperlink>
+      <w:r>
+        <w:t xml:space="preserve">).</w:t>
+      </w:r>
+      <w:r>
+        <w:t xml:space="preserve"> </w:t>
+      </w:r>
+      <w:r>
+        <w:t xml:space="preserve">Every vector of</w:t>
+      </w:r>
+      <w:r>
+        <w:t xml:space="preserve"> </w:t>
+      </w:r>
+      <m:oMath>
+        <m:r>
+          <m:rPr>
+            <m:scr m:val="script"/>
+            <m:sty m:val="p"/>
+          </m:rPr>
+          <m:t>C</m:t>
+        </m:r>
+        <m:r>
+          <m:rPr>
+            <m:sty m:val="p"/>
+          </m:rPr>
+          <m:t>(</m:t>
+        </m:r>
+        <m:r>
+          <m:rPr>
+            <m:sty m:val="bi"/>
+          </m:rPr>
+          <m:t>A</m:t>
+        </m:r>
+        <m:r>
+          <m:rPr>
+            <m:sty m:val="bi"/>
+          </m:rPr>
+          <m:t>B</m:t>
+        </m:r>
+        <m:r>
+          <m:rPr>
+            <m:sty m:val="p"/>
+          </m:rPr>
+          <m:t>)</m:t>
+        </m:r>
+      </m:oMath>
+      <w:r>
+        <w:t xml:space="preserve"> </w:t>
+      </w:r>
+      <w:r>
+        <w:t xml:space="preserve">is</w:t>
+      </w:r>
+      <w:r>
+        <w:t xml:space="preserve"> </w:t>
+      </w:r>
+      <w:r>
+        <w:t xml:space="preserve">$\mathbf{A}\,(\mathbf{B} \mathord{\smash[b]{\underset{\raise.3ex\hbox{$\scriptstyle\sim$}}{x}}\vphantom{x}})$</w:t>
+      </w:r>
+      <w:r>
+        <w:t xml:space="preserve"> </w:t>
+      </w:r>
+      <w:r>
+        <w:t xml:space="preserve">for some</w:t>
+      </w:r>
+      <w:r>
+        <w:t xml:space="preserve"> </w:t>
+      </w:r>
+      <w:r>
+        <w:t xml:space="preserve">$\mathord{\smash[b]{\underset{\raise.3ex\hbox{$\scriptstyle\sim$}}{x}}\vphantom{x}}$</w:t>
+      </w:r>
+      <w:r>
+        <w:t xml:space="preserve"> </w:t>
+      </w:r>
+      <w:r>
+        <w:t xml:space="preserve">(</w:t>
+      </w:r>
+      <w:hyperlink w:anchor="def-column-space">
+        <w:r>
+          <w:rPr>
+            <w:rStyle w:val="Hyperlink"/>
+          </w:rPr>
+          <w:t xml:space="preserve">Definition 1</w:t>
+        </w:r>
+      </w:hyperlink>
+      <w:r>
+        <w:t xml:space="preserve">),</w:t>
+      </w:r>
+      <w:r>
+        <w:t xml:space="preserve"> </w:t>
+      </w:r>
+      <w:r>
+        <w:t xml:space="preserve">and</w:t>
+      </w:r>
+      <w:r>
+        <w:t xml:space="preserve"> </w:t>
+      </w:r>
+      <w:r>
+        <w:t xml:space="preserve">$\mathbf{B} \mathord{\smash[b]{\underset{\raise.3ex\hbox{$\scriptstyle\sim$}}{x}}\vphantom{x}}$</w:t>
+      </w:r>
+      <w:r>
+        <w:t xml:space="preserve"> </w:t>
+      </w:r>
+      <w:r>
+        <w:t xml:space="preserve">takes every vector of</w:t>
+      </w:r>
+      <w:r>
+        <w:t xml:space="preserve"> </w:t>
+      </w:r>
+      <m:oMath>
+        <m:sSup>
+          <m:e>
+            <m:r>
+              <m:rPr>
+                <m:scr m:val="double-struck"/>
+                <m:sty m:val="p"/>
+              </m:rPr>
+              <m:t>R</m:t>
+            </m:r>
+          </m:e>
+          <m:sup>
+            <m:r>
+              <m:t>n</m:t>
+            </m:r>
+          </m:sup>
+        </m:sSup>
+      </m:oMath>
+      <w:r>
+        <w:t xml:space="preserve">,</w:t>
+      </w:r>
+      <w:r>
+        <w:t xml:space="preserve"> </w:t>
+      </w:r>
+      <w:r>
+        <w:t xml:space="preserve">so</w:t>
+      </w:r>
+      <w:r>
+        <w:t xml:space="preserve"> </w:t>
+      </w:r>
+      <m:oMath>
+        <m:r>
+          <m:rPr>
+            <m:scr m:val="script"/>
+            <m:sty m:val="p"/>
+          </m:rPr>
+          <m:t>C</m:t>
+        </m:r>
+        <m:r>
+          <m:rPr>
+            <m:sty m:val="p"/>
+          </m:rPr>
+          <m:t>(</m:t>
+        </m:r>
+        <m:r>
+          <m:rPr>
+            <m:sty m:val="bi"/>
+          </m:rPr>
+          <m:t>A</m:t>
+        </m:r>
+        <m:r>
+          <m:rPr>
+            <m:sty m:val="bi"/>
+          </m:rPr>
+          <m:t>B</m:t>
+        </m:r>
+        <m:r>
+          <m:rPr>
+            <m:sty m:val="p"/>
+          </m:rPr>
+          <m:t>)</m:t>
+        </m:r>
+        <m:r>
+          <m:rPr>
+            <m:sty m:val="p"/>
+          </m:rPr>
+          <m:t>=</m:t>
+        </m:r>
+        <m:r>
+          <m:rPr>
+            <m:scr m:val="script"/>
+            <m:sty m:val="p"/>
+          </m:rPr>
+          <m:t>C</m:t>
+        </m:r>
+        <m:r>
+          <m:rPr>
+            <m:sty m:val="p"/>
+          </m:rPr>
+          <m:t>(</m:t>
+        </m:r>
+        <m:r>
+          <m:rPr>
+            <m:sty m:val="bi"/>
+          </m:rPr>
+          <m:t>A</m:t>
+        </m:r>
+        <m:r>
+          <m:rPr>
+            <m:sty m:val="p"/>
+          </m:rPr>
+          <m:t>)</m:t>
+        </m:r>
+      </m:oMath>
+      <w:r>
+        <w:t xml:space="preserve"> </w:t>
+      </w:r>
+      <w:r>
+        <w:t xml:space="preserve">and the two matrices have the same rank (</w:t>
+      </w:r>
+      <w:hyperlink w:anchor="thm-rank-dim">
+        <w:r>
+          <w:rPr>
+            <w:rStyle w:val="Hyperlink"/>
+          </w:rPr>
+          <w:t xml:space="preserve">Theorem 6</w:t>
+        </w:r>
+      </w:hyperlink>
+      <w:r>
+        <w:t xml:space="preserve">).</w:t>
+      </w:r>
+    </w:p>
+    <w:bookmarkStart w:id="70" w:name="exm-rank-product-full-rank"/>
+    <w:p>
+      <w:pPr>
+        <w:pStyle w:val="BodyText"/>
+      </w:pPr>
+      <w:r>
+        <w:rPr>
+          <w:b/>
+          <w:bCs/>
+        </w:rPr>
+        <w:t xml:space="preserve">Example 17 (Ranks of products with a full-rank factor)</w:t>
+      </w:r>
+      <w:r>
+        <w:t xml:space="preserve"> </w:t>
+      </w:r>
+      <w:r>
+        <w:t xml:space="preserve">Let</w:t>
+      </w:r>
+      <w:r>
+        <w:t xml:space="preserve"> </w:t>
+      </w:r>
+      <m:oMath>
+        <m:r>
+          <m:rPr>
+            <m:sty m:val="bi"/>
+          </m:rPr>
+          <m:t>B</m:t>
+        </m:r>
+        <m:r>
+          <m:rPr>
+            <m:sty m:val="p"/>
+          </m:rPr>
+          <m:t>=</m:t>
+        </m:r>
+        <m:d>
+          <m:dPr>
+            <m:begChr m:val="["/>
+            <m:sepChr m:val=""/>
+            <m:endChr m:val="]"/>
+            <m:grow/>
+          </m:dPr>
+          <m:e>
+            <m:m>
+              <m:mPr>
+                <m:baseJc m:val="center"/>
+                <m:plcHide m:val="on"/>
+                <m:mcs>
+                  <m:mc>
+                    <m:mcPr>
+                      <m:mcJc m:val="center"/>
+                      <m:count m:val="1"/>
+                    </m:mcPr>
+                  </m:mc>
+                  <m:mc>
+                    <m:mcPr>
+                      <m:mcJc m:val="center"/>
+                      <m:count m:val="1"/>
+                    </m:mcPr>
+                  </m:mc>
+                </m:mcs>
+              </m:mPr>
+              <m:mr>
+                <m:e>
+                  <m:r>
+                    <m:t>1</m:t>
+                  </m:r>
+                </m:e>
+                <m:e>
+                  <m:r>
+                    <m:t>0</m:t>
+                  </m:r>
+                </m:e>
+              </m:mr>
+              <m:mr>
+                <m:e>
+                  <m:r>
+                    <m:t>1</m:t>
+                  </m:r>
+                </m:e>
+                <m:e>
+                  <m:r>
+                    <m:t>0</m:t>
+                  </m:r>
+                </m:e>
+              </m:mr>
+            </m:m>
+          </m:e>
+        </m:d>
+      </m:oMath>
+      <w:r>
+        <w:t xml:space="preserve">, which has</w:t>
+      </w:r>
+      <w:r>
+        <w:t xml:space="preserve"> </w:t>
+      </w:r>
+      <w:hyperlink r:id="rId46">
+        <w:r>
+          <w:rPr>
+            <w:rStyle w:val="Hyperlink"/>
+          </w:rPr>
+          <w:t xml:space="preserve">rank</w:t>
+        </w:r>
+      </w:hyperlink>
+      <w:r>
+        <w:t xml:space="preserve"> </w:t>
+      </w:r>
+      <m:oMath>
+        <m:r>
+          <m:t>1</m:t>
+        </m:r>
+      </m:oMath>
+      <w:r>
+        <w:t xml:space="preserve">.</w:t>
+      </w:r>
+    </w:p>
+    <w:p>
+      <w:pPr>
+        <w:pStyle w:val="Compact"/>
+        <w:numPr>
+          <w:ilvl w:val="0"/>
+          <w:numId w:val="1004"/>
+        </w:numPr>
+      </w:pPr>
+      <w:r>
+        <w:t xml:space="preserve">Part 1:</w:t>
+      </w:r>
+      <w:r>
+        <w:t xml:space="preserve"> </w:t>
+      </w:r>
+      <m:oMath>
+        <m:r>
+          <m:rPr>
+            <m:sty m:val="bi"/>
+          </m:rPr>
+          <m:t>A</m:t>
+        </m:r>
+        <m:r>
+          <m:rPr>
+            <m:sty m:val="p"/>
+          </m:rPr>
+          <m:t>=</m:t>
+        </m:r>
+        <m:d>
+          <m:dPr>
+            <m:begChr m:val="["/>
+            <m:sepChr m:val=""/>
+            <m:endChr m:val="]"/>
+            <m:grow/>
+          </m:dPr>
+          <m:e>
+            <m:m>
+              <m:mPr>
+                <m:baseJc m:val="center"/>
+                <m:plcHide m:val="on"/>
+                <m:mcs>
+                  <m:mc>
+                    <m:mcPr>
+                      <m:mcJc m:val="center"/>
+                      <m:count m:val="1"/>
+                    </m:mcPr>
+                  </m:mc>
+                  <m:mc>
+                    <m:mcPr>
+                      <m:mcJc m:val="center"/>
+                      <m:count m:val="1"/>
+                    </m:mcPr>
+                  </m:mc>
+                </m:mcs>
+              </m:mPr>
+              <m:mr>
+                <m:e>
+                  <m:r>
+                    <m:t>1</m:t>
+                  </m:r>
+                </m:e>
+                <m:e>
+                  <m:r>
+                    <m:t>1</m:t>
+                  </m:r>
+                </m:e>
+              </m:mr>
+              <m:mr>
+                <m:e>
+                  <m:r>
+                    <m:t>0</m:t>
+                  </m:r>
+                </m:e>
+                <m:e>
+                  <m:r>
+                    <m:t>1</m:t>
+                  </m:r>
+                </m:e>
+              </m:mr>
+              <m:mr>
+                <m:e>
+                  <m:r>
+                    <m:t>0</m:t>
+                  </m:r>
+                </m:e>
+                <m:e>
+                  <m:r>
+                    <m:t>0</m:t>
+                  </m:r>
+                </m:e>
+              </m:mr>
+            </m:m>
+          </m:e>
+        </m:d>
+      </m:oMath>
+      <w:r>
+        <w:t xml:space="preserve"> </w:t>
+      </w:r>
+      <w:r>
+        <w:t xml:space="preserve">has two</w:t>
+      </w:r>
+      <w:r>
+        <w:t xml:space="preserve"> </w:t>
+      </w:r>
+      <w:hyperlink r:id="rId26">
+        <w:r>
+          <w:rPr>
+            <w:rStyle w:val="Hyperlink"/>
+          </w:rPr>
+          <w:t xml:space="preserve">linearly independent</w:t>
+        </w:r>
+      </w:hyperlink>
+      <w:r>
+        <w:t xml:space="preserve"> </w:t>
+      </w:r>
+      <w:r>
+        <w:t xml:space="preserve">columns, so it has</w:t>
+      </w:r>
+      <w:r>
+        <w:t xml:space="preserve"> </w:t>
+      </w:r>
+      <w:hyperlink r:id="rId27">
+        <w:r>
+          <w:rPr>
+            <w:rStyle w:val="Hyperlink"/>
+          </w:rPr>
+          <w:t xml:space="preserve">full column rank</w:t>
+        </w:r>
+      </w:hyperlink>
+      <w:r>
+        <w:t xml:space="preserve">, and</w:t>
+      </w:r>
+      <w:r>
+        <w:t xml:space="preserve"> </w:t>
+      </w:r>
+      <m:oMath>
+        <m:r>
+          <m:rPr>
+            <m:sty m:val="bi"/>
+          </m:rPr>
+          <m:t>A</m:t>
+        </m:r>
+        <m:r>
+          <m:rPr>
+            <m:sty m:val="bi"/>
+          </m:rPr>
+          <m:t>B</m:t>
+        </m:r>
+        <m:r>
+          <m:rPr>
+            <m:sty m:val="p"/>
+          </m:rPr>
+          <m:t>=</m:t>
+        </m:r>
+        <m:d>
+          <m:dPr>
+            <m:begChr m:val="["/>
+            <m:sepChr m:val=""/>
+            <m:endChr m:val="]"/>
+            <m:grow/>
+          </m:dPr>
+          <m:e>
+            <m:m>
+              <m:mPr>
+                <m:baseJc m:val="center"/>
+                <m:plcHide m:val="on"/>
+                <m:mcs>
+                  <m:mc>
+                    <m:mcPr>
+                      <m:mcJc m:val="center"/>
+                      <m:count m:val="1"/>
+                    </m:mcPr>
+                  </m:mc>
+                  <m:mc>
+                    <m:mcPr>
+                      <m:mcJc m:val="center"/>
+                      <m:count m:val="1"/>
+                    </m:mcPr>
+                  </m:mc>
+                </m:mcs>
+              </m:mPr>
+              <m:mr>
+                <m:e>
+                  <m:r>
+                    <m:t>2</m:t>
+                  </m:r>
+                </m:e>
+                <m:e>
+                  <m:r>
+                    <m:t>0</m:t>
+                  </m:r>
+                </m:e>
+              </m:mr>
+              <m:mr>
+                <m:e>
+                  <m:r>
+                    <m:t>1</m:t>
+                  </m:r>
+                </m:e>
+                <m:e>
+                  <m:r>
+                    <m:t>0</m:t>
+                  </m:r>
+                </m:e>
+              </m:mr>
+              <m:mr>
+                <m:e>
+                  <m:r>
+                    <m:t>0</m:t>
+                  </m:r>
+                </m:e>
+                <m:e>
+                  <m:r>
+                    <m:t>0</m:t>
+                  </m:r>
+                </m:e>
+              </m:mr>
+            </m:m>
+          </m:e>
+        </m:d>
+      </m:oMath>
+      <w:r>
+        <w:t xml:space="preserve"> </w:t>
+      </w:r>
+      <w:r>
+        <w:t xml:space="preserve">has rank</w:t>
+      </w:r>
+      <w:r>
+        <w:t xml:space="preserve"> </w:t>
+      </w:r>
+      <m:oMath>
+        <m:r>
+          <m:t>1</m:t>
+        </m:r>
+        <m:r>
+          <m:rPr>
+            <m:sty m:val="p"/>
+          </m:rPr>
+          <m:t>=</m:t>
+        </m:r>
+        <m:r>
+          <m:rPr>
+            <m:sty m:val="p"/>
+          </m:rPr>
+          <m:t>rank</m:t>
+        </m:r>
+        <m:r>
+          <m:rPr>
+            <m:sty m:val="p"/>
+          </m:rPr>
+          <m:t>(</m:t>
+        </m:r>
+        <m:r>
+          <m:rPr>
+            <m:sty m:val="bi"/>
+          </m:rPr>
+          <m:t>B</m:t>
+        </m:r>
+        <m:r>
+          <m:rPr>
+            <m:sty m:val="p"/>
+          </m:rPr>
+          <m:t>)</m:t>
+        </m:r>
+      </m:oMath>
+      <w:r>
+        <w:t xml:space="preserve">.</w:t>
+      </w:r>
+    </w:p>
+    <w:p>
+      <w:pPr>
+        <w:pStyle w:val="Compact"/>
+        <w:numPr>
+          <w:ilvl w:val="0"/>
+          <w:numId w:val="1004"/>
+        </w:numPr>
+      </w:pPr>
+      <w:r>
+        <w:t xml:space="preserve">Part 2: let</w:t>
+      </w:r>
+      <w:r>
+        <w:t xml:space="preserve"> </w:t>
+      </w:r>
+      <m:oMath>
+        <m:r>
+          <m:rPr>
+            <m:sty m:val="bi"/>
+          </m:rPr>
+          <m:t>A</m:t>
+        </m:r>
+        <m:r>
+          <m:rPr>
+            <m:sty m:val="p"/>
+          </m:rPr>
+          <m:t>=</m:t>
+        </m:r>
+        <m:d>
+          <m:dPr>
+            <m:begChr m:val="["/>
+            <m:sepChr m:val=""/>
+            <m:endChr m:val="]"/>
+            <m:grow/>
+          </m:dPr>
+          <m:e>
+            <m:m>
+              <m:mPr>
+                <m:baseJc m:val="center"/>
+                <m:plcHide m:val="on"/>
+                <m:mcs>
+                  <m:mc>
+                    <m:mcPr>
+                      <m:mcJc m:val="center"/>
+                      <m:count m:val="1"/>
+                    </m:mcPr>
+                  </m:mc>
+                  <m:mc>
+                    <m:mcPr>
+                      <m:mcJc m:val="center"/>
+                      <m:count m:val="1"/>
+                    </m:mcPr>
+                  </m:mc>
+                </m:mcs>
+              </m:mPr>
+              <m:mr>
+                <m:e>
+                  <m:r>
+                    <m:t>1</m:t>
+                  </m:r>
+                </m:e>
+                <m:e>
+                  <m:r>
+                    <m:t>0</m:t>
+                  </m:r>
+                </m:e>
+              </m:mr>
+              <m:mr>
+                <m:e>
+                  <m:r>
+                    <m:t>0</m:t>
+                  </m:r>
+                </m:e>
+                <m:e>
+                  <m:r>
+                    <m:t>0</m:t>
+                  </m:r>
+                </m:e>
+              </m:mr>
+            </m:m>
+          </m:e>
+        </m:d>
+      </m:oMath>
+      <w:r>
+        <w:t xml:space="preserve">, which has rank</w:t>
+      </w:r>
+      <w:r>
+        <w:t xml:space="preserve"> </w:t>
+      </w:r>
+      <m:oMath>
+        <m:r>
+          <m:t>1</m:t>
+        </m:r>
+      </m:oMath>
+      <w:r>
+        <w:t xml:space="preserve">, and let</w:t>
+      </w:r>
+      <w:r>
+        <w:t xml:space="preserve"> </w:t>
+      </w:r>
+      <m:oMath>
+        <m:r>
+          <m:rPr>
+            <m:sty m:val="bi"/>
+          </m:rPr>
+          <m:t>B</m:t>
+        </m:r>
+        <m:r>
+          <m:rPr>
+            <m:sty m:val="p"/>
+          </m:rPr>
+          <m:t>=</m:t>
+        </m:r>
+        <m:d>
+          <m:dPr>
+            <m:begChr m:val="["/>
+            <m:sepChr m:val=""/>
+            <m:endChr m:val="]"/>
+            <m:grow/>
+          </m:dPr>
+          <m:e>
+            <m:m>
+              <m:mPr>
+                <m:baseJc m:val="center"/>
+                <m:plcHide m:val="on"/>
+                <m:mcs>
+                  <m:mc>
+                    <m:mcPr>
+                      <m:mcJc m:val="center"/>
+                      <m:count m:val="1"/>
+                    </m:mcPr>
+                  </m:mc>
+                  <m:mc>
+                    <m:mcPr>
+                      <m:mcJc m:val="center"/>
+                      <m:count m:val="1"/>
+                    </m:mcPr>
+                  </m:mc>
+                </m:mcs>
+              </m:mPr>
+              <m:mr>
+                <m:e>
+                  <m:r>
+                    <m:t>1</m:t>
+                  </m:r>
+                </m:e>
+                <m:e>
+                  <m:r>
+                    <m:t>1</m:t>
+                  </m:r>
+                </m:e>
+              </m:mr>
+              <m:mr>
+                <m:e>
+                  <m:r>
+                    <m:t>0</m:t>
+                  </m:r>
+                </m:e>
+                <m:e>
+                  <m:r>
+                    <m:t>1</m:t>
+                  </m:r>
+                </m:e>
+              </m:mr>
+            </m:m>
+          </m:e>
+        </m:d>
+      </m:oMath>
+      <w:r>
+        <w:t xml:space="preserve">, which has rank</w:t>
+      </w:r>
+      <w:r>
+        <w:t xml:space="preserve"> </w:t>
+      </w:r>
+      <m:oMath>
+        <m:r>
+          <m:t>2</m:t>
+        </m:r>
+      </m:oMath>
+      <w:r>
+        <w:t xml:space="preserve">.</w:t>
+      </w:r>
+      <w:r>
+        <w:t xml:space="preserve"> </w:t>
+      </w:r>
+      <w:r>
+        <w:t xml:space="preserve">Then</w:t>
+      </w:r>
+      <w:r>
+        <w:t xml:space="preserve"> </w:t>
+      </w:r>
+      <m:oMath>
+        <m:r>
+          <m:rPr>
+            <m:sty m:val="bi"/>
+          </m:rPr>
+          <m:t>A</m:t>
+        </m:r>
+        <m:r>
+          <m:rPr>
+            <m:sty m:val="bi"/>
+          </m:rPr>
+          <m:t>B</m:t>
+        </m:r>
+        <m:r>
+          <m:rPr>
+            <m:sty m:val="p"/>
+          </m:rPr>
+          <m:t>=</m:t>
+        </m:r>
+        <m:d>
+          <m:dPr>
+            <m:begChr m:val="["/>
+            <m:sepChr m:val=""/>
+            <m:endChr m:val="]"/>
+            <m:grow/>
+          </m:dPr>
+          <m:e>
+            <m:m>
+              <m:mPr>
+                <m:baseJc m:val="center"/>
+                <m:plcHide m:val="on"/>
+                <m:mcs>
+                  <m:mc>
+                    <m:mcPr>
+                      <m:mcJc m:val="center"/>
+                      <m:count m:val="1"/>
+                    </m:mcPr>
+                  </m:mc>
+                  <m:mc>
+                    <m:mcPr>
+                      <m:mcJc m:val="center"/>
+                      <m:count m:val="1"/>
+                    </m:mcPr>
+                  </m:mc>
+                </m:mcs>
+              </m:mPr>
+              <m:mr>
+                <m:e>
+                  <m:r>
+                    <m:t>1</m:t>
+                  </m:r>
+                </m:e>
+                <m:e>
+                  <m:r>
+                    <m:t>1</m:t>
+                  </m:r>
+                </m:e>
+              </m:mr>
+              <m:mr>
+                <m:e>
+                  <m:r>
+                    <m:t>0</m:t>
+                  </m:r>
+                </m:e>
+                <m:e>
+                  <m:r>
+                    <m:t>0</m:t>
+                  </m:r>
+                </m:e>
+              </m:mr>
+            </m:m>
+          </m:e>
+        </m:d>
+      </m:oMath>
+      <w:r>
+        <w:t xml:space="preserve"> </w:t>
+      </w:r>
+      <w:r>
+        <w:t xml:space="preserve">has rank</w:t>
+      </w:r>
+      <w:r>
+        <w:t xml:space="preserve"> </w:t>
+      </w:r>
+      <m:oMath>
+        <m:r>
+          <m:t>1</m:t>
+        </m:r>
+        <m:r>
+          <m:rPr>
+            <m:sty m:val="p"/>
+          </m:rPr>
+          <m:t>=</m:t>
+        </m:r>
+        <m:r>
+          <m:rPr>
+            <m:sty m:val="p"/>
+          </m:rPr>
+          <m:t>rank</m:t>
+        </m:r>
+        <m:r>
+          <m:rPr>
+            <m:sty m:val="p"/>
+          </m:rPr>
+          <m:t>(</m:t>
+        </m:r>
+        <m:r>
+          <m:rPr>
+            <m:sty m:val="bi"/>
+          </m:rPr>
+          <m:t>A</m:t>
+        </m:r>
+        <m:r>
+          <m:rPr>
+            <m:sty m:val="p"/>
+          </m:rPr>
+          <m:t>)</m:t>
+        </m:r>
+      </m:oMath>
+      <w:r>
+        <w:t xml:space="preserve">.</w:t>
+      </w:r>
+    </w:p>
+    <w:bookmarkEnd w:id="70"/>
+    <w:bookmarkStart w:id="72" w:name="thm-centered-data-rank"/>
+    <w:p>
+      <w:pPr>
+        <w:pStyle w:val="FirstParagraph"/>
+      </w:pPr>
+      <w:r>
+        <w:rPr>
+          <w:b/>
+          <w:bCs/>
+        </w:rPr>
+        <w:t xml:space="preserve">Theorem 11 (A centered data matrix has rank at most</w:t>
+      </w:r>
+      <w:r>
+        <w:rPr>
+          <w:b/>
+          <w:bCs/>
+        </w:rPr>
+        <w:t xml:space="preserve"> </w:t>
+      </w:r>
+      <m:oMath>
+        <m:r>
+          <m:t>n</m:t>
+        </m:r>
+        <m:r>
+          <m:rPr>
+            <m:sty m:val="p"/>
+          </m:rPr>
+          <m:t>−</m:t>
+        </m:r>
+        <m:r>
+          <m:t>1</m:t>
+        </m:r>
+      </m:oMath>
+      <w:r>
+        <w:rPr>
+          <w:b/>
+          <w:bCs/>
+        </w:rPr>
         <w:t xml:space="preserve">)</w:t>
       </w:r>
       <w:r>
@@ -18151,7 +21329,7 @@
       <w:r>
         <w:t xml:space="preserve">(</w:t>
       </w:r>
-      <w:hyperlink r:id="rId70">
+      <w:hyperlink r:id="rId71">
         <w:r>
           <w:rPr>
             <w:rStyle w:val="Hyperlink"/>
@@ -18228,7 +21406,7 @@
         <w:t xml:space="preserve">.</w:t>
       </w:r>
     </w:p>
-    <w:bookmarkEnd w:id="71"/>
+    <w:bookmarkEnd w:id="72"/>
     <w:p>
       <w:pPr>
         <w:pStyle w:val="BodyText"/>
@@ -18457,7 +21635,7 @@
           <w:rPr>
             <w:rStyle w:val="Hyperlink"/>
           </w:rPr>
-          <w:t xml:space="preserve">Theorem 8</w:t>
+          <w:t xml:space="preserve">Theorem 7</w:t>
         </w:r>
       </w:hyperlink>
       <w:r>
@@ -18629,7 +21807,7 @@
                   <m:nor/>
                   <m:sty m:val="p"/>
                 </m:rPr>
-                <m:t>Theorem 10</m:t>
+                <m:t>Theorem 9</m:t>
               </m:r>
               <m:r>
                 <m:rPr>
@@ -18721,7 +21899,7 @@
                   <m:nor/>
                   <m:sty m:val="p"/>
                 </m:rPr>
-                <m:t>Theorem 8</m:t>
+                <m:t>Theorem 7</m:t>
               </m:r>
               <m:r>
                 <m:rPr>
@@ -18838,7 +22016,7 @@
         </m:oMath>
       </m:oMathPara>
     </w:p>
-    <w:bookmarkStart w:id="72" w:name="exm-centered-data-rank"/>
+    <w:bookmarkStart w:id="73" w:name="exm-centered-data-rank"/>
     <w:p>
       <w:pPr>
         <w:pStyle w:val="FirstParagraph"/>
@@ -18848,7 +22026,7 @@
           <w:b/>
           <w:bCs/>
         </w:rPr>
-        <w:t xml:space="preserve">Example 17 (Two points in three dimensions)</w:t>
+        <w:t xml:space="preserve">Example 18 (Two points in three dimensions)</w:t>
       </w:r>
       <w:r>
         <w:t xml:space="preserve"> </w:t>
@@ -19185,8 +22363,8 @@
         <w:t xml:space="preserve">.</w:t>
       </w:r>
     </w:p>
-    <w:bookmarkEnd w:id="72"/>
-    <w:bookmarkStart w:id="73" w:name="cor-sample-covariance-singular"/>
+    <w:bookmarkEnd w:id="73"/>
+    <w:bookmarkStart w:id="74" w:name="cor-sample-covariance-singular"/>
     <w:p>
       <w:pPr>
         <w:pStyle w:val="BodyText"/>
@@ -19196,7 +22374,7 @@
           <w:b/>
           <w:bCs/>
         </w:rPr>
-        <w:t xml:space="preserve">Corollary 2 (A sample covariance matrix from</w:t>
+        <w:t xml:space="preserve">Corollary 3 (A sample covariance matrix from</w:t>
       </w:r>
       <w:r>
         <w:rPr>
@@ -19497,7 +22675,7 @@
         <w:t xml:space="preserve">is not invertible.</w:t>
       </w:r>
     </w:p>
-    <w:bookmarkEnd w:id="73"/>
+    <w:bookmarkEnd w:id="74"/>
     <w:p>
       <w:pPr>
         <w:pStyle w:val="BodyText"/>
@@ -19732,7 +22910,7 @@
                   <m:nor/>
                   <m:sty m:val="p"/>
                 </m:rPr>
-                <m:t>Theorem 10</m:t>
+                <m:t>Theorem 9</m:t>
               </m:r>
               <m:r>
                 <m:rPr>
@@ -19920,7 +23098,7 @@
       <w:r>
         <w:t xml:space="preserve"> </w:t>
       </w:r>
-      <w:hyperlink r:id="rId74">
+      <w:hyperlink r:id="rId75">
         <w:r>
           <w:rPr>
             <w:rStyle w:val="Hyperlink"/>
@@ -19932,7 +23110,7 @@
         <w:t xml:space="preserve">.</w:t>
       </w:r>
     </w:p>
-    <w:bookmarkStart w:id="75" w:name="exm-sample-covariance-singular"/>
+    <w:bookmarkStart w:id="76" w:name="exm-sample-covariance-singular"/>
     <w:p>
       <w:pPr>
         <w:pStyle w:val="BodyText"/>
@@ -19942,7 +23120,7 @@
           <w:b/>
           <w:bCs/>
         </w:rPr>
-        <w:t xml:space="preserve">Example 18 (As many points as dimensions)</w:t>
+        <w:t xml:space="preserve">Example 19 (As many points as dimensions)</w:t>
       </w:r>
       <w:r>
         <w:t xml:space="preserve"> </w:t>
@@ -20376,8 +23554,8 @@
         <w:t xml:space="preserve">.</w:t>
       </w:r>
     </w:p>
-    <w:bookmarkEnd w:id="75"/>
-    <w:bookmarkStart w:id="78" w:name="def-affine-subspace"/>
+    <w:bookmarkEnd w:id="76"/>
+    <w:bookmarkStart w:id="79" w:name="def-affine-subspace"/>
     <w:p>
       <w:pPr>
         <w:pStyle w:val="BodyText"/>
@@ -20539,7 +23717,7 @@
       <w:r>
         <w:t xml:space="preserve"> </w:t>
       </w:r>
-      <w:hyperlink r:id="rId76">
+      <w:hyperlink r:id="rId77">
         <w:r>
           <w:rPr>
             <w:rStyle w:val="Hyperlink"/>
@@ -20583,7 +23761,7 @@
       <w:r>
         <w:t xml:space="preserve">(</w:t>
       </w:r>
-      <w:hyperlink r:id="rId77">
+      <w:hyperlink r:id="rId78">
         <w:r>
           <w:rPr>
             <w:rStyle w:val="Hyperlink"/>
@@ -20595,8 +23773,8 @@
         <w:t xml:space="preserve">).</w:t>
       </w:r>
     </w:p>
-    <w:bookmarkEnd w:id="78"/>
-    <w:bookmarkStart w:id="80" w:name="exm-affine-subspace"/>
+    <w:bookmarkEnd w:id="79"/>
+    <w:bookmarkStart w:id="81" w:name="exm-affine-subspace"/>
     <w:p>
       <w:pPr>
         <w:pStyle w:val="BodyText"/>
@@ -20606,7 +23784,7 @@
           <w:b/>
           <w:bCs/>
         </w:rPr>
-        <w:t xml:space="preserve">Example 19 (A line that misses the origin is an affine subspace)</w:t>
+        <w:t xml:space="preserve">Example 20 (A line that misses the origin is an affine subspace)</w:t>
       </w:r>
       <w:r>
         <w:t xml:space="preserve"> </w:t>
@@ -20703,7 +23881,7 @@
       <w:r>
         <w:t xml:space="preserve"> </w:t>
       </w:r>
-      <w:hyperlink r:id="rId79">
+      <w:hyperlink r:id="rId80">
         <w:r>
           <w:rPr>
             <w:rStyle w:val="Hyperlink"/>
@@ -21168,8 +24346,8 @@
         <w:t xml:space="preserve">.</w:t>
       </w:r>
     </w:p>
-    <w:bookmarkEnd w:id="80"/>
-    <w:bookmarkStart w:id="83" w:name="thm-hyperplane-subspace"/>
+    <w:bookmarkEnd w:id="81"/>
+    <w:bookmarkStart w:id="84" w:name="thm-hyperplane-subspace"/>
     <w:p>
       <w:pPr>
         <w:pStyle w:val="BodyText"/>
@@ -21301,7 +24479,7 @@
       <w:r>
         <w:t xml:space="preserve">(</w:t>
       </w:r>
-      <w:hyperlink r:id="rId81">
+      <w:hyperlink r:id="rId82">
         <w:r>
           <w:rPr>
             <w:rStyle w:val="Hyperlink"/>
@@ -21347,7 +24525,7 @@
         <w:pStyle w:val="Compact"/>
         <w:numPr>
           <w:ilvl w:val="0"/>
-          <w:numId w:val="1003"/>
+          <w:numId w:val="1005"/>
         </w:numPr>
       </w:pPr>
       <m:oMath>
@@ -21435,7 +24613,7 @@
       <w:r>
         <w:t xml:space="preserve">(</w:t>
       </w:r>
-      <w:hyperlink r:id="rId53">
+      <w:hyperlink r:id="rId49">
         <w:r>
           <w:rPr>
             <w:rStyle w:val="Hyperlink"/>
@@ -21452,7 +24630,7 @@
         <w:pStyle w:val="Compact"/>
         <w:numPr>
           <w:ilvl w:val="0"/>
-          <w:numId w:val="1003"/>
+          <w:numId w:val="1005"/>
         </w:numPr>
       </w:pPr>
       <m:oMath>
@@ -21529,7 +24707,7 @@
         <w:pStyle w:val="Compact"/>
         <w:numPr>
           <w:ilvl w:val="0"/>
-          <w:numId w:val="1003"/>
+          <w:numId w:val="1005"/>
         </w:numPr>
       </w:pPr>
       <w:r>
@@ -21562,7 +24740,7 @@
       <w:r>
         <w:t xml:space="preserve">(</w:t>
       </w:r>
-      <w:hyperlink r:id="rId82">
+      <w:hyperlink r:id="rId83">
         <w:r>
           <w:rPr>
             <w:rStyle w:val="Hyperlink"/>
@@ -21574,7 +24752,7 @@
         <w:t xml:space="preserve">).</w:t>
       </w:r>
     </w:p>
-    <w:bookmarkEnd w:id="83"/>
+    <w:bookmarkEnd w:id="84"/>
     <w:p>
       <w:pPr>
         <w:pStyle w:val="FirstParagraph"/>
@@ -21639,7 +24817,7 @@
       <w:r>
         <w:t xml:space="preserve">(</w:t>
       </w:r>
-      <w:hyperlink r:id="rId84">
+      <w:hyperlink r:id="rId85">
         <w:r>
           <w:rPr>
             <w:rStyle w:val="Hyperlink"/>
@@ -21934,7 +25112,7 @@
       <w:r>
         <w:t xml:space="preserve">(</w:t>
       </w:r>
-      <w:hyperlink r:id="rId50">
+      <w:hyperlink r:id="rId46">
         <w:r>
           <w:rPr>
             <w:rStyle w:val="Hyperlink"/>
@@ -21993,7 +25171,7 @@
     &amp;&amp; \text{(}\text{Definition~7}\text{)}
     \\
     &amp;= p - \operatorname{rank}(\mathord{\smash[b]{\underset{\raise.3ex\hbox{$\scriptstyle\sim$}}{w}}\vphantom{w}}^{\top})
-    &amp;&amp; \text{(}\text{Theorem~8}\text{, for the } p \text{ columns of } \mathord{\smash[b]{\underset{\raise.3ex\hbox{$\scriptstyle\sim$}}{w}}\vphantom{w}}^{\top} \text{)}
+    &amp;&amp; \text{(}\text{Theorem~7}\text{, for the } p \text{ columns of } \mathord{\smash[b]{\underset{\raise.3ex\hbox{$\scriptstyle\sim$}}{w}}\vphantom{w}}^{\top} \text{)}
     \\
     &amp;= p - 1.
     &amp;&amp; \text{(the rank is } 1 \text{)}
@@ -22392,7 +25570,7 @@
     $$</w:t>
       </w:r>
     </w:p>
-    <w:bookmarkStart w:id="86" w:name="exm-hyperplane-subspace"/>
+    <w:bookmarkStart w:id="87" w:name="exm-hyperplane-subspace"/>
     <w:p>
       <w:pPr>
         <w:pStyle w:val="FirstParagraph"/>
@@ -22402,7 +25580,7 @@
           <w:b/>
           <w:bCs/>
         </w:rPr>
-        <w:t xml:space="preserve">Example 20 (The plane</w:t>
+        <w:t xml:space="preserve">Example 21 (The plane</w:t>
       </w:r>
       <w:r>
         <w:rPr>
@@ -22584,7 +25762,7 @@
       <w:r>
         <w:t xml:space="preserve"> </w:t>
       </w:r>
-      <w:hyperlink r:id="rId85">
+      <w:hyperlink r:id="rId86">
         <w:r>
           <w:rPr>
             <w:rStyle w:val="Hyperlink"/>
@@ -22650,7 +25828,7 @@
       <w:pPr>
         <w:numPr>
           <w:ilvl w:val="0"/>
-          <w:numId w:val="1004"/>
+          <w:numId w:val="1006"/>
         </w:numPr>
       </w:pPr>
       <w:r>
@@ -22744,7 +25922,7 @@
       <w:pPr>
         <w:numPr>
           <w:ilvl w:val="0"/>
-          <w:numId w:val="1004"/>
+          <w:numId w:val="1006"/>
         </w:numPr>
       </w:pPr>
       <w:r>
@@ -22874,7 +26052,7 @@
       <w:pPr>
         <w:numPr>
           <w:ilvl w:val="0"/>
-          <w:numId w:val="1004"/>
+          <w:numId w:val="1006"/>
         </w:numPr>
       </w:pPr>
       <w:r>
@@ -22988,8 +26166,8 @@
         <w:t xml:space="preserve">.</w:t>
       </w:r>
     </w:p>
-    <w:bookmarkEnd w:id="86"/>
-    <w:bookmarkStart w:id="87" w:name="thm-hyperplane-origin"/>
+    <w:bookmarkEnd w:id="87"/>
+    <w:bookmarkStart w:id="88" w:name="thm-hyperplane-origin"/>
     <w:p>
       <w:pPr>
         <w:pStyle w:val="FirstParagraph"/>
@@ -23090,7 +26268,7 @@
       <w:r>
         <w:t xml:space="preserve">be a hyperplane (</w:t>
       </w:r>
-      <w:hyperlink r:id="rId81">
+      <w:hyperlink r:id="rId82">
         <w:r>
           <w:rPr>
             <w:rStyle w:val="Hyperlink"/>
@@ -23107,7 +26285,7 @@
         <w:pStyle w:val="Compact"/>
         <w:numPr>
           <w:ilvl w:val="0"/>
-          <w:numId w:val="1005"/>
+          <w:numId w:val="1007"/>
         </w:numPr>
       </w:pPr>
       <m:oMath>
@@ -23163,7 +26341,7 @@
         <w:pStyle w:val="Compact"/>
         <w:numPr>
           <w:ilvl w:val="0"/>
-          <w:numId w:val="1005"/>
+          <w:numId w:val="1007"/>
         </w:numPr>
       </w:pPr>
       <w:r>
@@ -23246,7 +26424,7 @@
         <w:pStyle w:val="Compact"/>
         <w:numPr>
           <w:ilvl w:val="0"/>
-          <w:numId w:val="1005"/>
+          <w:numId w:val="1007"/>
         </w:numPr>
       </w:pPr>
       <w:r>
@@ -23324,7 +26502,7 @@
         <w:t xml:space="preserve">.</w:t>
       </w:r>
     </w:p>
-    <w:bookmarkEnd w:id="87"/>
+    <w:bookmarkEnd w:id="88"/>
     <w:p>
       <w:pPr>
         <w:pStyle w:val="FirstParagraph"/>
@@ -23617,7 +26795,7 @@
       <w:r>
         <w:t xml:space="preserve">, so it has a basis (</w:t>
       </w:r>
-      <w:hyperlink r:id="rId51">
+      <w:hyperlink r:id="rId47">
         <w:r>
           <w:rPr>
             <w:rStyle w:val="Hyperlink"/>
@@ -23755,7 +26933,7 @@
         <w:t xml:space="preserve">.</w:t>
       </w:r>
     </w:p>
-    <w:bookmarkStart w:id="89" w:name="exm-hyperplane-origin"/>
+    <w:bookmarkStart w:id="90" w:name="exm-hyperplane-origin"/>
     <w:p>
       <w:pPr>
         <w:pStyle w:val="BodyText"/>
@@ -23765,7 +26943,7 @@
           <w:b/>
           <w:bCs/>
         </w:rPr>
-        <w:t xml:space="preserve">Example 21 (A line in</w:t>
+        <w:t xml:space="preserve">Example 22 (A line in</w:t>
       </w:r>
       <w:r>
         <w:rPr>
@@ -23909,7 +27087,7 @@
       <w:r>
         <w:t xml:space="preserve"> </w:t>
       </w:r>
-      <w:hyperlink r:id="rId88">
+      <w:hyperlink r:id="rId89">
         <w:r>
           <w:rPr>
             <w:rStyle w:val="Hyperlink"/>
@@ -24088,7 +27266,7 @@
           <w:rPr>
             <w:rStyle w:val="Hyperlink"/>
           </w:rPr>
-          <w:t xml:space="preserve">Example 20</w:t>
+          <w:t xml:space="preserve">Example 21</w:t>
         </w:r>
       </w:hyperlink>
       <w:r>
@@ -25641,8 +28819,8 @@
         <w:t xml:space="preserve">.</w:t>
       </w:r>
     </w:p>
-    <w:bookmarkEnd w:id="89"/>
-    <w:bookmarkStart w:id="91" w:name="def-half-space"/>
+    <w:bookmarkEnd w:id="90"/>
+    <w:bookmarkStart w:id="92" w:name="def-half-space"/>
     <w:p>
       <w:pPr>
         <w:pStyle w:val="BodyText"/>
@@ -25672,7 +28850,7 @@
       <w:r>
         <w:t xml:space="preserve">be a hyperplane (</w:t>
       </w:r>
-      <w:hyperlink r:id="rId81">
+      <w:hyperlink r:id="rId82">
         <w:r>
           <w:rPr>
             <w:rStyle w:val="Hyperlink"/>
@@ -25734,7 +28912,7 @@
       <w:pPr>
         <w:pStyle w:val="BodyText"/>
       </w:pPr>
-      <w:bookmarkStart w:id="90" w:name="eq-half-space"/>
+      <w:bookmarkStart w:id="91" w:name="eq-half-space"/>
       <w:r>
         <w:t xml:space="preserve">$$
     \mathcal{H}^+ \stackrel{\text{def}}{=}\mathopen{}\left\{\mathord{\smash[b]{\underset{\raise.3ex\hbox{$\scriptstyle\sim$}}{x}}\vphantom{x}}\in \mathbb{R}^p : \mathord{\smash[b]{\underset{\raise.3ex\hbox{$\scriptstyle\sim$}}{w}}\vphantom{w}} \cdot \mathord{\smash[b]{\underset{\raise.3ex\hbox{$\scriptstyle\sim$}}{x}}\vphantom{x}} + b &gt; 0\right\}\mathclose{}
@@ -25742,10 +28920,10 @@
     \mathcal{H}^- \stackrel{\text{def}}{=}\mathopen{}\left\{\mathord{\smash[b]{\underset{\raise.3ex\hbox{$\scriptstyle\sim$}}{x}}\vphantom{x}}\in \mathbb{R}^p : \mathord{\smash[b]{\underset{\raise.3ex\hbox{$\scriptstyle\sim$}}{w}}\vphantom{w}} \cdot \mathord{\smash[b]{\underset{\raise.3ex\hbox{$\scriptstyle\sim$}}{x}}\vphantom{x}} + b &lt; 0\right\}\mathclose{}.
      \qquad(1)$$</w:t>
       </w:r>
-      <w:bookmarkEnd w:id="90"/>
+      <w:bookmarkEnd w:id="91"/>
     </w:p>
-    <w:bookmarkEnd w:id="91"/>
-    <w:bookmarkStart w:id="92" w:name="def-closed-half-space"/>
+    <w:bookmarkEnd w:id="92"/>
+    <w:bookmarkStart w:id="93" w:name="def-closed-half-space"/>
     <w:p>
       <w:pPr>
         <w:pStyle w:val="FirstParagraph"/>
@@ -25916,7 +29094,7 @@
         <w:t xml:space="preserve">.</w:t>
       </w:r>
     </w:p>
-    <w:bookmarkEnd w:id="92"/>
+    <w:bookmarkEnd w:id="93"/>
     <w:p>
       <w:pPr>
         <w:pStyle w:val="BodyText"/>
@@ -26058,7 +29236,7 @@
         <w:t xml:space="preserve">A linear classifier uses this sign to assign one of two labels.</w:t>
       </w:r>
     </w:p>
-    <w:bookmarkStart w:id="93" w:name="exm-half-space-plane"/>
+    <w:bookmarkStart w:id="94" w:name="exm-half-space-plane"/>
     <w:p>
       <w:pPr>
         <w:pStyle w:val="BodyText"/>
@@ -26068,7 +29246,7 @@
           <w:b/>
           <w:bCs/>
         </w:rPr>
-        <w:t xml:space="preserve">Example 22 (Half-spaces of a line in the plane)</w:t>
+        <w:t xml:space="preserve">Example 23 (Half-spaces of a line in the plane)</w:t>
       </w:r>
       <w:r>
         <w:t xml:space="preserve"> </w:t>
@@ -26162,7 +29340,7 @@
       <w:r>
         <w:t xml:space="preserve">(</w:t>
       </w:r>
-      <w:hyperlink r:id="rId81">
+      <w:hyperlink r:id="rId82">
         <w:r>
           <w:rPr>
             <w:rStyle w:val="Hyperlink"/>
@@ -26223,7 +29401,7 @@
         <w:pStyle w:val="Compact"/>
         <w:numPr>
           <w:ilvl w:val="0"/>
-          <w:numId w:val="1006"/>
+          <w:numId w:val="1008"/>
         </w:numPr>
       </w:pPr>
       <w:r>
@@ -26380,7 +29558,7 @@
         <w:pStyle w:val="Compact"/>
         <w:numPr>
           <w:ilvl w:val="0"/>
-          <w:numId w:val="1006"/>
+          <w:numId w:val="1008"/>
         </w:numPr>
       </w:pPr>
       <w:r>
@@ -26510,7 +29688,7 @@
         <w:pStyle w:val="Compact"/>
         <w:numPr>
           <w:ilvl w:val="0"/>
-          <w:numId w:val="1006"/>
+          <w:numId w:val="1008"/>
         </w:numPr>
       </w:pPr>
       <w:r>
@@ -26841,8 +30019,8 @@
         <w:t xml:space="preserve">.</w:t>
       </w:r>
     </w:p>
-    <w:bookmarkEnd w:id="93"/>
-    <w:bookmarkStart w:id="94" w:name="rem-half-space-sides"/>
+    <w:bookmarkEnd w:id="94"/>
+    <w:bookmarkStart w:id="95" w:name="rem-half-space-sides"/>
     <w:p>
       <w:pPr>
         <w:pStyle w:val="BodyText"/>
@@ -27062,8 +30240,8 @@
         <w:t xml:space="preserve">.</w:t>
       </w:r>
     </w:p>
-    <w:bookmarkEnd w:id="94"/>
-    <w:bookmarkStart w:id="95" w:name="thm-half-space-dimension"/>
+    <w:bookmarkEnd w:id="95"/>
+    <w:bookmarkStart w:id="96" w:name="thm-half-space-dimension"/>
     <w:p>
       <w:pPr>
         <w:pStyle w:val="BodyText"/>
@@ -27239,7 +30417,7 @@
         <w:pStyle w:val="Compact"/>
         <w:numPr>
           <w:ilvl w:val="0"/>
-          <w:numId w:val="1007"/>
+          <w:numId w:val="1009"/>
         </w:numPr>
       </w:pPr>
       <w:r>
@@ -27280,7 +30458,7 @@
         <w:pStyle w:val="Compact"/>
         <w:numPr>
           <w:ilvl w:val="0"/>
-          <w:numId w:val="1007"/>
+          <w:numId w:val="1009"/>
         </w:numPr>
       </w:pPr>
       <m:oMath>
@@ -27391,7 +30569,7 @@
         <w:t xml:space="preserve">.</w:t>
       </w:r>
     </w:p>
-    <w:bookmarkEnd w:id="95"/>
+    <w:bookmarkEnd w:id="96"/>
     <w:p>
       <w:pPr>
         <w:pStyle w:val="BodyText"/>
@@ -27479,7 +30657,7 @@
         <w:t xml:space="preserve"> </w:t>
       </w:r>
       <w:r>
-        <w:t xml:space="preserve">Conversely, fix any</w:t>
+        <w:t xml:space="preserve">Conversely, take any</w:t>
       </w:r>
       <w:r>
         <w:t xml:space="preserve"> </w:t>
@@ -27491,10 +30669,7 @@
         <w:t xml:space="preserve"> </w:t>
       </w:r>
       <w:r>
-        <w:t xml:space="preserve">(it exists by</w:t>
-      </w:r>
-      <w:r>
-        <w:t xml:space="preserve"> </w:t>
+        <w:t xml:space="preserve">(</w:t>
       </w:r>
       <w:hyperlink w:anchor="thm-hyperplane-subspace">
         <w:r>
@@ -27508,7 +30683,7 @@
         <w:t xml:space="preserve"> </w:t>
       </w:r>
       <w:r>
-        <w:t xml:space="preserve">part 2).</w:t>
+        <w:t xml:space="preserve">part 2 gives such a point).</w:t>
       </w:r>
       <w:r>
         <w:t xml:space="preserve"> </w:t>
@@ -27778,7 +30953,7 @@
         <w:t xml:space="preserve"> </w:t>
       </w:r>
       <w:r>
-        <w:t xml:space="preserve">For the other direction, fix any</w:t>
+        <w:t xml:space="preserve">For the reverse inclusion, take any</w:t>
       </w:r>
       <w:r>
         <w:t xml:space="preserve"> </w:t>
@@ -27787,10 +30962,13 @@
         <w:t xml:space="preserve">$\mathord{\smash[b]{\underset{\raise.3ex\hbox{$\scriptstyle\sim$}}{x}}\vphantom{x}}_0 \in \mathcal{H}$</w:t>
       </w:r>
       <w:r>
-        <w:t xml:space="preserve"> </w:t>
-      </w:r>
-      <w:r>
-        <w:t xml:space="preserve">and any</w:t>
+        <w:t xml:space="preserve">.</w:t>
+      </w:r>
+      <w:r>
+        <w:t xml:space="preserve"> </w:t>
+      </w:r>
+      <w:r>
+        <w:t xml:space="preserve">Take any</w:t>
       </w:r>
       <w:r>
         <w:t xml:space="preserve"> </w:t>
@@ -28088,7 +31266,7 @@
       <w:r>
         <w:t xml:space="preserve">(</w:t>
       </w:r>
-      <w:hyperlink r:id="rId53">
+      <w:hyperlink r:id="rId49">
         <w:r>
           <w:rPr>
             <w:rStyle w:val="Hyperlink"/>
@@ -28193,7 +31371,7 @@
         <w:t xml:space="preserve">.</w:t>
       </w:r>
     </w:p>
-    <w:bookmarkStart w:id="100" w:name="exm-half-space-iris"/>
+    <w:bookmarkStart w:id="101" w:name="exm-half-space-iris"/>
     <w:p>
       <w:pPr>
         <w:pStyle w:val="BodyText"/>
@@ -28203,7 +31381,7 @@
           <w:b/>
           <w:bCs/>
         </w:rPr>
-        <w:t xml:space="preserve">Example 23 (Two iris species on either side of a line)</w:t>
+        <w:t xml:space="preserve">Example 24 (Two iris species on either side of a line)</w:t>
       </w:r>
       <w:r>
         <w:t xml:space="preserve"> </w:t>
@@ -28336,7 +31514,7 @@
       <w:r>
         <w:t xml:space="preserve">(</w:t>
       </w:r>
-      <w:hyperlink r:id="rId81">
+      <w:hyperlink r:id="rId82">
         <w:r>
           <w:rPr>
             <w:rStyle w:val="Hyperlink"/>
@@ -29306,7 +32484,7 @@
       <w:tr>
         <w:tc>
           <w:tcPr/>
-          <w:bookmarkStart w:id="99" w:name="fig-half-space-iris"/>
+          <w:bookmarkStart w:id="100" w:name="fig-half-space-iris"/>
           <w:p>
             <w:pPr>
               <w:pStyle w:val="Compact"/>
@@ -29317,18 +32495,18 @@
                 <wp:inline>
                   <wp:extent cx="4620126" cy="3696101"/>
                   <wp:effectExtent b="0" l="0" r="0" t="0"/>
-                  <wp:docPr descr="" title="" id="97" name="Picture"/>
+                  <wp:docPr descr="" title="" id="98" name="Picture"/>
                   <a:graphic>
                     <a:graphicData uri="http://schemas.openxmlformats.org/drawingml/2006/picture">
                       <pic:pic>
                         <pic:nvPicPr>
-                          <pic:cNvPr descr="linear-algebra-rank-nullity_files/figure-docx/fig-half-space-iris-1.png" id="98" name="Picture"/>
+                          <pic:cNvPr descr="linear-algebra-rank-nullity_files/figure-docx/fig-half-space-iris-1.png" id="99" name="Picture"/>
                           <pic:cNvPicPr>
                             <a:picLocks noChangeArrowheads="1" noChangeAspect="1"/>
                           </pic:cNvPicPr>
                         </pic:nvPicPr>
                         <pic:blipFill>
-                          <a:blip r:embed="rId96"/>
+                          <a:blip r:embed="rId97"/>
                           <a:stretch>
                             <a:fillRect/>
                           </a:stretch>
@@ -29368,7 +32546,7 @@
               <w:t xml:space="preserve">Figure 1: Petal length and width of versicolor and virginica irises, with the line where a logistic regression is indifferent between the two species</w:t>
             </w:r>
           </w:p>
-          <w:bookmarkEnd w:id="99"/>
+          <w:bookmarkEnd w:id="100"/>
         </w:tc>
       </w:tr>
     </w:tbl>
@@ -29592,8 +32770,8 @@
         <w:t xml:space="preserve">).</w:t>
       </w:r>
     </w:p>
-    <w:bookmarkEnd w:id="100"/>
-    <w:bookmarkStart w:id="101" w:name="exr-half-space-sides"/>
+    <w:bookmarkEnd w:id="101"/>
+    <w:bookmarkStart w:id="102" w:name="exr-half-space-sides"/>
     <w:p>
       <w:pPr>
         <w:pStyle w:val="BodyText"/>
@@ -29702,7 +32880,7 @@
           <w:rPr>
             <w:rStyle w:val="Hyperlink"/>
           </w:rPr>
-          <w:t xml:space="preserve">Example 20</w:t>
+          <w:t xml:space="preserve">Example 21</w:t>
         </w:r>
       </w:hyperlink>
       <w:r>
@@ -29714,7 +32892,7 @@
         <w:pStyle w:val="Compact"/>
         <w:numPr>
           <w:ilvl w:val="0"/>
-          <w:numId w:val="1008"/>
+          <w:numId w:val="1010"/>
         </w:numPr>
       </w:pPr>
       <w:r>
@@ -29938,7 +33116,7 @@
         <w:pStyle w:val="Compact"/>
         <w:numPr>
           <w:ilvl w:val="0"/>
-          <w:numId w:val="1008"/>
+          <w:numId w:val="1010"/>
         </w:numPr>
       </w:pPr>
       <w:r>
@@ -29985,7 +33163,7 @@
         <w:pStyle w:val="Compact"/>
         <w:numPr>
           <w:ilvl w:val="0"/>
-          <w:numId w:val="1008"/>
+          <w:numId w:val="1010"/>
         </w:numPr>
       </w:pPr>
       <w:r>
@@ -30081,8 +33259,8 @@
         <w:t xml:space="preserve">).</w:t>
       </w:r>
     </w:p>
-    <w:bookmarkEnd w:id="101"/>
-    <w:bookmarkStart w:id="102" w:name="sol-half-space-sides"/>
+    <w:bookmarkEnd w:id="102"/>
+    <w:bookmarkStart w:id="103" w:name="sol-half-space-sides"/>
     <w:p>
       <w:pPr>
         <w:pStyle w:val="FirstParagraph"/>
@@ -30102,7 +33280,7 @@
       <w:pPr>
         <w:numPr>
           <w:ilvl w:val="0"/>
-          <w:numId w:val="1009"/>
+          <w:numId w:val="1011"/>
         </w:numPr>
       </w:pPr>
       <w:r>
@@ -30126,7 +33304,7 @@
         <w:pStyle w:val="Compact"/>
         <w:numPr>
           <w:ilvl w:val="1"/>
-          <w:numId w:val="1010"/>
+          <w:numId w:val="1012"/>
         </w:numPr>
       </w:pPr>
       <w:r>
@@ -30271,7 +33449,7 @@
         <w:pStyle w:val="Compact"/>
         <w:numPr>
           <w:ilvl w:val="1"/>
-          <w:numId w:val="1010"/>
+          <w:numId w:val="1012"/>
         </w:numPr>
       </w:pPr>
       <w:r>
@@ -30389,7 +33567,7 @@
         <w:pStyle w:val="Compact"/>
         <w:numPr>
           <w:ilvl w:val="1"/>
-          <w:numId w:val="1010"/>
+          <w:numId w:val="1012"/>
         </w:numPr>
       </w:pPr>
       <w:r>
@@ -30527,7 +33705,7 @@
       <w:pPr>
         <w:numPr>
           <w:ilvl w:val="0"/>
-          <w:numId w:val="1009"/>
+          <w:numId w:val="1011"/>
         </w:numPr>
       </w:pPr>
       <w:r>
@@ -30951,7 +34129,7 @@
       <w:pPr>
         <w:numPr>
           <w:ilvl w:val="0"/>
-          <w:numId w:val="1009"/>
+          <w:numId w:val="1011"/>
         </w:numPr>
       </w:pPr>
       <w:r>
@@ -31136,8 +34314,8 @@
         <w:t xml:space="preserve">.</w:t>
       </w:r>
     </w:p>
-    <w:bookmarkEnd w:id="102"/>
-    <w:bookmarkStart w:id="103" w:name="def-rank-factorization"/>
+    <w:bookmarkEnd w:id="103"/>
+    <w:bookmarkStart w:id="104" w:name="def-rank-factorization"/>
     <w:p>
       <w:pPr>
         <w:pStyle w:val="FirstParagraph"/>
@@ -31426,8 +34604,8 @@
         </m:oMath>
       </m:oMathPara>
     </w:p>
-    <w:bookmarkEnd w:id="103"/>
-    <w:bookmarkStart w:id="104" w:name="exm-rank-factorization"/>
+    <w:bookmarkEnd w:id="104"/>
+    <w:bookmarkStart w:id="105" w:name="exm-rank-factorization"/>
     <w:p>
       <w:pPr>
         <w:pStyle w:val="FirstParagraph"/>
@@ -31437,7 +34615,7 @@
           <w:b/>
           <w:bCs/>
         </w:rPr>
-        <w:t xml:space="preserve">Example 24 (A rank factorization of a rank-one matrix)</w:t>
+        <w:t xml:space="preserve">Example 25 (A rank factorization of a rank-one matrix)</w:t>
       </w:r>
       <w:r>
         <w:t xml:space="preserve"> </w:t>
@@ -31498,7 +34676,7 @@
           <w:rPr>
             <w:rStyle w:val="Hyperlink"/>
           </w:rPr>
-          <w:t xml:space="preserve">Example 11</w:t>
+          <w:t xml:space="preserve">Example 10</w:t>
         </w:r>
       </w:hyperlink>
       <w:r>
@@ -32440,8 +35618,8 @@
         <w:t xml:space="preserve">.</w:t>
       </w:r>
     </w:p>
-    <w:bookmarkEnd w:id="104"/>
-    <w:bookmarkStart w:id="105" w:name="thm-rank-factorization"/>
+    <w:bookmarkEnd w:id="105"/>
+    <w:bookmarkStart w:id="106" w:name="thm-rank-factorization"/>
     <w:p>
       <w:pPr>
         <w:pStyle w:val="BodyText"/>
@@ -32620,7 +35798,7 @@
         <w:t xml:space="preserve">.</w:t>
       </w:r>
     </w:p>
-    <w:bookmarkEnd w:id="105"/>
+    <w:bookmarkEnd w:id="106"/>
     <w:p>
       <w:pPr>
         <w:pStyle w:val="BodyText"/>
@@ -32687,7 +35865,7 @@
           <w:rPr>
             <w:rStyle w:val="Hyperlink"/>
           </w:rPr>
-          <w:t xml:space="preserve">Theorem 7</w:t>
+          <w:t xml:space="preserve">Theorem 6</w:t>
         </w:r>
       </w:hyperlink>
       <w:r>
@@ -32711,7 +35889,7 @@
       <w:r>
         <w:t xml:space="preserve">(</w:t>
       </w:r>
-      <w:hyperlink r:id="rId58">
+      <w:hyperlink r:id="rId54">
         <w:r>
           <w:rPr>
             <w:rStyle w:val="Hyperlink"/>
@@ -33115,7 +36293,7 @@
         <w:t xml:space="preserve">.</w:t>
       </w:r>
     </w:p>
-    <w:bookmarkStart w:id="106" w:name="exm-rank-factorization-construct"/>
+    <w:bookmarkStart w:id="107" w:name="exm-rank-factorization-construct"/>
     <w:p>
       <w:pPr>
         <w:pStyle w:val="BodyText"/>
@@ -33125,7 +36303,7 @@
           <w:b/>
           <w:bCs/>
         </w:rPr>
-        <w:t xml:space="preserve">Example 25 (Building a rank factorization from a basis)</w:t>
+        <w:t xml:space="preserve">Example 26 (Building a rank factorization from a basis)</w:t>
       </w:r>
       <w:r>
         <w:t xml:space="preserve"> </w:t>
@@ -33784,16 +36962,16 @@
           <w:rPr>
             <w:rStyle w:val="Hyperlink"/>
           </w:rPr>
-          <w:t xml:space="preserve">Example 24</w:t>
+          <w:t xml:space="preserve">Example 25</w:t>
         </w:r>
       </w:hyperlink>
       <w:r>
         <w:t xml:space="preserve">.</w:t>
       </w:r>
     </w:p>
-    <w:bookmarkEnd w:id="106"/>
-    <w:bookmarkStart w:id="121" w:name="refs"/>
-    <w:bookmarkStart w:id="108" w:name="ref-wikipedia_row_and_column_spaces"/>
+    <w:bookmarkEnd w:id="107"/>
+    <w:bookmarkStart w:id="122" w:name="refs"/>
+    <w:bookmarkStart w:id="109" w:name="ref-wikipedia_row_and_column_spaces"/>
     <w:p>
       <w:pPr>
         <w:pStyle w:val="Bibliography"/>
@@ -33840,7 +37018,7 @@
       <w:r>
         <w:t xml:space="preserve"> </w:t>
       </w:r>
-      <w:hyperlink r:id="rId107">
+      <w:hyperlink r:id="rId108">
         <w:r>
           <w:rPr>
             <w:rStyle w:val="Hyperlink"/>
@@ -33849,8 +37027,8 @@
         </w:r>
       </w:hyperlink>
     </w:p>
-    <w:bookmarkEnd w:id="108"/>
-    <w:bookmarkStart w:id="110" w:name="ref-wikipedia_gram_matrix"/>
+    <w:bookmarkEnd w:id="109"/>
+    <w:bookmarkStart w:id="111" w:name="ref-wikipedia_gram_matrix"/>
     <w:p>
       <w:pPr>
         <w:pStyle w:val="Bibliography"/>
@@ -33897,7 +37075,7 @@
       <w:r>
         <w:t xml:space="preserve"> </w:t>
       </w:r>
-      <w:hyperlink r:id="rId109">
+      <w:hyperlink r:id="rId110">
         <w:r>
           <w:rPr>
             <w:rStyle w:val="Hyperlink"/>
@@ -33906,8 +37084,8 @@
         </w:r>
       </w:hyperlink>
     </w:p>
-    <w:bookmarkEnd w:id="110"/>
-    <w:bookmarkStart w:id="112" w:name="ref-zhou2024rank"/>
+    <w:bookmarkEnd w:id="111"/>
+    <w:bookmarkStart w:id="113" w:name="ref-zhou2024rank"/>
     <w:p>
       <w:pPr>
         <w:pStyle w:val="Bibliography"/>
@@ -33939,7 +37117,7 @@
       <w:r>
         <w:t xml:space="preserve"> </w:t>
       </w:r>
-      <w:hyperlink r:id="rId111">
+      <w:hyperlink r:id="rId112">
         <w:r>
           <w:rPr>
             <w:rStyle w:val="Hyperlink"/>
@@ -33948,8 +37126,8 @@
         </w:r>
       </w:hyperlink>
     </w:p>
-    <w:bookmarkEnd w:id="112"/>
-    <w:bookmarkStart w:id="114" w:name="ref-wikipedia_rank_nullity_theorem"/>
+    <w:bookmarkEnd w:id="113"/>
+    <w:bookmarkStart w:id="115" w:name="ref-wikipedia_rank_nullity_theorem"/>
     <w:p>
       <w:pPr>
         <w:pStyle w:val="Bibliography"/>
@@ -33996,7 +37174,7 @@
       <w:r>
         <w:t xml:space="preserve"> </w:t>
       </w:r>
-      <w:hyperlink r:id="rId113">
+      <w:hyperlink r:id="rId114">
         <w:r>
           <w:rPr>
             <w:rStyle w:val="Hyperlink"/>
@@ -34005,8 +37183,8 @@
         </w:r>
       </w:hyperlink>
     </w:p>
-    <w:bookmarkEnd w:id="114"/>
-    <w:bookmarkStart w:id="116" w:name="ref-wikipedia_affine_space"/>
+    <w:bookmarkEnd w:id="115"/>
+    <w:bookmarkStart w:id="117" w:name="ref-wikipedia_affine_space"/>
     <w:p>
       <w:pPr>
         <w:pStyle w:val="Bibliography"/>
@@ -34053,7 +37231,7 @@
       <w:r>
         <w:t xml:space="preserve"> </w:t>
       </w:r>
-      <w:hyperlink r:id="rId115">
+      <w:hyperlink r:id="rId116">
         <w:r>
           <w:rPr>
             <w:rStyle w:val="Hyperlink"/>
@@ -34062,8 +37240,8 @@
         </w:r>
       </w:hyperlink>
     </w:p>
-    <w:bookmarkEnd w:id="116"/>
-    <w:bookmarkStart w:id="118" w:name="ref-wikipedia_half_space_geometry"/>
+    <w:bookmarkEnd w:id="117"/>
+    <w:bookmarkStart w:id="119" w:name="ref-wikipedia_half_space_geometry"/>
     <w:p>
       <w:pPr>
         <w:pStyle w:val="Bibliography"/>
@@ -34110,7 +37288,7 @@
       <w:r>
         <w:t xml:space="preserve"> </w:t>
       </w:r>
-      <w:hyperlink r:id="rId117">
+      <w:hyperlink r:id="rId118">
         <w:r>
           <w:rPr>
             <w:rStyle w:val="Hyperlink"/>
@@ -34119,8 +37297,8 @@
         </w:r>
       </w:hyperlink>
     </w:p>
-    <w:bookmarkEnd w:id="118"/>
-    <w:bookmarkStart w:id="120" w:name="ref-wikipedia_rank_factorization"/>
+    <w:bookmarkEnd w:id="119"/>
+    <w:bookmarkStart w:id="121" w:name="ref-wikipedia_rank_factorization"/>
     <w:p>
       <w:pPr>
         <w:pStyle w:val="Bibliography"/>
@@ -34167,7 +37345,7 @@
       <w:r>
         <w:t xml:space="preserve"> </w:t>
       </w:r>
-      <w:hyperlink r:id="rId119">
+      <w:hyperlink r:id="rId120">
         <w:r>
           <w:rPr>
             <w:rStyle w:val="Hyperlink"/>
@@ -34176,9 +37354,9 @@
         </w:r>
       </w:hyperlink>
     </w:p>
-    <w:bookmarkEnd w:id="120"/>
     <w:bookmarkEnd w:id="121"/>
     <w:bookmarkEnd w:id="122"/>
+    <w:bookmarkEnd w:id="123"/>
     <w:sectPr>
       <w:footnotePr>
         <w:numRestart w:val="eachSect"/>
@@ -34511,34 +37689,7 @@
     </w:lvlOverride>
   </w:num>
   <w:num w:numId="1002">
-    <w:abstractNumId w:val="99411"/>
-    <w:lvlOverride w:ilvl="0">
-      <w:startOverride w:val="1"/>
-    </w:lvlOverride>
-    <w:lvlOverride w:ilvl="1">
-      <w:startOverride w:val="1"/>
-    </w:lvlOverride>
-    <w:lvlOverride w:ilvl="2">
-      <w:startOverride w:val="1"/>
-    </w:lvlOverride>
-    <w:lvlOverride w:ilvl="3">
-      <w:startOverride w:val="1"/>
-    </w:lvlOverride>
-    <w:lvlOverride w:ilvl="4">
-      <w:startOverride w:val="1"/>
-    </w:lvlOverride>
-    <w:lvlOverride w:ilvl="5">
-      <w:startOverride w:val="1"/>
-    </w:lvlOverride>
-    <w:lvlOverride w:ilvl="6">
-      <w:startOverride w:val="1"/>
-    </w:lvlOverride>
-    <w:lvlOverride w:ilvl="7">
-      <w:startOverride w:val="1"/>
-    </w:lvlOverride>
-    <w:lvlOverride w:ilvl="8">
-      <w:startOverride w:val="1"/>
-    </w:lvlOverride>
+    <w:abstractNumId w:val="991"/>
   </w:num>
   <w:num w:numId="1003">
     <w:abstractNumId w:val="99411"/>
@@ -34637,34 +37788,7 @@
     </w:lvlOverride>
   </w:num>
   <w:num w:numId="1008">
-    <w:abstractNumId w:val="99411"/>
-    <w:lvlOverride w:ilvl="0">
-      <w:startOverride w:val="1"/>
-    </w:lvlOverride>
-    <w:lvlOverride w:ilvl="1">
-      <w:startOverride w:val="1"/>
-    </w:lvlOverride>
-    <w:lvlOverride w:ilvl="2">
-      <w:startOverride w:val="1"/>
-    </w:lvlOverride>
-    <w:lvlOverride w:ilvl="3">
-      <w:startOverride w:val="1"/>
-    </w:lvlOverride>
-    <w:lvlOverride w:ilvl="4">
-      <w:startOverride w:val="1"/>
-    </w:lvlOverride>
-    <w:lvlOverride w:ilvl="5">
-      <w:startOverride w:val="1"/>
-    </w:lvlOverride>
-    <w:lvlOverride w:ilvl="6">
-      <w:startOverride w:val="1"/>
-    </w:lvlOverride>
-    <w:lvlOverride w:ilvl="7">
-      <w:startOverride w:val="1"/>
-    </w:lvlOverride>
-    <w:lvlOverride w:ilvl="8">
-      <w:startOverride w:val="1"/>
-    </w:lvlOverride>
+    <w:abstractNumId w:val="991"/>
   </w:num>
   <w:num w:numId="1009">
     <w:abstractNumId w:val="99411"/>
@@ -34697,6 +37821,66 @@
     </w:lvlOverride>
   </w:num>
   <w:num w:numId="1010">
+    <w:abstractNumId w:val="99411"/>
+    <w:lvlOverride w:ilvl="0">
+      <w:startOverride w:val="1"/>
+    </w:lvlOverride>
+    <w:lvlOverride w:ilvl="1">
+      <w:startOverride w:val="1"/>
+    </w:lvlOverride>
+    <w:lvlOverride w:ilvl="2">
+      <w:startOverride w:val="1"/>
+    </w:lvlOverride>
+    <w:lvlOverride w:ilvl="3">
+      <w:startOverride w:val="1"/>
+    </w:lvlOverride>
+    <w:lvlOverride w:ilvl="4">
+      <w:startOverride w:val="1"/>
+    </w:lvlOverride>
+    <w:lvlOverride w:ilvl="5">
+      <w:startOverride w:val="1"/>
+    </w:lvlOverride>
+    <w:lvlOverride w:ilvl="6">
+      <w:startOverride w:val="1"/>
+    </w:lvlOverride>
+    <w:lvlOverride w:ilvl="7">
+      <w:startOverride w:val="1"/>
+    </w:lvlOverride>
+    <w:lvlOverride w:ilvl="8">
+      <w:startOverride w:val="1"/>
+    </w:lvlOverride>
+  </w:num>
+  <w:num w:numId="1011">
+    <w:abstractNumId w:val="99411"/>
+    <w:lvlOverride w:ilvl="0">
+      <w:startOverride w:val="1"/>
+    </w:lvlOverride>
+    <w:lvlOverride w:ilvl="1">
+      <w:startOverride w:val="1"/>
+    </w:lvlOverride>
+    <w:lvlOverride w:ilvl="2">
+      <w:startOverride w:val="1"/>
+    </w:lvlOverride>
+    <w:lvlOverride w:ilvl="3">
+      <w:startOverride w:val="1"/>
+    </w:lvlOverride>
+    <w:lvlOverride w:ilvl="4">
+      <w:startOverride w:val="1"/>
+    </w:lvlOverride>
+    <w:lvlOverride w:ilvl="5">
+      <w:startOverride w:val="1"/>
+    </w:lvlOverride>
+    <w:lvlOverride w:ilvl="6">
+      <w:startOverride w:val="1"/>
+    </w:lvlOverride>
+    <w:lvlOverride w:ilvl="7">
+      <w:startOverride w:val="1"/>
+    </w:lvlOverride>
+    <w:lvlOverride w:ilvl="8">
+      <w:startOverride w:val="1"/>
+    </w:lvlOverride>
+  </w:num>
+  <w:num w:numId="1012">
     <w:abstractNumId w:val="991"/>
   </w:num>
 </w:numbering>
